--- a/Q4-report.docx
+++ b/Q4-report.docx
@@ -1,6 +1,6 @@
 
 <file path=word/document.xml><?xml version="1.0" encoding="utf-8"?>
-<w:document xmlns:wpc="http://schemas.microsoft.com/office/word/2010/wordprocessingCanvas" xmlns:cx="http://schemas.microsoft.com/office/drawing/2014/chartex" xmlns:cx1="http://schemas.microsoft.com/office/drawing/2015/9/8/chartex" xmlns:cx2="http://schemas.microsoft.com/office/drawing/2015/10/21/chartex" xmlns:cx3="http://schemas.microsoft.com/office/drawing/2016/5/9/chartex" xmlns:cx4="http://schemas.microsoft.com/office/drawing/2016/5/10/chartex" xmlns:cx5="http://schemas.microsoft.com/office/drawing/2016/5/11/chartex" xmlns:cx6="http://schemas.microsoft.com/office/drawing/2016/5/12/chartex" xmlns:cx7="http://schemas.microsoft.com/office/drawing/2016/5/13/chartex" xmlns:cx8="http://schemas.microsoft.com/office/drawing/2016/5/14/chartex" xmlns:mc="http://schemas.openxmlformats.org/markup-compatibility/2006" xmlns:aink="http://schemas.microsoft.com/office/drawing/2016/ink" xmlns:am3d="http://schemas.microsoft.com/office/drawing/2017/model3d" xmlns:o="urn:schemas-microsoft-com:office:office" xmlns:oel="http://schemas.microsoft.com/office/2019/extlst" xmlns:r="http://schemas.openxmlformats.org/officeDocument/2006/relationships" xmlns:m="http://schemas.openxmlformats.org/officeDocument/2006/math" xmlns:v="urn:schemas-microsoft-com:vml" xmlns:wp14="http://schemas.microsoft.com/office/word/2010/wordprocessingDrawing" xmlns:wp="http://schemas.openxmlformats.org/drawingml/2006/wordprocessingDrawing" xmlns:w10="urn:schemas-microsoft-com:office:word" xmlns:w="http://schemas.openxmlformats.org/wordprocessingml/2006/main" xmlns:w14="http://schemas.microsoft.com/office/word/2010/wordml" xmlns:w15="http://schemas.microsoft.com/office/word/2012/wordml" xmlns:w16cex="http://schemas.microsoft.com/office/word/2018/wordml/cex" xmlns:w16cid="http://schemas.microsoft.com/office/word/2016/wordml/cid" xmlns:w16="http://schemas.microsoft.com/office/word/2018/wordml" xmlns:w16du="http://schemas.microsoft.com/office/word/2023/wordml/word16du" xmlns:w16sdtdh="http://schemas.microsoft.com/office/word/2020/wordml/sdtdatahash" xmlns:w16sdtfl="http://schemas.microsoft.com/office/word/2024/wordml/sdtformatlock" xmlns:w16se="http://schemas.microsoft.com/office/word/2015/wordml/symex" xmlns:wpg="http://schemas.microsoft.com/office/word/2010/wordprocessingGroup" xmlns:wpi="http://schemas.microsoft.com/office/word/2010/wordprocessingInk" xmlns:wne="http://schemas.microsoft.com/office/word/2006/wordml" xmlns:wps="http://schemas.microsoft.com/office/word/2010/wordprocessingShape" mc:Ignorable="w14 w15 w16se w16cid w16 w16cex w16sdtdh w16sdtfl w16du wp14">
+<w:document xmlns:wpc="http://schemas.microsoft.com/office/word/2010/wordprocessingCanvas" xmlns:cx="http://schemas.microsoft.com/office/drawing/2014/chartex" xmlns:cx1="http://schemas.microsoft.com/office/drawing/2015/9/8/chartex" xmlns:cx2="http://schemas.microsoft.com/office/drawing/2015/10/21/chartex" xmlns:cx3="http://schemas.microsoft.com/office/drawing/2016/5/9/chartex" xmlns:cx4="http://schemas.microsoft.com/office/drawing/2016/5/10/chartex" xmlns:cx5="http://schemas.microsoft.com/office/drawing/2016/5/11/chartex" xmlns:cx6="http://schemas.microsoft.com/office/drawing/2016/5/12/chartex" xmlns:cx7="http://schemas.microsoft.com/office/drawing/2016/5/13/chartex" xmlns:cx8="http://schemas.microsoft.com/office/drawing/2016/5/14/chartex" xmlns:mc="http://schemas.openxmlformats.org/markup-compatibility/2006" xmlns:aink="http://schemas.microsoft.com/office/drawing/2016/ink" xmlns:am3d="http://schemas.microsoft.com/office/drawing/2017/model3d" xmlns:o="urn:schemas-microsoft-com:office:office" xmlns:oel="http://schemas.microsoft.com/office/2019/extlst" xmlns:r="http://schemas.openxmlformats.org/officeDocument/2006/relationships" xmlns:m="http://schemas.openxmlformats.org/officeDocument/2006/math" xmlns:v="urn:schemas-microsoft-com:vml" xmlns:wp14="http://schemas.microsoft.com/office/word/2010/wordprocessingDrawing" xmlns:wp="http://schemas.openxmlformats.org/drawingml/2006/wordprocessingDrawing" xmlns:w10="urn:schemas-microsoft-com:office:word" xmlns:w="http://schemas.openxmlformats.org/wordprocessingml/2006/main" xmlns:w14="http://schemas.microsoft.com/office/word/2010/wordml" xmlns:w15="http://schemas.microsoft.com/office/word/2012/wordml" xmlns:w16cex="http://schemas.microsoft.com/office/word/2018/wordml/cex" xmlns:w16cid="http://schemas.microsoft.com/office/word/2016/wordml/cid" xmlns:w16="http://schemas.microsoft.com/office/word/2018/wordml" xmlns:w16du="http://schemas.microsoft.com/office/word/2023/wordml/word16du" xmlns:w16sdtdh="http://schemas.microsoft.com/office/word/2020/wordml/sdtdatahash" xmlns:w16se="http://schemas.microsoft.com/office/word/2015/wordml/symex" xmlns:wpg="http://schemas.microsoft.com/office/word/2010/wordprocessingGroup" xmlns:wpi="http://schemas.microsoft.com/office/word/2010/wordprocessingInk" xmlns:wne="http://schemas.microsoft.com/office/word/2006/wordml" xmlns:wps="http://schemas.microsoft.com/office/word/2010/wordprocessingShape" mc:Ignorable="w14 w15 w16se w16cid w16 w16cex w16sdtdh w16du wp14">
   <w:body>
     <w:p>
       <w:pPr>
@@ -55,32 +55,17 @@
           <w:sz w:val="22"/>
           <w:szCs w:val="22"/>
         </w:rPr>
-        <w:t xml:space="preserve">First, we create a function that models one game and </w:t>
-      </w:r>
-      <w:r>
-        <w:rPr>
-          <w:rFonts w:ascii="Times New Roman" w:hAnsi="Times New Roman" w:cs="Times New Roman"/>
-          <w:sz w:val="22"/>
-          <w:szCs w:val="22"/>
-        </w:rPr>
-        <w:t>builds</w:t>
-      </w:r>
-      <w:r>
-        <w:rPr>
-          <w:rFonts w:ascii="Times New Roman" w:hAnsi="Times New Roman" w:cs="Times New Roman"/>
-          <w:sz w:val="22"/>
-          <w:szCs w:val="22"/>
-        </w:rPr>
-        <w:t xml:space="preserve"> a deck with numbers 1-8 (with four numbers repeated).</w:t>
+        <w:t>First, we create a function that models one game and builds a deck with numbers 1-8 (with four numbers repeated).</w:t>
       </w:r>
     </w:p>
     <w:p>
       <w:pPr>
         <w:pStyle w:val="FirstParagraph"/>
         <w:rPr>
-          <w:rFonts w:ascii="Times New Roman" w:hAnsi="Times New Roman" w:cs="Times New Roman"/>
-          <w:sz w:val="22"/>
-          <w:szCs w:val="22"/>
+          <w:rFonts w:ascii="Times New Roman" w:hAnsi="Times New Roman" w:cs="Times New Roman" w:hint="eastAsia"/>
+          <w:sz w:val="22"/>
+          <w:szCs w:val="22"/>
+          <w:lang w:eastAsia="zh-CN"/>
         </w:rPr>
       </w:pPr>
       <w:r>
@@ -91,16 +76,15 @@
         </w:rPr>
         <w:t>Then, we randomly deal 4 cards to each player.</w:t>
       </w:r>
-    </w:p>
-    <w:p>
-      <w:pPr>
-        <w:pStyle w:val="FirstParagraph"/>
-        <w:rPr>
-          <w:rFonts w:ascii="Times New Roman" w:hAnsi="Times New Roman" w:cs="Times New Roman"/>
-          <w:sz w:val="22"/>
-          <w:szCs w:val="22"/>
-        </w:rPr>
-      </w:pPr>
+      <w:r>
+        <w:rPr>
+          <w:rFonts w:ascii="Times New Roman" w:hAnsi="Times New Roman" w:cs="Times New Roman" w:hint="eastAsia"/>
+          <w:sz w:val="22"/>
+          <w:szCs w:val="22"/>
+          <w:lang w:eastAsia="zh-CN"/>
+        </w:rPr>
+        <w:t xml:space="preserve"> </w:t>
+      </w:r>
       <w:r>
         <w:rPr>
           <w:rFonts w:ascii="Times New Roman" w:hAnsi="Times New Roman" w:cs="Times New Roman"/>
@@ -108,14 +92,6 @@
           <w:szCs w:val="22"/>
         </w:rPr>
         <w:t>The player who has the lowest sum will be the winner of the game.</w:t>
-      </w:r>
-      <w:r>
-        <w:rPr>
-          <w:rFonts w:ascii="Times New Roman" w:hAnsi="Times New Roman" w:cs="Times New Roman"/>
-          <w:sz w:val="22"/>
-          <w:szCs w:val="22"/>
-        </w:rPr>
-        <w:br/>
       </w:r>
     </w:p>
     <w:p>
@@ -127,13 +103,23 @@
           <w:szCs w:val="22"/>
         </w:rPr>
       </w:pPr>
-      <w:r>
-        <w:rPr>
-          <w:rStyle w:val="NormalTok"/>
-          <w:rFonts w:ascii="Times New Roman" w:hAnsi="Times New Roman" w:cs="Times New Roman"/>
-          <w:szCs w:val="22"/>
-        </w:rPr>
-        <w:t xml:space="preserve">sim_game </w:t>
+      <w:proofErr w:type="spellStart"/>
+      <w:r>
+        <w:rPr>
+          <w:rStyle w:val="NormalTok"/>
+          <w:rFonts w:ascii="Times New Roman" w:hAnsi="Times New Roman" w:cs="Times New Roman"/>
+          <w:szCs w:val="22"/>
+        </w:rPr>
+        <w:t>sim_game</w:t>
+      </w:r>
+      <w:proofErr w:type="spellEnd"/>
+      <w:r>
+        <w:rPr>
+          <w:rStyle w:val="NormalTok"/>
+          <w:rFonts w:ascii="Times New Roman" w:hAnsi="Times New Roman" w:cs="Times New Roman"/>
+          <w:szCs w:val="22"/>
+        </w:rPr>
+        <w:t xml:space="preserve"> </w:t>
       </w:r>
       <w:r>
         <w:rPr>
@@ -1461,39 +1447,7 @@
           <w:rFonts w:ascii="Times New Roman" w:hAnsi="Times New Roman" w:cs="Times New Roman"/>
           <w:szCs w:val="22"/>
         </w:rPr>
-        <w:t>))</w:t>
-      </w:r>
-      <w:r>
-        <w:rPr>
-          <w:rFonts w:ascii="Times New Roman" w:hAnsi="Times New Roman" w:cs="Times New Roman"/>
-          <w:sz w:val="22"/>
-          <w:szCs w:val="22"/>
-        </w:rPr>
-        <w:br/>
-      </w:r>
-      <w:r>
-        <w:rPr>
-          <w:rStyle w:val="NormalTok"/>
-          <w:rFonts w:ascii="Times New Roman" w:hAnsi="Times New Roman" w:cs="Times New Roman"/>
-          <w:szCs w:val="22"/>
-        </w:rPr>
-        <w:t xml:space="preserve">  }</w:t>
-      </w:r>
-      <w:r>
-        <w:rPr>
-          <w:rFonts w:ascii="Times New Roman" w:hAnsi="Times New Roman" w:cs="Times New Roman"/>
-          <w:sz w:val="22"/>
-          <w:szCs w:val="22"/>
-        </w:rPr>
-        <w:br/>
-      </w:r>
-      <w:r>
-        <w:rPr>
-          <w:rStyle w:val="NormalTok"/>
-          <w:rFonts w:ascii="Times New Roman" w:hAnsi="Times New Roman" w:cs="Times New Roman"/>
-          <w:szCs w:val="22"/>
-        </w:rPr>
-        <w:t>}</w:t>
+        <w:t>))}}</w:t>
       </w:r>
       <w:r>
         <w:rPr>
@@ -2013,7 +1967,6 @@
           <w:rFonts w:ascii="Times New Roman" w:hAnsi="Times New Roman" w:cs="Times New Roman"/>
           <w:szCs w:val="22"/>
         </w:rPr>
-        <w:lastRenderedPageBreak/>
         <w:t># Make histograms</w:t>
       </w:r>
       <w:r>
@@ -2554,6 +2507,7 @@
           <w:sz w:val="22"/>
           <w:szCs w:val="22"/>
         </w:rPr>
+        <w:lastRenderedPageBreak/>
         <w:drawing>
           <wp:inline distT="0" distB="0" distL="0" distR="0" wp14:anchorId="7CC8F3FA" wp14:editId="4DD71BB9">
             <wp:extent cx="2977816" cy="2424364"/>
@@ -2604,6 +2558,7 @@
           <w:rFonts w:ascii="Times New Roman" w:hAnsi="Times New Roman" w:cs="Times New Roman"/>
           <w:sz w:val="22"/>
           <w:szCs w:val="22"/>
+          <w:lang w:eastAsia="zh-CN"/>
         </w:rPr>
       </w:pPr>
       <w:r>
@@ -2660,6 +2615,88 @@
           <w:rFonts w:ascii="Times New Roman" w:hAnsi="Times New Roman" w:cs="Times New Roman"/>
           <w:szCs w:val="22"/>
         </w:rPr>
+        <w:t>(all_</w:t>
+      </w:r>
+      <w:proofErr w:type="gramStart"/>
+      <w:r>
+        <w:rPr>
+          <w:rStyle w:val="NormalTok"/>
+          <w:rFonts w:ascii="Times New Roman" w:hAnsi="Times New Roman" w:cs="Times New Roman"/>
+          <w:szCs w:val="22"/>
+        </w:rPr>
+        <w:t>results[</w:t>
+      </w:r>
+      <w:proofErr w:type="gramEnd"/>
+      <w:r>
+        <w:rPr>
+          <w:rStyle w:val="NormalTok"/>
+          <w:rFonts w:ascii="Times New Roman" w:hAnsi="Times New Roman" w:cs="Times New Roman"/>
+          <w:szCs w:val="22"/>
+        </w:rPr>
+        <w:t>,</w:t>
+      </w:r>
+      <w:r>
+        <w:rPr>
+          <w:rStyle w:val="DecValTok"/>
+          <w:rFonts w:ascii="Times New Roman" w:hAnsi="Times New Roman" w:cs="Times New Roman"/>
+          <w:szCs w:val="22"/>
+        </w:rPr>
+        <w:t>1</w:t>
+      </w:r>
+      <w:r>
+        <w:rPr>
+          <w:rStyle w:val="NormalTok"/>
+          <w:rFonts w:ascii="Times New Roman" w:hAnsi="Times New Roman" w:cs="Times New Roman"/>
+          <w:szCs w:val="22"/>
+        </w:rPr>
+        <w:t>])</w:t>
+      </w:r>
+      <w:r>
+        <w:rPr>
+          <w:rFonts w:ascii="Times New Roman" w:hAnsi="Times New Roman" w:cs="Times New Roman"/>
+          <w:sz w:val="22"/>
+          <w:szCs w:val="22"/>
+        </w:rPr>
+        <w:br/>
+      </w:r>
+      <w:r>
+        <w:rPr>
+          <w:rStyle w:val="NormalTok"/>
+          <w:rFonts w:ascii="Times New Roman" w:hAnsi="Times New Roman" w:cs="Times New Roman"/>
+          <w:szCs w:val="22"/>
+        </w:rPr>
+        <w:t xml:space="preserve">avg_p2 </w:t>
+      </w:r>
+      <w:r>
+        <w:rPr>
+          <w:rStyle w:val="OtherTok"/>
+          <w:rFonts w:ascii="Times New Roman" w:hAnsi="Times New Roman" w:cs="Times New Roman"/>
+          <w:szCs w:val="22"/>
+        </w:rPr>
+        <w:t>&lt;-</w:t>
+      </w:r>
+      <w:r>
+        <w:rPr>
+          <w:rStyle w:val="NormalTok"/>
+          <w:rFonts w:ascii="Times New Roman" w:hAnsi="Times New Roman" w:cs="Times New Roman"/>
+          <w:szCs w:val="22"/>
+        </w:rPr>
+        <w:t xml:space="preserve"> </w:t>
+      </w:r>
+      <w:r>
+        <w:rPr>
+          <w:rStyle w:val="FunctionTok"/>
+          <w:rFonts w:ascii="Times New Roman" w:hAnsi="Times New Roman" w:cs="Times New Roman"/>
+          <w:szCs w:val="22"/>
+        </w:rPr>
+        <w:t>mean</w:t>
+      </w:r>
+      <w:r>
+        <w:rPr>
+          <w:rStyle w:val="NormalTok"/>
+          <w:rFonts w:ascii="Times New Roman" w:hAnsi="Times New Roman" w:cs="Times New Roman"/>
+          <w:szCs w:val="22"/>
+        </w:rPr>
         <w:t>(all_results[,</w:t>
       </w:r>
       <w:r>
@@ -2668,7 +2705,7 @@
           <w:rFonts w:ascii="Times New Roman" w:hAnsi="Times New Roman" w:cs="Times New Roman"/>
           <w:szCs w:val="22"/>
         </w:rPr>
-        <w:t>1</w:t>
+        <w:t>2</w:t>
       </w:r>
       <w:r>
         <w:rPr>
@@ -2688,43 +2725,67 @@
       </w:r>
       <w:r>
         <w:rPr>
-          <w:rStyle w:val="NormalTok"/>
-          <w:rFonts w:ascii="Times New Roman" w:hAnsi="Times New Roman" w:cs="Times New Roman"/>
-          <w:szCs w:val="22"/>
-        </w:rPr>
-        <w:t xml:space="preserve">avg_p2 </w:t>
-      </w:r>
-      <w:r>
-        <w:rPr>
-          <w:rStyle w:val="OtherTok"/>
-          <w:rFonts w:ascii="Times New Roman" w:hAnsi="Times New Roman" w:cs="Times New Roman"/>
-          <w:szCs w:val="22"/>
-        </w:rPr>
-        <w:t>&lt;-</w:t>
-      </w:r>
-      <w:r>
-        <w:rPr>
-          <w:rStyle w:val="NormalTok"/>
-          <w:rFonts w:ascii="Times New Roman" w:hAnsi="Times New Roman" w:cs="Times New Roman"/>
-          <w:szCs w:val="22"/>
-        </w:rPr>
-        <w:t xml:space="preserve"> </w:t>
-      </w:r>
-      <w:r>
-        <w:rPr>
           <w:rStyle w:val="FunctionTok"/>
           <w:rFonts w:ascii="Times New Roman" w:hAnsi="Times New Roman" w:cs="Times New Roman"/>
           <w:szCs w:val="22"/>
         </w:rPr>
-        <w:t>mean</w:t>
-      </w:r>
-      <w:r>
-        <w:rPr>
-          <w:rStyle w:val="NormalTok"/>
-          <w:rFonts w:ascii="Times New Roman" w:hAnsi="Times New Roman" w:cs="Times New Roman"/>
-          <w:szCs w:val="22"/>
-        </w:rPr>
-        <w:t>(all_results[,</w:t>
+        <w:t>cat</w:t>
+      </w:r>
+      <w:r>
+        <w:rPr>
+          <w:rStyle w:val="NormalTok"/>
+          <w:rFonts w:ascii="Times New Roman" w:hAnsi="Times New Roman" w:cs="Times New Roman"/>
+          <w:szCs w:val="22"/>
+        </w:rPr>
+        <w:t>(</w:t>
+      </w:r>
+      <w:r>
+        <w:rPr>
+          <w:rStyle w:val="StringTok"/>
+          <w:rFonts w:ascii="Times New Roman" w:hAnsi="Times New Roman" w:cs="Times New Roman"/>
+          <w:szCs w:val="22"/>
+        </w:rPr>
+        <w:t>"</w:t>
+      </w:r>
+      <w:r>
+        <w:rPr>
+          <w:rStyle w:val="SpecialCharTok"/>
+          <w:rFonts w:ascii="Times New Roman" w:hAnsi="Times New Roman" w:cs="Times New Roman"/>
+          <w:szCs w:val="22"/>
+        </w:rPr>
+        <w:t>\n</w:t>
+      </w:r>
+      <w:r>
+        <w:rPr>
+          <w:rStyle w:val="StringTok"/>
+          <w:rFonts w:ascii="Times New Roman" w:hAnsi="Times New Roman" w:cs="Times New Roman"/>
+          <w:szCs w:val="22"/>
+        </w:rPr>
+        <w:t>Player 1 expected value:"</w:t>
+      </w:r>
+      <w:r>
+        <w:rPr>
+          <w:rStyle w:val="NormalTok"/>
+          <w:rFonts w:ascii="Times New Roman" w:hAnsi="Times New Roman" w:cs="Times New Roman"/>
+          <w:szCs w:val="22"/>
+        </w:rPr>
+        <w:t xml:space="preserve">, </w:t>
+      </w:r>
+      <w:r>
+        <w:rPr>
+          <w:rStyle w:val="FunctionTok"/>
+          <w:rFonts w:ascii="Times New Roman" w:hAnsi="Times New Roman" w:cs="Times New Roman"/>
+          <w:szCs w:val="22"/>
+        </w:rPr>
+        <w:t>round</w:t>
+      </w:r>
+      <w:r>
+        <w:rPr>
+          <w:rStyle w:val="NormalTok"/>
+          <w:rFonts w:ascii="Times New Roman" w:hAnsi="Times New Roman" w:cs="Times New Roman"/>
+          <w:szCs w:val="22"/>
+        </w:rPr>
+        <w:t xml:space="preserve">(avg_p1, </w:t>
       </w:r>
       <w:r>
         <w:rPr>
@@ -2732,94 +2793,6 @@
           <w:rFonts w:ascii="Times New Roman" w:hAnsi="Times New Roman" w:cs="Times New Roman"/>
           <w:szCs w:val="22"/>
         </w:rPr>
-        <w:t>2</w:t>
-      </w:r>
-      <w:r>
-        <w:rPr>
-          <w:rStyle w:val="NormalTok"/>
-          <w:rFonts w:ascii="Times New Roman" w:hAnsi="Times New Roman" w:cs="Times New Roman"/>
-          <w:szCs w:val="22"/>
-        </w:rPr>
-        <w:t>])</w:t>
-      </w:r>
-      <w:r>
-        <w:rPr>
-          <w:rFonts w:ascii="Times New Roman" w:hAnsi="Times New Roman" w:cs="Times New Roman"/>
-          <w:sz w:val="22"/>
-          <w:szCs w:val="22"/>
-        </w:rPr>
-        <w:br/>
-      </w:r>
-      <w:r>
-        <w:rPr>
-          <w:rStyle w:val="FunctionTok"/>
-          <w:rFonts w:ascii="Times New Roman" w:hAnsi="Times New Roman" w:cs="Times New Roman"/>
-          <w:szCs w:val="22"/>
-        </w:rPr>
-        <w:t>cat</w:t>
-      </w:r>
-      <w:r>
-        <w:rPr>
-          <w:rStyle w:val="NormalTok"/>
-          <w:rFonts w:ascii="Times New Roman" w:hAnsi="Times New Roman" w:cs="Times New Roman"/>
-          <w:szCs w:val="22"/>
-        </w:rPr>
-        <w:t>(</w:t>
-      </w:r>
-      <w:r>
-        <w:rPr>
-          <w:rStyle w:val="StringTok"/>
-          <w:rFonts w:ascii="Times New Roman" w:hAnsi="Times New Roman" w:cs="Times New Roman"/>
-          <w:szCs w:val="22"/>
-        </w:rPr>
-        <w:t>"</w:t>
-      </w:r>
-      <w:r>
-        <w:rPr>
-          <w:rStyle w:val="SpecialCharTok"/>
-          <w:rFonts w:ascii="Times New Roman" w:hAnsi="Times New Roman" w:cs="Times New Roman"/>
-          <w:szCs w:val="22"/>
-        </w:rPr>
-        <w:t>\n</w:t>
-      </w:r>
-      <w:r>
-        <w:rPr>
-          <w:rStyle w:val="StringTok"/>
-          <w:rFonts w:ascii="Times New Roman" w:hAnsi="Times New Roman" w:cs="Times New Roman"/>
-          <w:szCs w:val="22"/>
-        </w:rPr>
-        <w:t>Player 1 expected value:"</w:t>
-      </w:r>
-      <w:r>
-        <w:rPr>
-          <w:rStyle w:val="NormalTok"/>
-          <w:rFonts w:ascii="Times New Roman" w:hAnsi="Times New Roman" w:cs="Times New Roman"/>
-          <w:szCs w:val="22"/>
-        </w:rPr>
-        <w:t xml:space="preserve">, </w:t>
-      </w:r>
-      <w:r>
-        <w:rPr>
-          <w:rStyle w:val="FunctionTok"/>
-          <w:rFonts w:ascii="Times New Roman" w:hAnsi="Times New Roman" w:cs="Times New Roman"/>
-          <w:szCs w:val="22"/>
-        </w:rPr>
-        <w:t>round</w:t>
-      </w:r>
-      <w:r>
-        <w:rPr>
-          <w:rStyle w:val="NormalTok"/>
-          <w:rFonts w:ascii="Times New Roman" w:hAnsi="Times New Roman" w:cs="Times New Roman"/>
-          <w:szCs w:val="22"/>
-        </w:rPr>
-        <w:t xml:space="preserve">(avg_p1, </w:t>
-      </w:r>
-      <w:r>
-        <w:rPr>
-          <w:rStyle w:val="DecValTok"/>
-          <w:rFonts w:ascii="Times New Roman" w:hAnsi="Times New Roman" w:cs="Times New Roman"/>
-          <w:szCs w:val="22"/>
-        </w:rPr>
         <w:t>4</w:t>
       </w:r>
       <w:r>
@@ -2829,6 +2802,22 @@
           <w:szCs w:val="22"/>
         </w:rPr>
         <w:t>))</w:t>
+      </w:r>
+      <w:r>
+        <w:rPr>
+          <w:rFonts w:ascii="Times New Roman" w:hAnsi="Times New Roman" w:cs="Times New Roman"/>
+          <w:sz w:val="22"/>
+          <w:szCs w:val="22"/>
+        </w:rPr>
+        <w:br/>
+      </w:r>
+      <w:r>
+        <w:rPr>
+          <w:rStyle w:val="VerbatimChar"/>
+          <w:rFonts w:ascii="Times New Roman" w:hAnsi="Times New Roman" w:cs="Times New Roman"/>
+          <w:szCs w:val="22"/>
+        </w:rPr>
+        <w:t>## Player 1 expected value: -0.0077</w:t>
       </w:r>
     </w:p>
     <w:p>
@@ -2840,29 +2829,187 @@
           <w:szCs w:val="22"/>
         </w:rPr>
       </w:pPr>
+      <w:proofErr w:type="gramStart"/>
+      <w:r>
+        <w:rPr>
+          <w:rStyle w:val="FunctionTok"/>
+          <w:rFonts w:ascii="Times New Roman" w:hAnsi="Times New Roman" w:cs="Times New Roman"/>
+          <w:szCs w:val="22"/>
+        </w:rPr>
+        <w:t>cat</w:t>
+      </w:r>
+      <w:r>
+        <w:rPr>
+          <w:rStyle w:val="NormalTok"/>
+          <w:rFonts w:ascii="Times New Roman" w:hAnsi="Times New Roman" w:cs="Times New Roman"/>
+          <w:szCs w:val="22"/>
+        </w:rPr>
+        <w:t>(</w:t>
+      </w:r>
+      <w:proofErr w:type="gramEnd"/>
+      <w:r>
+        <w:rPr>
+          <w:rStyle w:val="StringTok"/>
+          <w:rFonts w:ascii="Times New Roman" w:hAnsi="Times New Roman" w:cs="Times New Roman"/>
+          <w:szCs w:val="22"/>
+        </w:rPr>
+        <w:t>"</w:t>
+      </w:r>
+      <w:r>
+        <w:rPr>
+          <w:rStyle w:val="SpecialCharTok"/>
+          <w:rFonts w:ascii="Times New Roman" w:hAnsi="Times New Roman" w:cs="Times New Roman"/>
+          <w:szCs w:val="22"/>
+        </w:rPr>
+        <w:t>\n</w:t>
+      </w:r>
+      <w:r>
+        <w:rPr>
+          <w:rStyle w:val="StringTok"/>
+          <w:rFonts w:ascii="Times New Roman" w:hAnsi="Times New Roman" w:cs="Times New Roman"/>
+          <w:szCs w:val="22"/>
+        </w:rPr>
+        <w:t>Player 2 expected value:"</w:t>
+      </w:r>
+      <w:r>
+        <w:rPr>
+          <w:rStyle w:val="NormalTok"/>
+          <w:rFonts w:ascii="Times New Roman" w:hAnsi="Times New Roman" w:cs="Times New Roman"/>
+          <w:szCs w:val="22"/>
+        </w:rPr>
+        <w:t xml:space="preserve">, </w:t>
+      </w:r>
+      <w:r>
+        <w:rPr>
+          <w:rStyle w:val="FunctionTok"/>
+          <w:rFonts w:ascii="Times New Roman" w:hAnsi="Times New Roman" w:cs="Times New Roman"/>
+          <w:szCs w:val="22"/>
+        </w:rPr>
+        <w:t>round</w:t>
+      </w:r>
+      <w:r>
+        <w:rPr>
+          <w:rStyle w:val="NormalTok"/>
+          <w:rFonts w:ascii="Times New Roman" w:hAnsi="Times New Roman" w:cs="Times New Roman"/>
+          <w:szCs w:val="22"/>
+        </w:rPr>
+        <w:t xml:space="preserve">(avg_p2, </w:t>
+      </w:r>
+      <w:r>
+        <w:rPr>
+          <w:rStyle w:val="DecValTok"/>
+          <w:rFonts w:ascii="Times New Roman" w:hAnsi="Times New Roman" w:cs="Times New Roman"/>
+          <w:szCs w:val="22"/>
+        </w:rPr>
+        <w:t>4</w:t>
+      </w:r>
+      <w:r>
+        <w:rPr>
+          <w:rStyle w:val="NormalTok"/>
+          <w:rFonts w:ascii="Times New Roman" w:hAnsi="Times New Roman" w:cs="Times New Roman"/>
+          <w:szCs w:val="22"/>
+        </w:rPr>
+        <w:t>))</w:t>
+      </w:r>
+      <w:r>
+        <w:rPr>
+          <w:rFonts w:ascii="Times New Roman" w:hAnsi="Times New Roman" w:cs="Times New Roman"/>
+          <w:sz w:val="22"/>
+          <w:szCs w:val="22"/>
+        </w:rPr>
+        <w:br/>
+      </w:r>
       <w:r>
         <w:rPr>
           <w:rStyle w:val="VerbatimChar"/>
           <w:rFonts w:ascii="Times New Roman" w:hAnsi="Times New Roman" w:cs="Times New Roman"/>
           <w:szCs w:val="22"/>
         </w:rPr>
-        <w:t xml:space="preserve">## </w:t>
-      </w:r>
-      <w:r>
-        <w:rPr>
-          <w:rFonts w:ascii="Times New Roman" w:hAnsi="Times New Roman" w:cs="Times New Roman"/>
-          <w:sz w:val="22"/>
-          <w:szCs w:val="22"/>
-        </w:rPr>
-        <w:br/>
-      </w:r>
-      <w:r>
-        <w:rPr>
-          <w:rStyle w:val="VerbatimChar"/>
-          <w:rFonts w:ascii="Times New Roman" w:hAnsi="Times New Roman" w:cs="Times New Roman"/>
-          <w:szCs w:val="22"/>
-        </w:rPr>
-        <w:t>## Player 1 expected value: -0.0077</w:t>
+        <w:t>## Player 2 expected value: 0.0077</w:t>
+      </w:r>
+    </w:p>
+    <w:p>
+      <w:pPr>
+        <w:pStyle w:val="FirstParagraph"/>
+        <w:rPr>
+          <w:rFonts w:ascii="Times New Roman" w:hAnsi="Times New Roman" w:cs="Times New Roman" w:hint="eastAsia"/>
+          <w:sz w:val="22"/>
+          <w:szCs w:val="22"/>
+          <w:lang w:eastAsia="zh-CN"/>
+        </w:rPr>
+      </w:pPr>
+      <w:r>
+        <w:rPr>
+          <w:rFonts w:ascii="Times New Roman" w:hAnsi="Times New Roman" w:cs="Times New Roman"/>
+          <w:sz w:val="22"/>
+          <w:szCs w:val="22"/>
+        </w:rPr>
+        <w:t>Conclusion:</w:t>
+      </w:r>
+      <w:r>
+        <w:rPr>
+          <w:rFonts w:ascii="Times New Roman" w:hAnsi="Times New Roman" w:cs="Times New Roman"/>
+          <w:sz w:val="22"/>
+          <w:szCs w:val="22"/>
+        </w:rPr>
+        <w:br/>
+        <w:t>The payoff distributions for both players are mirror images of each other.</w:t>
+      </w:r>
+      <w:r>
+        <w:rPr>
+          <w:rFonts w:ascii="Times New Roman" w:hAnsi="Times New Roman" w:cs="Times New Roman"/>
+          <w:sz w:val="22"/>
+          <w:szCs w:val="22"/>
+        </w:rPr>
+        <w:br/>
+        <w:t>The most common outcomes are -1, 0, 1, and 2, with less frequent outcomes at -3, -2, 3, and 4.</w:t>
+      </w:r>
+      <w:r>
+        <w:rPr>
+          <w:rFonts w:ascii="Times New Roman" w:hAnsi="Times New Roman" w:cs="Times New Roman"/>
+          <w:sz w:val="22"/>
+          <w:szCs w:val="22"/>
+        </w:rPr>
+        <w:br/>
+        <w:t>The expected values (Player 1: -0.0077, Player 2: 0.0077) are essentially zero.</w:t>
+      </w:r>
+      <w:r>
+        <w:rPr>
+          <w:rFonts w:ascii="Times New Roman" w:hAnsi="Times New Roman" w:cs="Times New Roman"/>
+          <w:sz w:val="22"/>
+          <w:szCs w:val="22"/>
+        </w:rPr>
+        <w:br/>
+        <w:t>The game appears to be fair, with neither player having a significant advantage.</w:t>
+      </w:r>
+      <w:r>
+        <w:rPr>
+          <w:rFonts w:ascii="Times New Roman" w:hAnsi="Times New Roman" w:cs="Times New Roman"/>
+          <w:sz w:val="22"/>
+          <w:szCs w:val="22"/>
+        </w:rPr>
+        <w:br/>
+        <w:t>Ties (payoff of 0) occur frequently, as shown by the peak at 0 in both histograms.</w:t>
+      </w:r>
+    </w:p>
+    <w:p>
+      <w:pPr>
+        <w:pStyle w:val="3"/>
+        <w:rPr>
+          <w:rFonts w:ascii="Times New Roman" w:hAnsi="Times New Roman" w:cs="Times New Roman"/>
+          <w:sz w:val="22"/>
+          <w:szCs w:val="22"/>
+        </w:rPr>
+      </w:pPr>
+      <w:bookmarkStart w:id="2" w:name="b"/>
+      <w:bookmarkEnd w:id="1"/>
+      <w:r>
+        <w:rPr>
+          <w:rFonts w:ascii="Times New Roman" w:hAnsi="Times New Roman" w:cs="Times New Roman"/>
+          <w:sz w:val="22"/>
+          <w:szCs w:val="22"/>
+        </w:rPr>
+        <w:t>(b)</w:t>
       </w:r>
     </w:p>
     <w:p>
@@ -2872,14 +3019,2424 @@
           <w:rFonts w:ascii="Times New Roman" w:hAnsi="Times New Roman" w:cs="Times New Roman"/>
           <w:sz w:val="22"/>
           <w:szCs w:val="22"/>
+          <w:lang w:eastAsia="zh-CN"/>
         </w:rPr>
       </w:pPr>
       <w:r>
         <w:rPr>
+          <w:rStyle w:val="CommentTok"/>
+          <w:rFonts w:ascii="Times New Roman" w:hAnsi="Times New Roman" w:cs="Times New Roman"/>
+          <w:szCs w:val="22"/>
+        </w:rPr>
+        <w:t xml:space="preserve"># Create </w:t>
+      </w:r>
+      <w:r>
+        <w:rPr>
+          <w:rStyle w:val="CommentTok"/>
+          <w:rFonts w:ascii="Times New Roman" w:hAnsi="Times New Roman" w:cs="Times New Roman"/>
+          <w:szCs w:val="22"/>
+        </w:rPr>
+        <w:t xml:space="preserve">a </w:t>
+      </w:r>
+      <w:r>
+        <w:rPr>
+          <w:rStyle w:val="CommentTok"/>
+          <w:rFonts w:ascii="Times New Roman" w:hAnsi="Times New Roman" w:cs="Times New Roman"/>
+          <w:szCs w:val="22"/>
+        </w:rPr>
+        <w:t>new function where Player 1 always gets their chosen card</w:t>
+      </w:r>
+      <w:r>
+        <w:rPr>
+          <w:rFonts w:ascii="Times New Roman" w:hAnsi="Times New Roman" w:cs="Times New Roman"/>
+          <w:sz w:val="22"/>
+          <w:szCs w:val="22"/>
+        </w:rPr>
+        <w:br/>
+      </w:r>
+      <w:r>
+        <w:rPr>
+          <w:rStyle w:val="NormalTok"/>
+          <w:rFonts w:ascii="Times New Roman" w:hAnsi="Times New Roman" w:cs="Times New Roman"/>
+          <w:szCs w:val="22"/>
+        </w:rPr>
+        <w:t xml:space="preserve">sim_game_modified </w:t>
+      </w:r>
+      <w:r>
+        <w:rPr>
+          <w:rStyle w:val="OtherTok"/>
+          <w:rFonts w:ascii="Times New Roman" w:hAnsi="Times New Roman" w:cs="Times New Roman"/>
+          <w:szCs w:val="22"/>
+        </w:rPr>
+        <w:t>&lt;-</w:t>
+      </w:r>
+      <w:r>
+        <w:rPr>
+          <w:rStyle w:val="NormalTok"/>
+          <w:rFonts w:ascii="Times New Roman" w:hAnsi="Times New Roman" w:cs="Times New Roman"/>
+          <w:szCs w:val="22"/>
+        </w:rPr>
+        <w:t xml:space="preserve"> </w:t>
+      </w:r>
+      <w:r>
+        <w:rPr>
+          <w:rStyle w:val="ControlFlowTok"/>
+          <w:rFonts w:ascii="Times New Roman" w:hAnsi="Times New Roman" w:cs="Times New Roman"/>
+          <w:szCs w:val="22"/>
+        </w:rPr>
+        <w:t>function</w:t>
+      </w:r>
+      <w:r>
+        <w:rPr>
+          <w:rStyle w:val="NormalTok"/>
+          <w:rFonts w:ascii="Times New Roman" w:hAnsi="Times New Roman" w:cs="Times New Roman"/>
+          <w:szCs w:val="22"/>
+        </w:rPr>
+        <w:t>(chosen) {</w:t>
+      </w:r>
+      <w:r>
+        <w:rPr>
+          <w:rFonts w:ascii="Times New Roman" w:hAnsi="Times New Roman" w:cs="Times New Roman"/>
+          <w:sz w:val="22"/>
+          <w:szCs w:val="22"/>
+        </w:rPr>
+        <w:br/>
+      </w:r>
+      <w:r>
+        <w:rPr>
+          <w:rStyle w:val="NormalTok"/>
+          <w:rFonts w:ascii="Times New Roman" w:hAnsi="Times New Roman" w:cs="Times New Roman"/>
+          <w:szCs w:val="22"/>
+        </w:rPr>
+        <w:t xml:space="preserve">  nums </w:t>
+      </w:r>
+      <w:r>
+        <w:rPr>
+          <w:rStyle w:val="OtherTok"/>
+          <w:rFonts w:ascii="Times New Roman" w:hAnsi="Times New Roman" w:cs="Times New Roman"/>
+          <w:szCs w:val="22"/>
+        </w:rPr>
+        <w:t>&lt;-</w:t>
+      </w:r>
+      <w:r>
+        <w:rPr>
+          <w:rStyle w:val="NormalTok"/>
+          <w:rFonts w:ascii="Times New Roman" w:hAnsi="Times New Roman" w:cs="Times New Roman"/>
+          <w:szCs w:val="22"/>
+        </w:rPr>
+        <w:t xml:space="preserve"> </w:t>
+      </w:r>
+      <w:r>
+        <w:rPr>
+          <w:rStyle w:val="DecValTok"/>
+          <w:rFonts w:ascii="Times New Roman" w:hAnsi="Times New Roman" w:cs="Times New Roman"/>
+          <w:szCs w:val="22"/>
+        </w:rPr>
+        <w:t>1</w:t>
+      </w:r>
+      <w:r>
+        <w:rPr>
+          <w:rStyle w:val="SpecialCharTok"/>
+          <w:rFonts w:ascii="Times New Roman" w:hAnsi="Times New Roman" w:cs="Times New Roman"/>
+          <w:szCs w:val="22"/>
+        </w:rPr>
+        <w:t>:</w:t>
+      </w:r>
+      <w:r>
+        <w:rPr>
+          <w:rStyle w:val="DecValTok"/>
+          <w:rFonts w:ascii="Times New Roman" w:hAnsi="Times New Roman" w:cs="Times New Roman"/>
+          <w:szCs w:val="22"/>
+        </w:rPr>
+        <w:t>8</w:t>
+      </w:r>
+      <w:r>
+        <w:rPr>
+          <w:rFonts w:ascii="Times New Roman" w:hAnsi="Times New Roman" w:cs="Times New Roman"/>
+          <w:sz w:val="22"/>
+          <w:szCs w:val="22"/>
+        </w:rPr>
+        <w:br/>
+      </w:r>
+      <w:r>
+        <w:rPr>
+          <w:rStyle w:val="NormalTok"/>
+          <w:rFonts w:ascii="Times New Roman" w:hAnsi="Times New Roman" w:cs="Times New Roman"/>
+          <w:szCs w:val="22"/>
+        </w:rPr>
+        <w:t xml:space="preserve">  repeat_nums </w:t>
+      </w:r>
+      <w:r>
+        <w:rPr>
+          <w:rStyle w:val="OtherTok"/>
+          <w:rFonts w:ascii="Times New Roman" w:hAnsi="Times New Roman" w:cs="Times New Roman"/>
+          <w:szCs w:val="22"/>
+        </w:rPr>
+        <w:t>&lt;-</w:t>
+      </w:r>
+      <w:r>
+        <w:rPr>
+          <w:rStyle w:val="NormalTok"/>
+          <w:rFonts w:ascii="Times New Roman" w:hAnsi="Times New Roman" w:cs="Times New Roman"/>
+          <w:szCs w:val="22"/>
+        </w:rPr>
+        <w:t xml:space="preserve"> </w:t>
+      </w:r>
+      <w:r>
+        <w:rPr>
           <w:rStyle w:val="FunctionTok"/>
           <w:rFonts w:ascii="Times New Roman" w:hAnsi="Times New Roman" w:cs="Times New Roman"/>
           <w:szCs w:val="22"/>
         </w:rPr>
+        <w:t>sample</w:t>
+      </w:r>
+      <w:r>
+        <w:rPr>
+          <w:rStyle w:val="NormalTok"/>
+          <w:rFonts w:ascii="Times New Roman" w:hAnsi="Times New Roman" w:cs="Times New Roman"/>
+          <w:szCs w:val="22"/>
+        </w:rPr>
+        <w:t xml:space="preserve">(nums, </w:t>
+      </w:r>
+      <w:r>
+        <w:rPr>
+          <w:rStyle w:val="AttributeTok"/>
+          <w:rFonts w:ascii="Times New Roman" w:hAnsi="Times New Roman" w:cs="Times New Roman"/>
+          <w:szCs w:val="22"/>
+        </w:rPr>
+        <w:t>size=</w:t>
+      </w:r>
+      <w:r>
+        <w:rPr>
+          <w:rStyle w:val="DecValTok"/>
+          <w:rFonts w:ascii="Times New Roman" w:hAnsi="Times New Roman" w:cs="Times New Roman"/>
+          <w:szCs w:val="22"/>
+        </w:rPr>
+        <w:t>4</w:t>
+      </w:r>
+      <w:r>
+        <w:rPr>
+          <w:rStyle w:val="NormalTok"/>
+          <w:rFonts w:ascii="Times New Roman" w:hAnsi="Times New Roman" w:cs="Times New Roman"/>
+          <w:szCs w:val="22"/>
+        </w:rPr>
+        <w:t xml:space="preserve">, </w:t>
+      </w:r>
+      <w:r>
+        <w:rPr>
+          <w:rStyle w:val="AttributeTok"/>
+          <w:rFonts w:ascii="Times New Roman" w:hAnsi="Times New Roman" w:cs="Times New Roman"/>
+          <w:szCs w:val="22"/>
+        </w:rPr>
+        <w:t>replace =</w:t>
+      </w:r>
+      <w:r>
+        <w:rPr>
+          <w:rStyle w:val="NormalTok"/>
+          <w:rFonts w:ascii="Times New Roman" w:hAnsi="Times New Roman" w:cs="Times New Roman"/>
+          <w:szCs w:val="22"/>
+        </w:rPr>
+        <w:t xml:space="preserve"> </w:t>
+      </w:r>
+      <w:r>
+        <w:rPr>
+          <w:rStyle w:val="ConstantTok"/>
+          <w:rFonts w:ascii="Times New Roman" w:hAnsi="Times New Roman" w:cs="Times New Roman"/>
+          <w:szCs w:val="22"/>
+        </w:rPr>
+        <w:t>FALSE</w:t>
+      </w:r>
+      <w:r>
+        <w:rPr>
+          <w:rStyle w:val="NormalTok"/>
+          <w:rFonts w:ascii="Times New Roman" w:hAnsi="Times New Roman" w:cs="Times New Roman"/>
+          <w:szCs w:val="22"/>
+        </w:rPr>
+        <w:t>)</w:t>
+      </w:r>
+      <w:r>
+        <w:rPr>
+          <w:rFonts w:ascii="Times New Roman" w:hAnsi="Times New Roman" w:cs="Times New Roman"/>
+          <w:sz w:val="22"/>
+          <w:szCs w:val="22"/>
+        </w:rPr>
+        <w:br/>
+      </w:r>
+      <w:r>
+        <w:rPr>
+          <w:rStyle w:val="NormalTok"/>
+          <w:rFonts w:ascii="Times New Roman" w:hAnsi="Times New Roman" w:cs="Times New Roman"/>
+          <w:szCs w:val="22"/>
+        </w:rPr>
+        <w:t xml:space="preserve">  my_deck </w:t>
+      </w:r>
+      <w:r>
+        <w:rPr>
+          <w:rStyle w:val="OtherTok"/>
+          <w:rFonts w:ascii="Times New Roman" w:hAnsi="Times New Roman" w:cs="Times New Roman"/>
+          <w:szCs w:val="22"/>
+        </w:rPr>
+        <w:t>&lt;-</w:t>
+      </w:r>
+      <w:r>
+        <w:rPr>
+          <w:rStyle w:val="NormalTok"/>
+          <w:rFonts w:ascii="Times New Roman" w:hAnsi="Times New Roman" w:cs="Times New Roman"/>
+          <w:szCs w:val="22"/>
+        </w:rPr>
+        <w:t xml:space="preserve"> </w:t>
+      </w:r>
+      <w:r>
+        <w:rPr>
+          <w:rStyle w:val="FunctionTok"/>
+          <w:rFonts w:ascii="Times New Roman" w:hAnsi="Times New Roman" w:cs="Times New Roman"/>
+          <w:szCs w:val="22"/>
+        </w:rPr>
+        <w:t>c</w:t>
+      </w:r>
+      <w:r>
+        <w:rPr>
+          <w:rStyle w:val="NormalTok"/>
+          <w:rFonts w:ascii="Times New Roman" w:hAnsi="Times New Roman" w:cs="Times New Roman"/>
+          <w:szCs w:val="22"/>
+        </w:rPr>
+        <w:t>(nums, repeat_nums)</w:t>
+      </w:r>
+      <w:r>
+        <w:rPr>
+          <w:rFonts w:ascii="Times New Roman" w:hAnsi="Times New Roman" w:cs="Times New Roman"/>
+          <w:sz w:val="22"/>
+          <w:szCs w:val="22"/>
+        </w:rPr>
+        <w:br/>
+      </w:r>
+      <w:r>
+        <w:rPr>
+          <w:rStyle w:val="NormalTok"/>
+          <w:rFonts w:ascii="Times New Roman" w:hAnsi="Times New Roman" w:cs="Times New Roman"/>
+          <w:szCs w:val="22"/>
+        </w:rPr>
+        <w:t xml:space="preserve">  </w:t>
+      </w:r>
+      <w:r>
+        <w:rPr>
+          <w:rFonts w:ascii="Times New Roman" w:hAnsi="Times New Roman" w:cs="Times New Roman"/>
+          <w:sz w:val="22"/>
+          <w:szCs w:val="22"/>
+        </w:rPr>
+        <w:br/>
+      </w:r>
+      <w:r>
+        <w:rPr>
+          <w:rStyle w:val="NormalTok"/>
+          <w:rFonts w:ascii="Times New Roman" w:hAnsi="Times New Roman" w:cs="Times New Roman"/>
+          <w:szCs w:val="22"/>
+        </w:rPr>
+        <w:t xml:space="preserve">  </w:t>
+      </w:r>
+      <w:r>
+        <w:rPr>
+          <w:rStyle w:val="CommentTok"/>
+          <w:rFonts w:ascii="Times New Roman" w:hAnsi="Times New Roman" w:cs="Times New Roman"/>
+          <w:szCs w:val="22"/>
+        </w:rPr>
+        <w:t xml:space="preserve"># Player 1 gets </w:t>
+      </w:r>
+      <w:r>
+        <w:rPr>
+          <w:rStyle w:val="CommentTok"/>
+          <w:rFonts w:ascii="Times New Roman" w:hAnsi="Times New Roman" w:cs="Times New Roman"/>
+          <w:szCs w:val="22"/>
+        </w:rPr>
+        <w:t xml:space="preserve">a </w:t>
+      </w:r>
+      <w:r>
+        <w:rPr>
+          <w:rStyle w:val="CommentTok"/>
+          <w:rFonts w:ascii="Times New Roman" w:hAnsi="Times New Roman" w:cs="Times New Roman"/>
+          <w:szCs w:val="22"/>
+        </w:rPr>
+        <w:t>chosen card plus 3 random cards</w:t>
+      </w:r>
+      <w:r>
+        <w:rPr>
+          <w:rFonts w:ascii="Times New Roman" w:hAnsi="Times New Roman" w:cs="Times New Roman"/>
+          <w:sz w:val="22"/>
+          <w:szCs w:val="22"/>
+        </w:rPr>
+        <w:br/>
+      </w:r>
+      <w:r>
+        <w:rPr>
+          <w:rStyle w:val="NormalTok"/>
+          <w:rFonts w:ascii="Times New Roman" w:hAnsi="Times New Roman" w:cs="Times New Roman"/>
+          <w:szCs w:val="22"/>
+        </w:rPr>
+        <w:t xml:space="preserve">  </w:t>
+      </w:r>
+      <w:r>
+        <w:rPr>
+          <w:rStyle w:val="CommentTok"/>
+          <w:rFonts w:ascii="Times New Roman" w:hAnsi="Times New Roman" w:cs="Times New Roman"/>
+          <w:szCs w:val="22"/>
+        </w:rPr>
+        <w:t># Player 2 gets 4 random cards</w:t>
+      </w:r>
+      <w:r>
+        <w:rPr>
+          <w:rFonts w:ascii="Times New Roman" w:hAnsi="Times New Roman" w:cs="Times New Roman"/>
+          <w:sz w:val="22"/>
+          <w:szCs w:val="22"/>
+        </w:rPr>
+        <w:br/>
+      </w:r>
+      <w:r>
+        <w:rPr>
+          <w:rStyle w:val="NormalTok"/>
+          <w:rFonts w:ascii="Times New Roman" w:hAnsi="Times New Roman" w:cs="Times New Roman"/>
+          <w:szCs w:val="22"/>
+        </w:rPr>
+        <w:t xml:space="preserve">  </w:t>
+      </w:r>
+      <w:r>
+        <w:rPr>
+          <w:rStyle w:val="ControlFlowTok"/>
+          <w:rFonts w:ascii="Times New Roman" w:hAnsi="Times New Roman" w:cs="Times New Roman"/>
+          <w:szCs w:val="22"/>
+        </w:rPr>
+        <w:t>if</w:t>
+      </w:r>
+      <w:r>
+        <w:rPr>
+          <w:rStyle w:val="NormalTok"/>
+          <w:rFonts w:ascii="Times New Roman" w:hAnsi="Times New Roman" w:cs="Times New Roman"/>
+          <w:szCs w:val="22"/>
+        </w:rPr>
+        <w:t xml:space="preserve"> (chosen </w:t>
+      </w:r>
+      <w:r>
+        <w:rPr>
+          <w:rStyle w:val="SpecialCharTok"/>
+          <w:rFonts w:ascii="Times New Roman" w:hAnsi="Times New Roman" w:cs="Times New Roman"/>
+          <w:szCs w:val="22"/>
+        </w:rPr>
+        <w:t>%in%</w:t>
+      </w:r>
+      <w:r>
+        <w:rPr>
+          <w:rStyle w:val="NormalTok"/>
+          <w:rFonts w:ascii="Times New Roman" w:hAnsi="Times New Roman" w:cs="Times New Roman"/>
+          <w:szCs w:val="22"/>
+        </w:rPr>
+        <w:t xml:space="preserve"> my_deck) {</w:t>
+      </w:r>
+      <w:r>
+        <w:rPr>
+          <w:rFonts w:ascii="Times New Roman" w:hAnsi="Times New Roman" w:cs="Times New Roman"/>
+          <w:sz w:val="22"/>
+          <w:szCs w:val="22"/>
+        </w:rPr>
+        <w:br/>
+      </w:r>
+      <w:r>
+        <w:rPr>
+          <w:rStyle w:val="NormalTok"/>
+          <w:rFonts w:ascii="Times New Roman" w:hAnsi="Times New Roman" w:cs="Times New Roman"/>
+          <w:szCs w:val="22"/>
+        </w:rPr>
+        <w:t xml:space="preserve">    idx </w:t>
+      </w:r>
+      <w:r>
+        <w:rPr>
+          <w:rStyle w:val="OtherTok"/>
+          <w:rFonts w:ascii="Times New Roman" w:hAnsi="Times New Roman" w:cs="Times New Roman"/>
+          <w:szCs w:val="22"/>
+        </w:rPr>
+        <w:t>&lt;-</w:t>
+      </w:r>
+      <w:r>
+        <w:rPr>
+          <w:rStyle w:val="NormalTok"/>
+          <w:rFonts w:ascii="Times New Roman" w:hAnsi="Times New Roman" w:cs="Times New Roman"/>
+          <w:szCs w:val="22"/>
+        </w:rPr>
+        <w:t xml:space="preserve"> </w:t>
+      </w:r>
+      <w:r>
+        <w:rPr>
+          <w:rStyle w:val="FunctionTok"/>
+          <w:rFonts w:ascii="Times New Roman" w:hAnsi="Times New Roman" w:cs="Times New Roman"/>
+          <w:szCs w:val="22"/>
+        </w:rPr>
+        <w:t>which</w:t>
+      </w:r>
+      <w:r>
+        <w:rPr>
+          <w:rStyle w:val="NormalTok"/>
+          <w:rFonts w:ascii="Times New Roman" w:hAnsi="Times New Roman" w:cs="Times New Roman"/>
+          <w:szCs w:val="22"/>
+        </w:rPr>
+        <w:t xml:space="preserve">(my_deck </w:t>
+      </w:r>
+      <w:r>
+        <w:rPr>
+          <w:rStyle w:val="SpecialCharTok"/>
+          <w:rFonts w:ascii="Times New Roman" w:hAnsi="Times New Roman" w:cs="Times New Roman"/>
+          <w:szCs w:val="22"/>
+        </w:rPr>
+        <w:t>==</w:t>
+      </w:r>
+      <w:r>
+        <w:rPr>
+          <w:rStyle w:val="NormalTok"/>
+          <w:rFonts w:ascii="Times New Roman" w:hAnsi="Times New Roman" w:cs="Times New Roman"/>
+          <w:szCs w:val="22"/>
+        </w:rPr>
+        <w:t xml:space="preserve"> chosen)[</w:t>
+      </w:r>
+      <w:r>
+        <w:rPr>
+          <w:rStyle w:val="DecValTok"/>
+          <w:rFonts w:ascii="Times New Roman" w:hAnsi="Times New Roman" w:cs="Times New Roman"/>
+          <w:szCs w:val="22"/>
+        </w:rPr>
+        <w:t>1</w:t>
+      </w:r>
+      <w:r>
+        <w:rPr>
+          <w:rStyle w:val="NormalTok"/>
+          <w:rFonts w:ascii="Times New Roman" w:hAnsi="Times New Roman" w:cs="Times New Roman"/>
+          <w:szCs w:val="22"/>
+        </w:rPr>
+        <w:t>]</w:t>
+      </w:r>
+      <w:r>
+        <w:rPr>
+          <w:rFonts w:ascii="Times New Roman" w:hAnsi="Times New Roman" w:cs="Times New Roman"/>
+          <w:sz w:val="22"/>
+          <w:szCs w:val="22"/>
+        </w:rPr>
+        <w:br/>
+      </w:r>
+      <w:r>
+        <w:rPr>
+          <w:rStyle w:val="NormalTok"/>
+          <w:rFonts w:ascii="Times New Roman" w:hAnsi="Times New Roman" w:cs="Times New Roman"/>
+          <w:szCs w:val="22"/>
+        </w:rPr>
+        <w:t xml:space="preserve">    my_deck </w:t>
+      </w:r>
+      <w:r>
+        <w:rPr>
+          <w:rStyle w:val="OtherTok"/>
+          <w:rFonts w:ascii="Times New Roman" w:hAnsi="Times New Roman" w:cs="Times New Roman"/>
+          <w:szCs w:val="22"/>
+        </w:rPr>
+        <w:t>&lt;-</w:t>
+      </w:r>
+      <w:r>
+        <w:rPr>
+          <w:rStyle w:val="NormalTok"/>
+          <w:rFonts w:ascii="Times New Roman" w:hAnsi="Times New Roman" w:cs="Times New Roman"/>
+          <w:szCs w:val="22"/>
+        </w:rPr>
+        <w:t xml:space="preserve"> my_deck[</w:t>
+      </w:r>
+      <w:r>
+        <w:rPr>
+          <w:rStyle w:val="SpecialCharTok"/>
+          <w:rFonts w:ascii="Times New Roman" w:hAnsi="Times New Roman" w:cs="Times New Roman"/>
+          <w:szCs w:val="22"/>
+        </w:rPr>
+        <w:t>-</w:t>
+      </w:r>
+      <w:r>
+        <w:rPr>
+          <w:rStyle w:val="NormalTok"/>
+          <w:rFonts w:ascii="Times New Roman" w:hAnsi="Times New Roman" w:cs="Times New Roman"/>
+          <w:szCs w:val="22"/>
+        </w:rPr>
+        <w:t>idx]</w:t>
+      </w:r>
+      <w:r>
+        <w:rPr>
+          <w:rFonts w:ascii="Times New Roman" w:hAnsi="Times New Roman" w:cs="Times New Roman"/>
+          <w:sz w:val="22"/>
+          <w:szCs w:val="22"/>
+        </w:rPr>
+        <w:br/>
+      </w:r>
+      <w:r>
+        <w:rPr>
+          <w:rStyle w:val="NormalTok"/>
+          <w:rFonts w:ascii="Times New Roman" w:hAnsi="Times New Roman" w:cs="Times New Roman"/>
+          <w:szCs w:val="22"/>
+        </w:rPr>
+        <w:t xml:space="preserve">  } </w:t>
+      </w:r>
+      <w:r>
+        <w:rPr>
+          <w:rStyle w:val="ControlFlowTok"/>
+          <w:rFonts w:ascii="Times New Roman" w:hAnsi="Times New Roman" w:cs="Times New Roman"/>
+          <w:szCs w:val="22"/>
+        </w:rPr>
+        <w:t>else</w:t>
+      </w:r>
+      <w:r>
+        <w:rPr>
+          <w:rStyle w:val="NormalTok"/>
+          <w:rFonts w:ascii="Times New Roman" w:hAnsi="Times New Roman" w:cs="Times New Roman"/>
+          <w:szCs w:val="22"/>
+        </w:rPr>
+        <w:t xml:space="preserve"> {</w:t>
+      </w:r>
+      <w:r>
+        <w:rPr>
+          <w:rFonts w:ascii="Times New Roman" w:hAnsi="Times New Roman" w:cs="Times New Roman"/>
+          <w:sz w:val="22"/>
+          <w:szCs w:val="22"/>
+        </w:rPr>
+        <w:br/>
+      </w:r>
+      <w:r>
+        <w:rPr>
+          <w:rStyle w:val="NormalTok"/>
+          <w:rFonts w:ascii="Times New Roman" w:hAnsi="Times New Roman" w:cs="Times New Roman"/>
+          <w:szCs w:val="22"/>
+        </w:rPr>
+        <w:t xml:space="preserve">    </w:t>
+      </w:r>
+      <w:r>
+        <w:rPr>
+          <w:rStyle w:val="FunctionTok"/>
+          <w:rFonts w:ascii="Times New Roman" w:hAnsi="Times New Roman" w:cs="Times New Roman"/>
+          <w:szCs w:val="22"/>
+        </w:rPr>
+        <w:t>return</w:t>
+      </w:r>
+      <w:r>
+        <w:rPr>
+          <w:rStyle w:val="NormalTok"/>
+          <w:rFonts w:ascii="Times New Roman" w:hAnsi="Times New Roman" w:cs="Times New Roman"/>
+          <w:szCs w:val="22"/>
+        </w:rPr>
+        <w:t>(</w:t>
+      </w:r>
+      <w:r>
+        <w:rPr>
+          <w:rStyle w:val="FunctionTok"/>
+          <w:rFonts w:ascii="Times New Roman" w:hAnsi="Times New Roman" w:cs="Times New Roman"/>
+          <w:szCs w:val="22"/>
+        </w:rPr>
+        <w:t>sim_game_modified</w:t>
+      </w:r>
+      <w:r>
+        <w:rPr>
+          <w:rStyle w:val="NormalTok"/>
+          <w:rFonts w:ascii="Times New Roman" w:hAnsi="Times New Roman" w:cs="Times New Roman"/>
+          <w:szCs w:val="22"/>
+        </w:rPr>
+        <w:t>(chosen)) }</w:t>
+      </w:r>
+      <w:r>
+        <w:rPr>
+          <w:rFonts w:ascii="Times New Roman" w:hAnsi="Times New Roman" w:cs="Times New Roman"/>
+          <w:sz w:val="22"/>
+          <w:szCs w:val="22"/>
+        </w:rPr>
+        <w:br/>
+      </w:r>
+      <w:r>
+        <w:rPr>
+          <w:rStyle w:val="NormalTok"/>
+          <w:rFonts w:ascii="Times New Roman" w:hAnsi="Times New Roman" w:cs="Times New Roman"/>
+          <w:szCs w:val="22"/>
+        </w:rPr>
+        <w:t xml:space="preserve">  </w:t>
+      </w:r>
+      <w:r>
+        <w:rPr>
+          <w:rFonts w:ascii="Times New Roman" w:hAnsi="Times New Roman" w:cs="Times New Roman"/>
+          <w:sz w:val="22"/>
+          <w:szCs w:val="22"/>
+        </w:rPr>
+        <w:br/>
+      </w:r>
+      <w:r>
+        <w:rPr>
+          <w:rStyle w:val="NormalTok"/>
+          <w:rFonts w:ascii="Times New Roman" w:hAnsi="Times New Roman" w:cs="Times New Roman"/>
+          <w:szCs w:val="22"/>
+        </w:rPr>
+        <w:t xml:space="preserve">  cards_drawn </w:t>
+      </w:r>
+      <w:r>
+        <w:rPr>
+          <w:rStyle w:val="OtherTok"/>
+          <w:rFonts w:ascii="Times New Roman" w:hAnsi="Times New Roman" w:cs="Times New Roman"/>
+          <w:szCs w:val="22"/>
+        </w:rPr>
+        <w:t>&lt;-</w:t>
+      </w:r>
+      <w:r>
+        <w:rPr>
+          <w:rStyle w:val="NormalTok"/>
+          <w:rFonts w:ascii="Times New Roman" w:hAnsi="Times New Roman" w:cs="Times New Roman"/>
+          <w:szCs w:val="22"/>
+        </w:rPr>
+        <w:t xml:space="preserve"> </w:t>
+      </w:r>
+      <w:r>
+        <w:rPr>
+          <w:rStyle w:val="FunctionTok"/>
+          <w:rFonts w:ascii="Times New Roman" w:hAnsi="Times New Roman" w:cs="Times New Roman"/>
+          <w:szCs w:val="22"/>
+        </w:rPr>
+        <w:t>sample</w:t>
+      </w:r>
+      <w:r>
+        <w:rPr>
+          <w:rStyle w:val="NormalTok"/>
+          <w:rFonts w:ascii="Times New Roman" w:hAnsi="Times New Roman" w:cs="Times New Roman"/>
+          <w:szCs w:val="22"/>
+        </w:rPr>
+        <w:t xml:space="preserve">(my_deck, </w:t>
+      </w:r>
+      <w:r>
+        <w:rPr>
+          <w:rStyle w:val="AttributeTok"/>
+          <w:rFonts w:ascii="Times New Roman" w:hAnsi="Times New Roman" w:cs="Times New Roman"/>
+          <w:szCs w:val="22"/>
+        </w:rPr>
+        <w:t>size=</w:t>
+      </w:r>
+      <w:r>
+        <w:rPr>
+          <w:rStyle w:val="DecValTok"/>
+          <w:rFonts w:ascii="Times New Roman" w:hAnsi="Times New Roman" w:cs="Times New Roman"/>
+          <w:szCs w:val="22"/>
+        </w:rPr>
+        <w:t>7</w:t>
+      </w:r>
+      <w:r>
+        <w:rPr>
+          <w:rStyle w:val="NormalTok"/>
+          <w:rFonts w:ascii="Times New Roman" w:hAnsi="Times New Roman" w:cs="Times New Roman"/>
+          <w:szCs w:val="22"/>
+        </w:rPr>
+        <w:t xml:space="preserve">, </w:t>
+      </w:r>
+      <w:r>
+        <w:rPr>
+          <w:rStyle w:val="AttributeTok"/>
+          <w:rFonts w:ascii="Times New Roman" w:hAnsi="Times New Roman" w:cs="Times New Roman"/>
+          <w:szCs w:val="22"/>
+        </w:rPr>
+        <w:t>replace =</w:t>
+      </w:r>
+      <w:r>
+        <w:rPr>
+          <w:rStyle w:val="NormalTok"/>
+          <w:rFonts w:ascii="Times New Roman" w:hAnsi="Times New Roman" w:cs="Times New Roman"/>
+          <w:szCs w:val="22"/>
+        </w:rPr>
+        <w:t xml:space="preserve"> </w:t>
+      </w:r>
+      <w:r>
+        <w:rPr>
+          <w:rStyle w:val="ConstantTok"/>
+          <w:rFonts w:ascii="Times New Roman" w:hAnsi="Times New Roman" w:cs="Times New Roman"/>
+          <w:szCs w:val="22"/>
+        </w:rPr>
+        <w:t>FALSE</w:t>
+      </w:r>
+      <w:r>
+        <w:rPr>
+          <w:rStyle w:val="NormalTok"/>
+          <w:rFonts w:ascii="Times New Roman" w:hAnsi="Times New Roman" w:cs="Times New Roman"/>
+          <w:szCs w:val="22"/>
+        </w:rPr>
+        <w:t>)</w:t>
+      </w:r>
+      <w:r>
+        <w:rPr>
+          <w:rFonts w:ascii="Times New Roman" w:hAnsi="Times New Roman" w:cs="Times New Roman"/>
+          <w:sz w:val="22"/>
+          <w:szCs w:val="22"/>
+        </w:rPr>
+        <w:br/>
+      </w:r>
+      <w:r>
+        <w:rPr>
+          <w:rStyle w:val="NormalTok"/>
+          <w:rFonts w:ascii="Times New Roman" w:hAnsi="Times New Roman" w:cs="Times New Roman"/>
+          <w:szCs w:val="22"/>
+        </w:rPr>
+        <w:t xml:space="preserve">  player1_cards </w:t>
+      </w:r>
+      <w:r>
+        <w:rPr>
+          <w:rStyle w:val="OtherTok"/>
+          <w:rFonts w:ascii="Times New Roman" w:hAnsi="Times New Roman" w:cs="Times New Roman"/>
+          <w:szCs w:val="22"/>
+        </w:rPr>
+        <w:t>&lt;-</w:t>
+      </w:r>
+      <w:r>
+        <w:rPr>
+          <w:rStyle w:val="NormalTok"/>
+          <w:rFonts w:ascii="Times New Roman" w:hAnsi="Times New Roman" w:cs="Times New Roman"/>
+          <w:szCs w:val="22"/>
+        </w:rPr>
+        <w:t xml:space="preserve"> </w:t>
+      </w:r>
+      <w:r>
+        <w:rPr>
+          <w:rStyle w:val="FunctionTok"/>
+          <w:rFonts w:ascii="Times New Roman" w:hAnsi="Times New Roman" w:cs="Times New Roman"/>
+          <w:szCs w:val="22"/>
+        </w:rPr>
+        <w:t>c</w:t>
+      </w:r>
+      <w:r>
+        <w:rPr>
+          <w:rStyle w:val="NormalTok"/>
+          <w:rFonts w:ascii="Times New Roman" w:hAnsi="Times New Roman" w:cs="Times New Roman"/>
+          <w:szCs w:val="22"/>
+        </w:rPr>
+        <w:t>(chosen, cards_drawn[</w:t>
+      </w:r>
+      <w:r>
+        <w:rPr>
+          <w:rStyle w:val="DecValTok"/>
+          <w:rFonts w:ascii="Times New Roman" w:hAnsi="Times New Roman" w:cs="Times New Roman"/>
+          <w:szCs w:val="22"/>
+        </w:rPr>
+        <w:t>1</w:t>
+      </w:r>
+      <w:r>
+        <w:rPr>
+          <w:rStyle w:val="SpecialCharTok"/>
+          <w:rFonts w:ascii="Times New Roman" w:hAnsi="Times New Roman" w:cs="Times New Roman"/>
+          <w:szCs w:val="22"/>
+        </w:rPr>
+        <w:t>:</w:t>
+      </w:r>
+      <w:r>
+        <w:rPr>
+          <w:rStyle w:val="DecValTok"/>
+          <w:rFonts w:ascii="Times New Roman" w:hAnsi="Times New Roman" w:cs="Times New Roman"/>
+          <w:szCs w:val="22"/>
+        </w:rPr>
+        <w:t>3</w:t>
+      </w:r>
+      <w:r>
+        <w:rPr>
+          <w:rStyle w:val="NormalTok"/>
+          <w:rFonts w:ascii="Times New Roman" w:hAnsi="Times New Roman" w:cs="Times New Roman"/>
+          <w:szCs w:val="22"/>
+        </w:rPr>
+        <w:t>])</w:t>
+      </w:r>
+      <w:r>
+        <w:rPr>
+          <w:rFonts w:ascii="Times New Roman" w:hAnsi="Times New Roman" w:cs="Times New Roman"/>
+          <w:sz w:val="22"/>
+          <w:szCs w:val="22"/>
+        </w:rPr>
+        <w:br/>
+      </w:r>
+      <w:r>
+        <w:rPr>
+          <w:rStyle w:val="NormalTok"/>
+          <w:rFonts w:ascii="Times New Roman" w:hAnsi="Times New Roman" w:cs="Times New Roman"/>
+          <w:szCs w:val="22"/>
+        </w:rPr>
+        <w:t xml:space="preserve">  player2_cards </w:t>
+      </w:r>
+      <w:r>
+        <w:rPr>
+          <w:rStyle w:val="OtherTok"/>
+          <w:rFonts w:ascii="Times New Roman" w:hAnsi="Times New Roman" w:cs="Times New Roman"/>
+          <w:szCs w:val="22"/>
+        </w:rPr>
+        <w:t>&lt;-</w:t>
+      </w:r>
+      <w:r>
+        <w:rPr>
+          <w:rStyle w:val="NormalTok"/>
+          <w:rFonts w:ascii="Times New Roman" w:hAnsi="Times New Roman" w:cs="Times New Roman"/>
+          <w:szCs w:val="22"/>
+        </w:rPr>
+        <w:t xml:space="preserve"> cards_drawn[</w:t>
+      </w:r>
+      <w:r>
+        <w:rPr>
+          <w:rStyle w:val="DecValTok"/>
+          <w:rFonts w:ascii="Times New Roman" w:hAnsi="Times New Roman" w:cs="Times New Roman"/>
+          <w:szCs w:val="22"/>
+        </w:rPr>
+        <w:t>4</w:t>
+      </w:r>
+      <w:r>
+        <w:rPr>
+          <w:rStyle w:val="SpecialCharTok"/>
+          <w:rFonts w:ascii="Times New Roman" w:hAnsi="Times New Roman" w:cs="Times New Roman"/>
+          <w:szCs w:val="22"/>
+        </w:rPr>
+        <w:t>:</w:t>
+      </w:r>
+      <w:r>
+        <w:rPr>
+          <w:rStyle w:val="DecValTok"/>
+          <w:rFonts w:ascii="Times New Roman" w:hAnsi="Times New Roman" w:cs="Times New Roman"/>
+          <w:szCs w:val="22"/>
+        </w:rPr>
+        <w:t>7</w:t>
+      </w:r>
+      <w:r>
+        <w:rPr>
+          <w:rStyle w:val="NormalTok"/>
+          <w:rFonts w:ascii="Times New Roman" w:hAnsi="Times New Roman" w:cs="Times New Roman"/>
+          <w:szCs w:val="22"/>
+        </w:rPr>
+        <w:t>]</w:t>
+      </w:r>
+      <w:r>
+        <w:rPr>
+          <w:rFonts w:ascii="Times New Roman" w:hAnsi="Times New Roman" w:cs="Times New Roman"/>
+          <w:sz w:val="22"/>
+          <w:szCs w:val="22"/>
+        </w:rPr>
+        <w:br/>
+      </w:r>
+      <w:r>
+        <w:rPr>
+          <w:rStyle w:val="NormalTok"/>
+          <w:rFonts w:ascii="Times New Roman" w:hAnsi="Times New Roman" w:cs="Times New Roman"/>
+          <w:szCs w:val="22"/>
+        </w:rPr>
+        <w:t xml:space="preserve">  </w:t>
+      </w:r>
+      <w:r>
+        <w:rPr>
+          <w:rFonts w:ascii="Times New Roman" w:hAnsi="Times New Roman" w:cs="Times New Roman"/>
+          <w:sz w:val="22"/>
+          <w:szCs w:val="22"/>
+        </w:rPr>
+        <w:br/>
+      </w:r>
+      <w:r>
+        <w:rPr>
+          <w:rStyle w:val="NormalTok"/>
+          <w:rFonts w:ascii="Times New Roman" w:hAnsi="Times New Roman" w:cs="Times New Roman"/>
+          <w:szCs w:val="22"/>
+        </w:rPr>
+        <w:t xml:space="preserve">  p1_total </w:t>
+      </w:r>
+      <w:r>
+        <w:rPr>
+          <w:rStyle w:val="OtherTok"/>
+          <w:rFonts w:ascii="Times New Roman" w:hAnsi="Times New Roman" w:cs="Times New Roman"/>
+          <w:szCs w:val="22"/>
+        </w:rPr>
+        <w:t>&lt;-</w:t>
+      </w:r>
+      <w:r>
+        <w:rPr>
+          <w:rStyle w:val="NormalTok"/>
+          <w:rFonts w:ascii="Times New Roman" w:hAnsi="Times New Roman" w:cs="Times New Roman"/>
+          <w:szCs w:val="22"/>
+        </w:rPr>
+        <w:t xml:space="preserve"> </w:t>
+      </w:r>
+      <w:r>
+        <w:rPr>
+          <w:rStyle w:val="FunctionTok"/>
+          <w:rFonts w:ascii="Times New Roman" w:hAnsi="Times New Roman" w:cs="Times New Roman"/>
+          <w:szCs w:val="22"/>
+        </w:rPr>
+        <w:t>sum</w:t>
+      </w:r>
+      <w:r>
+        <w:rPr>
+          <w:rStyle w:val="NormalTok"/>
+          <w:rFonts w:ascii="Times New Roman" w:hAnsi="Times New Roman" w:cs="Times New Roman"/>
+          <w:szCs w:val="22"/>
+        </w:rPr>
+        <w:t>(player1_cards)</w:t>
+      </w:r>
+      <w:r>
+        <w:rPr>
+          <w:rFonts w:ascii="Times New Roman" w:hAnsi="Times New Roman" w:cs="Times New Roman"/>
+          <w:sz w:val="22"/>
+          <w:szCs w:val="22"/>
+        </w:rPr>
+        <w:br/>
+      </w:r>
+      <w:r>
+        <w:rPr>
+          <w:rStyle w:val="NormalTok"/>
+          <w:rFonts w:ascii="Times New Roman" w:hAnsi="Times New Roman" w:cs="Times New Roman"/>
+          <w:szCs w:val="22"/>
+        </w:rPr>
+        <w:t xml:space="preserve">  p2_total </w:t>
+      </w:r>
+      <w:r>
+        <w:rPr>
+          <w:rStyle w:val="OtherTok"/>
+          <w:rFonts w:ascii="Times New Roman" w:hAnsi="Times New Roman" w:cs="Times New Roman"/>
+          <w:szCs w:val="22"/>
+        </w:rPr>
+        <w:t>&lt;-</w:t>
+      </w:r>
+      <w:r>
+        <w:rPr>
+          <w:rStyle w:val="NormalTok"/>
+          <w:rFonts w:ascii="Times New Roman" w:hAnsi="Times New Roman" w:cs="Times New Roman"/>
+          <w:szCs w:val="22"/>
+        </w:rPr>
+        <w:t xml:space="preserve"> </w:t>
+      </w:r>
+      <w:r>
+        <w:rPr>
+          <w:rStyle w:val="FunctionTok"/>
+          <w:rFonts w:ascii="Times New Roman" w:hAnsi="Times New Roman" w:cs="Times New Roman"/>
+          <w:szCs w:val="22"/>
+        </w:rPr>
+        <w:t>sum</w:t>
+      </w:r>
+      <w:r>
+        <w:rPr>
+          <w:rStyle w:val="NormalTok"/>
+          <w:rFonts w:ascii="Times New Roman" w:hAnsi="Times New Roman" w:cs="Times New Roman"/>
+          <w:szCs w:val="22"/>
+        </w:rPr>
+        <w:t>(player2_cards)</w:t>
+      </w:r>
+      <w:r>
+        <w:rPr>
+          <w:rFonts w:ascii="Times New Roman" w:hAnsi="Times New Roman" w:cs="Times New Roman"/>
+          <w:sz w:val="22"/>
+          <w:szCs w:val="22"/>
+        </w:rPr>
+        <w:br/>
+      </w:r>
+      <w:r>
+        <w:rPr>
+          <w:rStyle w:val="NormalTok"/>
+          <w:rFonts w:ascii="Times New Roman" w:hAnsi="Times New Roman" w:cs="Times New Roman"/>
+          <w:szCs w:val="22"/>
+        </w:rPr>
+        <w:t xml:space="preserve">  </w:t>
+      </w:r>
+      <w:r>
+        <w:rPr>
+          <w:rFonts w:ascii="Times New Roman" w:hAnsi="Times New Roman" w:cs="Times New Roman"/>
+          <w:sz w:val="22"/>
+          <w:szCs w:val="22"/>
+        </w:rPr>
+        <w:br/>
+      </w:r>
+      <w:r>
+        <w:rPr>
+          <w:rStyle w:val="NormalTok"/>
+          <w:rFonts w:ascii="Times New Roman" w:hAnsi="Times New Roman" w:cs="Times New Roman"/>
+          <w:szCs w:val="22"/>
+        </w:rPr>
+        <w:t xml:space="preserve">  </w:t>
+      </w:r>
+      <w:r>
+        <w:rPr>
+          <w:rStyle w:val="ControlFlowTok"/>
+          <w:rFonts w:ascii="Times New Roman" w:hAnsi="Times New Roman" w:cs="Times New Roman"/>
+          <w:szCs w:val="22"/>
+        </w:rPr>
+        <w:t>if</w:t>
+      </w:r>
+      <w:r>
+        <w:rPr>
+          <w:rStyle w:val="NormalTok"/>
+          <w:rFonts w:ascii="Times New Roman" w:hAnsi="Times New Roman" w:cs="Times New Roman"/>
+          <w:szCs w:val="22"/>
+        </w:rPr>
+        <w:t xml:space="preserve"> (p1_total </w:t>
+      </w:r>
+      <w:r>
+        <w:rPr>
+          <w:rStyle w:val="SpecialCharTok"/>
+          <w:rFonts w:ascii="Times New Roman" w:hAnsi="Times New Roman" w:cs="Times New Roman"/>
+          <w:szCs w:val="22"/>
+        </w:rPr>
+        <w:t>&lt;</w:t>
+      </w:r>
+      <w:r>
+        <w:rPr>
+          <w:rStyle w:val="NormalTok"/>
+          <w:rFonts w:ascii="Times New Roman" w:hAnsi="Times New Roman" w:cs="Times New Roman"/>
+          <w:szCs w:val="22"/>
+        </w:rPr>
+        <w:t xml:space="preserve"> p2_total) {</w:t>
+      </w:r>
+      <w:r>
+        <w:rPr>
+          <w:rFonts w:ascii="Times New Roman" w:hAnsi="Times New Roman" w:cs="Times New Roman"/>
+          <w:sz w:val="22"/>
+          <w:szCs w:val="22"/>
+        </w:rPr>
+        <w:br/>
+      </w:r>
+      <w:r>
+        <w:rPr>
+          <w:rStyle w:val="NormalTok"/>
+          <w:rFonts w:ascii="Times New Roman" w:hAnsi="Times New Roman" w:cs="Times New Roman"/>
+          <w:szCs w:val="22"/>
+        </w:rPr>
+        <w:t xml:space="preserve">    pay </w:t>
+      </w:r>
+      <w:r>
+        <w:rPr>
+          <w:rStyle w:val="OtherTok"/>
+          <w:rFonts w:ascii="Times New Roman" w:hAnsi="Times New Roman" w:cs="Times New Roman"/>
+          <w:szCs w:val="22"/>
+        </w:rPr>
+        <w:t>&lt;-</w:t>
+      </w:r>
+      <w:r>
+        <w:rPr>
+          <w:rStyle w:val="NormalTok"/>
+          <w:rFonts w:ascii="Times New Roman" w:hAnsi="Times New Roman" w:cs="Times New Roman"/>
+          <w:szCs w:val="22"/>
+        </w:rPr>
+        <w:t xml:space="preserve"> </w:t>
+      </w:r>
+      <w:r>
+        <w:rPr>
+          <w:rStyle w:val="FunctionTok"/>
+          <w:rFonts w:ascii="Times New Roman" w:hAnsi="Times New Roman" w:cs="Times New Roman"/>
+          <w:szCs w:val="22"/>
+        </w:rPr>
+        <w:t>min</w:t>
+      </w:r>
+      <w:r>
+        <w:rPr>
+          <w:rStyle w:val="NormalTok"/>
+          <w:rFonts w:ascii="Times New Roman" w:hAnsi="Times New Roman" w:cs="Times New Roman"/>
+          <w:szCs w:val="22"/>
+        </w:rPr>
+        <w:t>(player1_cards)</w:t>
+      </w:r>
+      <w:r>
+        <w:rPr>
+          <w:rFonts w:ascii="Times New Roman" w:hAnsi="Times New Roman" w:cs="Times New Roman"/>
+          <w:sz w:val="22"/>
+          <w:szCs w:val="22"/>
+        </w:rPr>
+        <w:br/>
+      </w:r>
+      <w:r>
+        <w:rPr>
+          <w:rStyle w:val="NormalTok"/>
+          <w:rFonts w:ascii="Times New Roman" w:hAnsi="Times New Roman" w:cs="Times New Roman"/>
+          <w:szCs w:val="22"/>
+        </w:rPr>
+        <w:t xml:space="preserve">    </w:t>
+      </w:r>
+      <w:r>
+        <w:rPr>
+          <w:rStyle w:val="FunctionTok"/>
+          <w:rFonts w:ascii="Times New Roman" w:hAnsi="Times New Roman" w:cs="Times New Roman"/>
+          <w:szCs w:val="22"/>
+        </w:rPr>
+        <w:t>return</w:t>
+      </w:r>
+      <w:r>
+        <w:rPr>
+          <w:rStyle w:val="NormalTok"/>
+          <w:rFonts w:ascii="Times New Roman" w:hAnsi="Times New Roman" w:cs="Times New Roman"/>
+          <w:szCs w:val="22"/>
+        </w:rPr>
+        <w:t>(</w:t>
+      </w:r>
+      <w:r>
+        <w:rPr>
+          <w:rStyle w:val="FunctionTok"/>
+          <w:rFonts w:ascii="Times New Roman" w:hAnsi="Times New Roman" w:cs="Times New Roman"/>
+          <w:szCs w:val="22"/>
+        </w:rPr>
+        <w:t>c</w:t>
+      </w:r>
+      <w:r>
+        <w:rPr>
+          <w:rStyle w:val="NormalTok"/>
+          <w:rFonts w:ascii="Times New Roman" w:hAnsi="Times New Roman" w:cs="Times New Roman"/>
+          <w:szCs w:val="22"/>
+        </w:rPr>
+        <w:t xml:space="preserve">(pay, </w:t>
+      </w:r>
+      <w:r>
+        <w:rPr>
+          <w:rStyle w:val="SpecialCharTok"/>
+          <w:rFonts w:ascii="Times New Roman" w:hAnsi="Times New Roman" w:cs="Times New Roman"/>
+          <w:szCs w:val="22"/>
+        </w:rPr>
+        <w:t>-</w:t>
+      </w:r>
+      <w:r>
+        <w:rPr>
+          <w:rStyle w:val="NormalTok"/>
+          <w:rFonts w:ascii="Times New Roman" w:hAnsi="Times New Roman" w:cs="Times New Roman"/>
+          <w:szCs w:val="22"/>
+        </w:rPr>
+        <w:t>pay))</w:t>
+      </w:r>
+      <w:r>
+        <w:rPr>
+          <w:rFonts w:ascii="Times New Roman" w:hAnsi="Times New Roman" w:cs="Times New Roman"/>
+          <w:sz w:val="22"/>
+          <w:szCs w:val="22"/>
+        </w:rPr>
+        <w:br/>
+      </w:r>
+      <w:r>
+        <w:rPr>
+          <w:rStyle w:val="NormalTok"/>
+          <w:rFonts w:ascii="Times New Roman" w:hAnsi="Times New Roman" w:cs="Times New Roman"/>
+          <w:szCs w:val="22"/>
+        </w:rPr>
+        <w:t xml:space="preserve">  } </w:t>
+      </w:r>
+      <w:r>
+        <w:rPr>
+          <w:rStyle w:val="ControlFlowTok"/>
+          <w:rFonts w:ascii="Times New Roman" w:hAnsi="Times New Roman" w:cs="Times New Roman"/>
+          <w:szCs w:val="22"/>
+        </w:rPr>
+        <w:t>else</w:t>
+      </w:r>
+      <w:r>
+        <w:rPr>
+          <w:rStyle w:val="NormalTok"/>
+          <w:rFonts w:ascii="Times New Roman" w:hAnsi="Times New Roman" w:cs="Times New Roman"/>
+          <w:szCs w:val="22"/>
+        </w:rPr>
+        <w:t xml:space="preserve"> </w:t>
+      </w:r>
+      <w:r>
+        <w:rPr>
+          <w:rStyle w:val="ControlFlowTok"/>
+          <w:rFonts w:ascii="Times New Roman" w:hAnsi="Times New Roman" w:cs="Times New Roman"/>
+          <w:szCs w:val="22"/>
+        </w:rPr>
+        <w:t>if</w:t>
+      </w:r>
+      <w:r>
+        <w:rPr>
+          <w:rStyle w:val="NormalTok"/>
+          <w:rFonts w:ascii="Times New Roman" w:hAnsi="Times New Roman" w:cs="Times New Roman"/>
+          <w:szCs w:val="22"/>
+        </w:rPr>
+        <w:t xml:space="preserve"> (p2_total </w:t>
+      </w:r>
+      <w:r>
+        <w:rPr>
+          <w:rStyle w:val="SpecialCharTok"/>
+          <w:rFonts w:ascii="Times New Roman" w:hAnsi="Times New Roman" w:cs="Times New Roman"/>
+          <w:szCs w:val="22"/>
+        </w:rPr>
+        <w:t>&lt;</w:t>
+      </w:r>
+      <w:r>
+        <w:rPr>
+          <w:rStyle w:val="NormalTok"/>
+          <w:rFonts w:ascii="Times New Roman" w:hAnsi="Times New Roman" w:cs="Times New Roman"/>
+          <w:szCs w:val="22"/>
+        </w:rPr>
+        <w:t xml:space="preserve"> p1_total) {</w:t>
+      </w:r>
+      <w:r>
+        <w:rPr>
+          <w:rFonts w:ascii="Times New Roman" w:hAnsi="Times New Roman" w:cs="Times New Roman"/>
+          <w:sz w:val="22"/>
+          <w:szCs w:val="22"/>
+        </w:rPr>
+        <w:br/>
+      </w:r>
+      <w:r>
+        <w:rPr>
+          <w:rStyle w:val="NormalTok"/>
+          <w:rFonts w:ascii="Times New Roman" w:hAnsi="Times New Roman" w:cs="Times New Roman"/>
+          <w:szCs w:val="22"/>
+        </w:rPr>
+        <w:lastRenderedPageBreak/>
+        <w:t xml:space="preserve">    pay </w:t>
+      </w:r>
+      <w:r>
+        <w:rPr>
+          <w:rStyle w:val="OtherTok"/>
+          <w:rFonts w:ascii="Times New Roman" w:hAnsi="Times New Roman" w:cs="Times New Roman"/>
+          <w:szCs w:val="22"/>
+        </w:rPr>
+        <w:t>&lt;-</w:t>
+      </w:r>
+      <w:r>
+        <w:rPr>
+          <w:rStyle w:val="NormalTok"/>
+          <w:rFonts w:ascii="Times New Roman" w:hAnsi="Times New Roman" w:cs="Times New Roman"/>
+          <w:szCs w:val="22"/>
+        </w:rPr>
+        <w:t xml:space="preserve"> </w:t>
+      </w:r>
+      <w:r>
+        <w:rPr>
+          <w:rStyle w:val="FunctionTok"/>
+          <w:rFonts w:ascii="Times New Roman" w:hAnsi="Times New Roman" w:cs="Times New Roman"/>
+          <w:szCs w:val="22"/>
+        </w:rPr>
+        <w:t>min</w:t>
+      </w:r>
+      <w:r>
+        <w:rPr>
+          <w:rStyle w:val="NormalTok"/>
+          <w:rFonts w:ascii="Times New Roman" w:hAnsi="Times New Roman" w:cs="Times New Roman"/>
+          <w:szCs w:val="22"/>
+        </w:rPr>
+        <w:t>(player2_cards)</w:t>
+      </w:r>
+      <w:r>
+        <w:rPr>
+          <w:rFonts w:ascii="Times New Roman" w:hAnsi="Times New Roman" w:cs="Times New Roman"/>
+          <w:sz w:val="22"/>
+          <w:szCs w:val="22"/>
+        </w:rPr>
+        <w:br/>
+      </w:r>
+      <w:r>
+        <w:rPr>
+          <w:rStyle w:val="NormalTok"/>
+          <w:rFonts w:ascii="Times New Roman" w:hAnsi="Times New Roman" w:cs="Times New Roman"/>
+          <w:szCs w:val="22"/>
+        </w:rPr>
+        <w:t xml:space="preserve">    </w:t>
+      </w:r>
+      <w:r>
+        <w:rPr>
+          <w:rStyle w:val="FunctionTok"/>
+          <w:rFonts w:ascii="Times New Roman" w:hAnsi="Times New Roman" w:cs="Times New Roman"/>
+          <w:szCs w:val="22"/>
+        </w:rPr>
+        <w:t>return</w:t>
+      </w:r>
+      <w:r>
+        <w:rPr>
+          <w:rStyle w:val="NormalTok"/>
+          <w:rFonts w:ascii="Times New Roman" w:hAnsi="Times New Roman" w:cs="Times New Roman"/>
+          <w:szCs w:val="22"/>
+        </w:rPr>
+        <w:t>(</w:t>
+      </w:r>
+      <w:r>
+        <w:rPr>
+          <w:rStyle w:val="FunctionTok"/>
+          <w:rFonts w:ascii="Times New Roman" w:hAnsi="Times New Roman" w:cs="Times New Roman"/>
+          <w:szCs w:val="22"/>
+        </w:rPr>
+        <w:t>c</w:t>
+      </w:r>
+      <w:r>
+        <w:rPr>
+          <w:rStyle w:val="NormalTok"/>
+          <w:rFonts w:ascii="Times New Roman" w:hAnsi="Times New Roman" w:cs="Times New Roman"/>
+          <w:szCs w:val="22"/>
+        </w:rPr>
+        <w:t>(</w:t>
+      </w:r>
+      <w:r>
+        <w:rPr>
+          <w:rStyle w:val="SpecialCharTok"/>
+          <w:rFonts w:ascii="Times New Roman" w:hAnsi="Times New Roman" w:cs="Times New Roman"/>
+          <w:szCs w:val="22"/>
+        </w:rPr>
+        <w:t>-</w:t>
+      </w:r>
+      <w:r>
+        <w:rPr>
+          <w:rStyle w:val="NormalTok"/>
+          <w:rFonts w:ascii="Times New Roman" w:hAnsi="Times New Roman" w:cs="Times New Roman"/>
+          <w:szCs w:val="22"/>
+        </w:rPr>
+        <w:t>pay, pay))</w:t>
+      </w:r>
+      <w:r>
+        <w:rPr>
+          <w:rFonts w:ascii="Times New Roman" w:hAnsi="Times New Roman" w:cs="Times New Roman"/>
+          <w:sz w:val="22"/>
+          <w:szCs w:val="22"/>
+        </w:rPr>
+        <w:br/>
+      </w:r>
+      <w:r>
+        <w:rPr>
+          <w:rStyle w:val="NormalTok"/>
+          <w:rFonts w:ascii="Times New Roman" w:hAnsi="Times New Roman" w:cs="Times New Roman"/>
+          <w:szCs w:val="22"/>
+        </w:rPr>
+        <w:t xml:space="preserve">  } </w:t>
+      </w:r>
+      <w:r>
+        <w:rPr>
+          <w:rStyle w:val="ControlFlowTok"/>
+          <w:rFonts w:ascii="Times New Roman" w:hAnsi="Times New Roman" w:cs="Times New Roman"/>
+          <w:szCs w:val="22"/>
+        </w:rPr>
+        <w:t>else</w:t>
+      </w:r>
+      <w:r>
+        <w:rPr>
+          <w:rStyle w:val="NormalTok"/>
+          <w:rFonts w:ascii="Times New Roman" w:hAnsi="Times New Roman" w:cs="Times New Roman"/>
+          <w:szCs w:val="22"/>
+        </w:rPr>
+        <w:t xml:space="preserve"> {</w:t>
+      </w:r>
+      <w:r>
+        <w:rPr>
+          <w:rFonts w:ascii="Times New Roman" w:hAnsi="Times New Roman" w:cs="Times New Roman"/>
+          <w:sz w:val="22"/>
+          <w:szCs w:val="22"/>
+        </w:rPr>
+        <w:br/>
+      </w:r>
+      <w:r>
+        <w:rPr>
+          <w:rStyle w:val="NormalTok"/>
+          <w:rFonts w:ascii="Times New Roman" w:hAnsi="Times New Roman" w:cs="Times New Roman"/>
+          <w:szCs w:val="22"/>
+        </w:rPr>
+        <w:t xml:space="preserve">    </w:t>
+      </w:r>
+      <w:r>
+        <w:rPr>
+          <w:rStyle w:val="FunctionTok"/>
+          <w:rFonts w:ascii="Times New Roman" w:hAnsi="Times New Roman" w:cs="Times New Roman"/>
+          <w:szCs w:val="22"/>
+        </w:rPr>
+        <w:t>return</w:t>
+      </w:r>
+      <w:r>
+        <w:rPr>
+          <w:rStyle w:val="NormalTok"/>
+          <w:rFonts w:ascii="Times New Roman" w:hAnsi="Times New Roman" w:cs="Times New Roman"/>
+          <w:szCs w:val="22"/>
+        </w:rPr>
+        <w:t>(</w:t>
+      </w:r>
+      <w:r>
+        <w:rPr>
+          <w:rStyle w:val="FunctionTok"/>
+          <w:rFonts w:ascii="Times New Roman" w:hAnsi="Times New Roman" w:cs="Times New Roman"/>
+          <w:szCs w:val="22"/>
+        </w:rPr>
+        <w:t>c</w:t>
+      </w:r>
+      <w:r>
+        <w:rPr>
+          <w:rStyle w:val="NormalTok"/>
+          <w:rFonts w:ascii="Times New Roman" w:hAnsi="Times New Roman" w:cs="Times New Roman"/>
+          <w:szCs w:val="22"/>
+        </w:rPr>
+        <w:t>(</w:t>
+      </w:r>
+      <w:r>
+        <w:rPr>
+          <w:rStyle w:val="DecValTok"/>
+          <w:rFonts w:ascii="Times New Roman" w:hAnsi="Times New Roman" w:cs="Times New Roman"/>
+          <w:szCs w:val="22"/>
+        </w:rPr>
+        <w:t>0</w:t>
+      </w:r>
+      <w:r>
+        <w:rPr>
+          <w:rStyle w:val="NormalTok"/>
+          <w:rFonts w:ascii="Times New Roman" w:hAnsi="Times New Roman" w:cs="Times New Roman"/>
+          <w:szCs w:val="22"/>
+        </w:rPr>
+        <w:t xml:space="preserve">, </w:t>
+      </w:r>
+      <w:r>
+        <w:rPr>
+          <w:rStyle w:val="DecValTok"/>
+          <w:rFonts w:ascii="Times New Roman" w:hAnsi="Times New Roman" w:cs="Times New Roman"/>
+          <w:szCs w:val="22"/>
+        </w:rPr>
+        <w:t>0</w:t>
+      </w:r>
+      <w:r>
+        <w:rPr>
+          <w:rStyle w:val="NormalTok"/>
+          <w:rFonts w:ascii="Times New Roman" w:hAnsi="Times New Roman" w:cs="Times New Roman"/>
+          <w:szCs w:val="22"/>
+        </w:rPr>
+        <w:t>))</w:t>
+      </w:r>
+      <w:r>
+        <w:rPr>
+          <w:rFonts w:ascii="Times New Roman" w:hAnsi="Times New Roman" w:cs="Times New Roman"/>
+          <w:sz w:val="22"/>
+          <w:szCs w:val="22"/>
+        </w:rPr>
+        <w:br/>
+      </w:r>
+      <w:r>
+        <w:rPr>
+          <w:rStyle w:val="NormalTok"/>
+          <w:rFonts w:ascii="Times New Roman" w:hAnsi="Times New Roman" w:cs="Times New Roman"/>
+          <w:szCs w:val="22"/>
+        </w:rPr>
+        <w:t xml:space="preserve">  }}</w:t>
+      </w:r>
+      <w:r>
+        <w:rPr>
+          <w:rFonts w:ascii="Times New Roman" w:hAnsi="Times New Roman" w:cs="Times New Roman"/>
+          <w:sz w:val="22"/>
+          <w:szCs w:val="22"/>
+        </w:rPr>
+        <w:br/>
+      </w:r>
+      <w:r>
+        <w:rPr>
+          <w:rFonts w:ascii="Times New Roman" w:hAnsi="Times New Roman" w:cs="Times New Roman"/>
+          <w:sz w:val="22"/>
+          <w:szCs w:val="22"/>
+        </w:rPr>
+        <w:br/>
+      </w:r>
+      <w:r>
+        <w:rPr>
+          <w:rStyle w:val="CommentTok"/>
+          <w:rFonts w:ascii="Times New Roman" w:hAnsi="Times New Roman" w:cs="Times New Roman"/>
+          <w:szCs w:val="22"/>
+        </w:rPr>
+        <w:t># Test each possible card choice (1-8) with 50,000 simulations</w:t>
+      </w:r>
+      <w:r>
+        <w:rPr>
+          <w:rFonts w:ascii="Times New Roman" w:hAnsi="Times New Roman" w:cs="Times New Roman"/>
+          <w:sz w:val="22"/>
+          <w:szCs w:val="22"/>
+        </w:rPr>
+        <w:br/>
+      </w:r>
+      <w:r>
+        <w:rPr>
+          <w:rStyle w:val="FunctionTok"/>
+          <w:rFonts w:ascii="Times New Roman" w:hAnsi="Times New Roman" w:cs="Times New Roman"/>
+          <w:szCs w:val="22"/>
+        </w:rPr>
+        <w:t>set.seed</w:t>
+      </w:r>
+      <w:r>
+        <w:rPr>
+          <w:rStyle w:val="NormalTok"/>
+          <w:rFonts w:ascii="Times New Roman" w:hAnsi="Times New Roman" w:cs="Times New Roman"/>
+          <w:szCs w:val="22"/>
+        </w:rPr>
+        <w:t>(</w:t>
+      </w:r>
+      <w:r>
+        <w:rPr>
+          <w:rStyle w:val="DecValTok"/>
+          <w:rFonts w:ascii="Times New Roman" w:hAnsi="Times New Roman" w:cs="Times New Roman"/>
+          <w:szCs w:val="22"/>
+        </w:rPr>
+        <w:t>42</w:t>
+      </w:r>
+      <w:r>
+        <w:rPr>
+          <w:rStyle w:val="NormalTok"/>
+          <w:rFonts w:ascii="Times New Roman" w:hAnsi="Times New Roman" w:cs="Times New Roman"/>
+          <w:szCs w:val="22"/>
+        </w:rPr>
+        <w:t>)</w:t>
+      </w:r>
+      <w:r>
+        <w:rPr>
+          <w:rFonts w:ascii="Times New Roman" w:hAnsi="Times New Roman" w:cs="Times New Roman"/>
+          <w:sz w:val="22"/>
+          <w:szCs w:val="22"/>
+        </w:rPr>
+        <w:br/>
+      </w:r>
+      <w:r>
+        <w:rPr>
+          <w:rStyle w:val="NormalTok"/>
+          <w:rFonts w:ascii="Times New Roman" w:hAnsi="Times New Roman" w:cs="Times New Roman"/>
+          <w:szCs w:val="22"/>
+        </w:rPr>
+        <w:t xml:space="preserve">sims </w:t>
+      </w:r>
+      <w:r>
+        <w:rPr>
+          <w:rStyle w:val="OtherTok"/>
+          <w:rFonts w:ascii="Times New Roman" w:hAnsi="Times New Roman" w:cs="Times New Roman"/>
+          <w:szCs w:val="22"/>
+        </w:rPr>
+        <w:t>&lt;-</w:t>
+      </w:r>
+      <w:r>
+        <w:rPr>
+          <w:rStyle w:val="NormalTok"/>
+          <w:rFonts w:ascii="Times New Roman" w:hAnsi="Times New Roman" w:cs="Times New Roman"/>
+          <w:szCs w:val="22"/>
+        </w:rPr>
+        <w:t xml:space="preserve"> </w:t>
+      </w:r>
+      <w:r>
+        <w:rPr>
+          <w:rStyle w:val="DecValTok"/>
+          <w:rFonts w:ascii="Times New Roman" w:hAnsi="Times New Roman" w:cs="Times New Roman"/>
+          <w:szCs w:val="22"/>
+        </w:rPr>
+        <w:t>50000</w:t>
+      </w:r>
+      <w:r>
+        <w:rPr>
+          <w:rFonts w:ascii="Times New Roman" w:hAnsi="Times New Roman" w:cs="Times New Roman"/>
+          <w:sz w:val="22"/>
+          <w:szCs w:val="22"/>
+        </w:rPr>
+        <w:br/>
+      </w:r>
+      <w:r>
+        <w:rPr>
+          <w:rStyle w:val="NormalTok"/>
+          <w:rFonts w:ascii="Times New Roman" w:hAnsi="Times New Roman" w:cs="Times New Roman"/>
+          <w:szCs w:val="22"/>
+        </w:rPr>
+        <w:t xml:space="preserve">card_choices </w:t>
+      </w:r>
+      <w:r>
+        <w:rPr>
+          <w:rStyle w:val="OtherTok"/>
+          <w:rFonts w:ascii="Times New Roman" w:hAnsi="Times New Roman" w:cs="Times New Roman"/>
+          <w:szCs w:val="22"/>
+        </w:rPr>
+        <w:t>&lt;-</w:t>
+      </w:r>
+      <w:r>
+        <w:rPr>
+          <w:rStyle w:val="NormalTok"/>
+          <w:rFonts w:ascii="Times New Roman" w:hAnsi="Times New Roman" w:cs="Times New Roman"/>
+          <w:szCs w:val="22"/>
+        </w:rPr>
+        <w:t xml:space="preserve"> </w:t>
+      </w:r>
+      <w:r>
+        <w:rPr>
+          <w:rStyle w:val="DecValTok"/>
+          <w:rFonts w:ascii="Times New Roman" w:hAnsi="Times New Roman" w:cs="Times New Roman"/>
+          <w:szCs w:val="22"/>
+        </w:rPr>
+        <w:t>1</w:t>
+      </w:r>
+      <w:r>
+        <w:rPr>
+          <w:rStyle w:val="SpecialCharTok"/>
+          <w:rFonts w:ascii="Times New Roman" w:hAnsi="Times New Roman" w:cs="Times New Roman"/>
+          <w:szCs w:val="22"/>
+        </w:rPr>
+        <w:t>:</w:t>
+      </w:r>
+      <w:r>
+        <w:rPr>
+          <w:rStyle w:val="DecValTok"/>
+          <w:rFonts w:ascii="Times New Roman" w:hAnsi="Times New Roman" w:cs="Times New Roman"/>
+          <w:szCs w:val="22"/>
+        </w:rPr>
+        <w:t>8</w:t>
+      </w:r>
+      <w:r>
+        <w:rPr>
+          <w:rFonts w:ascii="Times New Roman" w:hAnsi="Times New Roman" w:cs="Times New Roman"/>
+          <w:sz w:val="22"/>
+          <w:szCs w:val="22"/>
+        </w:rPr>
+        <w:br/>
+      </w:r>
+      <w:r>
+        <w:rPr>
+          <w:rStyle w:val="NormalTok"/>
+          <w:rFonts w:ascii="Times New Roman" w:hAnsi="Times New Roman" w:cs="Times New Roman"/>
+          <w:szCs w:val="22"/>
+        </w:rPr>
+        <w:t xml:space="preserve">choice_results </w:t>
+      </w:r>
+      <w:r>
+        <w:rPr>
+          <w:rStyle w:val="OtherTok"/>
+          <w:rFonts w:ascii="Times New Roman" w:hAnsi="Times New Roman" w:cs="Times New Roman"/>
+          <w:szCs w:val="22"/>
+        </w:rPr>
+        <w:t>&lt;-</w:t>
+      </w:r>
+      <w:r>
+        <w:rPr>
+          <w:rStyle w:val="NormalTok"/>
+          <w:rFonts w:ascii="Times New Roman" w:hAnsi="Times New Roman" w:cs="Times New Roman"/>
+          <w:szCs w:val="22"/>
+        </w:rPr>
+        <w:t xml:space="preserve"> </w:t>
+      </w:r>
+      <w:r>
+        <w:rPr>
+          <w:rStyle w:val="FunctionTok"/>
+          <w:rFonts w:ascii="Times New Roman" w:hAnsi="Times New Roman" w:cs="Times New Roman"/>
+          <w:szCs w:val="22"/>
+        </w:rPr>
+        <w:t>matrix</w:t>
+      </w:r>
+      <w:r>
+        <w:rPr>
+          <w:rStyle w:val="NormalTok"/>
+          <w:rFonts w:ascii="Times New Roman" w:hAnsi="Times New Roman" w:cs="Times New Roman"/>
+          <w:szCs w:val="22"/>
+        </w:rPr>
+        <w:t>(</w:t>
+      </w:r>
+      <w:r>
+        <w:rPr>
+          <w:rStyle w:val="DecValTok"/>
+          <w:rFonts w:ascii="Times New Roman" w:hAnsi="Times New Roman" w:cs="Times New Roman"/>
+          <w:szCs w:val="22"/>
+        </w:rPr>
+        <w:t>0</w:t>
+      </w:r>
+      <w:r>
+        <w:rPr>
+          <w:rStyle w:val="NormalTok"/>
+          <w:rFonts w:ascii="Times New Roman" w:hAnsi="Times New Roman" w:cs="Times New Roman"/>
+          <w:szCs w:val="22"/>
+        </w:rPr>
+        <w:t xml:space="preserve">, </w:t>
+      </w:r>
+      <w:r>
+        <w:rPr>
+          <w:rStyle w:val="AttributeTok"/>
+          <w:rFonts w:ascii="Times New Roman" w:hAnsi="Times New Roman" w:cs="Times New Roman"/>
+          <w:szCs w:val="22"/>
+        </w:rPr>
+        <w:t>nrow =</w:t>
+      </w:r>
+      <w:r>
+        <w:rPr>
+          <w:rStyle w:val="NormalTok"/>
+          <w:rFonts w:ascii="Times New Roman" w:hAnsi="Times New Roman" w:cs="Times New Roman"/>
+          <w:szCs w:val="22"/>
+        </w:rPr>
+        <w:t xml:space="preserve"> </w:t>
+      </w:r>
+      <w:r>
+        <w:rPr>
+          <w:rStyle w:val="DecValTok"/>
+          <w:rFonts w:ascii="Times New Roman" w:hAnsi="Times New Roman" w:cs="Times New Roman"/>
+          <w:szCs w:val="22"/>
+        </w:rPr>
+        <w:t>8</w:t>
+      </w:r>
+      <w:r>
+        <w:rPr>
+          <w:rStyle w:val="NormalTok"/>
+          <w:rFonts w:ascii="Times New Roman" w:hAnsi="Times New Roman" w:cs="Times New Roman"/>
+          <w:szCs w:val="22"/>
+        </w:rPr>
+        <w:t xml:space="preserve">, </w:t>
+      </w:r>
+      <w:r>
+        <w:rPr>
+          <w:rStyle w:val="AttributeTok"/>
+          <w:rFonts w:ascii="Times New Roman" w:hAnsi="Times New Roman" w:cs="Times New Roman"/>
+          <w:szCs w:val="22"/>
+        </w:rPr>
+        <w:t>ncol =</w:t>
+      </w:r>
+      <w:r>
+        <w:rPr>
+          <w:rStyle w:val="NormalTok"/>
+          <w:rFonts w:ascii="Times New Roman" w:hAnsi="Times New Roman" w:cs="Times New Roman"/>
+          <w:szCs w:val="22"/>
+        </w:rPr>
+        <w:t xml:space="preserve"> </w:t>
+      </w:r>
+      <w:r>
+        <w:rPr>
+          <w:rStyle w:val="DecValTok"/>
+          <w:rFonts w:ascii="Times New Roman" w:hAnsi="Times New Roman" w:cs="Times New Roman"/>
+          <w:szCs w:val="22"/>
+        </w:rPr>
+        <w:t>2</w:t>
+      </w:r>
+      <w:r>
+        <w:rPr>
+          <w:rStyle w:val="NormalTok"/>
+          <w:rFonts w:ascii="Times New Roman" w:hAnsi="Times New Roman" w:cs="Times New Roman"/>
+          <w:szCs w:val="22"/>
+        </w:rPr>
+        <w:t>)</w:t>
+      </w:r>
+      <w:r>
+        <w:rPr>
+          <w:rFonts w:ascii="Times New Roman" w:hAnsi="Times New Roman" w:cs="Times New Roman"/>
+          <w:sz w:val="22"/>
+          <w:szCs w:val="22"/>
+        </w:rPr>
+        <w:br/>
+      </w:r>
+      <w:r>
+        <w:rPr>
+          <w:rStyle w:val="FunctionTok"/>
+          <w:rFonts w:ascii="Times New Roman" w:hAnsi="Times New Roman" w:cs="Times New Roman"/>
+          <w:szCs w:val="22"/>
+        </w:rPr>
+        <w:t>colnames</w:t>
+      </w:r>
+      <w:r>
+        <w:rPr>
+          <w:rStyle w:val="NormalTok"/>
+          <w:rFonts w:ascii="Times New Roman" w:hAnsi="Times New Roman" w:cs="Times New Roman"/>
+          <w:szCs w:val="22"/>
+        </w:rPr>
+        <w:t xml:space="preserve">(choice_results) </w:t>
+      </w:r>
+      <w:r>
+        <w:rPr>
+          <w:rStyle w:val="OtherTok"/>
+          <w:rFonts w:ascii="Times New Roman" w:hAnsi="Times New Roman" w:cs="Times New Roman"/>
+          <w:szCs w:val="22"/>
+        </w:rPr>
+        <w:t>&lt;-</w:t>
+      </w:r>
+      <w:r>
+        <w:rPr>
+          <w:rStyle w:val="NormalTok"/>
+          <w:rFonts w:ascii="Times New Roman" w:hAnsi="Times New Roman" w:cs="Times New Roman"/>
+          <w:szCs w:val="22"/>
+        </w:rPr>
+        <w:t xml:space="preserve"> </w:t>
+      </w:r>
+      <w:r>
+        <w:rPr>
+          <w:rStyle w:val="FunctionTok"/>
+          <w:rFonts w:ascii="Times New Roman" w:hAnsi="Times New Roman" w:cs="Times New Roman"/>
+          <w:szCs w:val="22"/>
+        </w:rPr>
+        <w:t>c</w:t>
+      </w:r>
+      <w:r>
+        <w:rPr>
+          <w:rStyle w:val="NormalTok"/>
+          <w:rFonts w:ascii="Times New Roman" w:hAnsi="Times New Roman" w:cs="Times New Roman"/>
+          <w:szCs w:val="22"/>
+        </w:rPr>
+        <w:t>(</w:t>
+      </w:r>
+      <w:r>
+        <w:rPr>
+          <w:rStyle w:val="StringTok"/>
+          <w:rFonts w:ascii="Times New Roman" w:hAnsi="Times New Roman" w:cs="Times New Roman"/>
+          <w:szCs w:val="22"/>
+        </w:rPr>
+        <w:t>"Exp Value"</w:t>
+      </w:r>
+      <w:r>
+        <w:rPr>
+          <w:rStyle w:val="NormalTok"/>
+          <w:rFonts w:ascii="Times New Roman" w:hAnsi="Times New Roman" w:cs="Times New Roman"/>
+          <w:szCs w:val="22"/>
+        </w:rPr>
+        <w:t xml:space="preserve">, </w:t>
+      </w:r>
+      <w:r>
+        <w:rPr>
+          <w:rStyle w:val="StringTok"/>
+          <w:rFonts w:ascii="Times New Roman" w:hAnsi="Times New Roman" w:cs="Times New Roman"/>
+          <w:szCs w:val="22"/>
+        </w:rPr>
+        <w:t>"Win %"</w:t>
+      </w:r>
+      <w:r>
+        <w:rPr>
+          <w:rStyle w:val="NormalTok"/>
+          <w:rFonts w:ascii="Times New Roman" w:hAnsi="Times New Roman" w:cs="Times New Roman"/>
+          <w:szCs w:val="22"/>
+        </w:rPr>
+        <w:t>)</w:t>
+      </w:r>
+      <w:r>
+        <w:rPr>
+          <w:rFonts w:ascii="Times New Roman" w:hAnsi="Times New Roman" w:cs="Times New Roman"/>
+          <w:sz w:val="22"/>
+          <w:szCs w:val="22"/>
+        </w:rPr>
+        <w:br/>
+      </w:r>
+      <w:r>
+        <w:rPr>
+          <w:rFonts w:ascii="Times New Roman" w:hAnsi="Times New Roman" w:cs="Times New Roman"/>
+          <w:sz w:val="22"/>
+          <w:szCs w:val="22"/>
+        </w:rPr>
+        <w:br/>
+      </w:r>
+      <w:r>
+        <w:rPr>
+          <w:rStyle w:val="ControlFlowTok"/>
+          <w:rFonts w:ascii="Times New Roman" w:hAnsi="Times New Roman" w:cs="Times New Roman"/>
+          <w:szCs w:val="22"/>
+        </w:rPr>
+        <w:t>for</w:t>
+      </w:r>
+      <w:r>
+        <w:rPr>
+          <w:rStyle w:val="NormalTok"/>
+          <w:rFonts w:ascii="Times New Roman" w:hAnsi="Times New Roman" w:cs="Times New Roman"/>
+          <w:szCs w:val="22"/>
+        </w:rPr>
+        <w:t xml:space="preserve"> (i </w:t>
+      </w:r>
+      <w:r>
+        <w:rPr>
+          <w:rStyle w:val="ControlFlowTok"/>
+          <w:rFonts w:ascii="Times New Roman" w:hAnsi="Times New Roman" w:cs="Times New Roman"/>
+          <w:szCs w:val="22"/>
+        </w:rPr>
+        <w:t>in</w:t>
+      </w:r>
+      <w:r>
+        <w:rPr>
+          <w:rStyle w:val="NormalTok"/>
+          <w:rFonts w:ascii="Times New Roman" w:hAnsi="Times New Roman" w:cs="Times New Roman"/>
+          <w:szCs w:val="22"/>
+        </w:rPr>
+        <w:t xml:space="preserve"> </w:t>
+      </w:r>
+      <w:r>
+        <w:rPr>
+          <w:rStyle w:val="DecValTok"/>
+          <w:rFonts w:ascii="Times New Roman" w:hAnsi="Times New Roman" w:cs="Times New Roman"/>
+          <w:szCs w:val="22"/>
+        </w:rPr>
+        <w:t>1</w:t>
+      </w:r>
+      <w:r>
+        <w:rPr>
+          <w:rStyle w:val="SpecialCharTok"/>
+          <w:rFonts w:ascii="Times New Roman" w:hAnsi="Times New Roman" w:cs="Times New Roman"/>
+          <w:szCs w:val="22"/>
+        </w:rPr>
+        <w:t>:</w:t>
+      </w:r>
+      <w:r>
+        <w:rPr>
+          <w:rStyle w:val="DecValTok"/>
+          <w:rFonts w:ascii="Times New Roman" w:hAnsi="Times New Roman" w:cs="Times New Roman"/>
+          <w:szCs w:val="22"/>
+        </w:rPr>
+        <w:t>8</w:t>
+      </w:r>
+      <w:r>
+        <w:rPr>
+          <w:rStyle w:val="NormalTok"/>
+          <w:rFonts w:ascii="Times New Roman" w:hAnsi="Times New Roman" w:cs="Times New Roman"/>
+          <w:szCs w:val="22"/>
+        </w:rPr>
+        <w:t>) {</w:t>
+      </w:r>
+      <w:r>
+        <w:rPr>
+          <w:rFonts w:ascii="Times New Roman" w:hAnsi="Times New Roman" w:cs="Times New Roman"/>
+          <w:sz w:val="22"/>
+          <w:szCs w:val="22"/>
+        </w:rPr>
+        <w:br/>
+      </w:r>
+      <w:r>
+        <w:rPr>
+          <w:rStyle w:val="NormalTok"/>
+          <w:rFonts w:ascii="Times New Roman" w:hAnsi="Times New Roman" w:cs="Times New Roman"/>
+          <w:szCs w:val="22"/>
+        </w:rPr>
+        <w:t xml:space="preserve">  test_results </w:t>
+      </w:r>
+      <w:r>
+        <w:rPr>
+          <w:rStyle w:val="OtherTok"/>
+          <w:rFonts w:ascii="Times New Roman" w:hAnsi="Times New Roman" w:cs="Times New Roman"/>
+          <w:szCs w:val="22"/>
+        </w:rPr>
+        <w:t>&lt;-</w:t>
+      </w:r>
+      <w:r>
+        <w:rPr>
+          <w:rStyle w:val="NormalTok"/>
+          <w:rFonts w:ascii="Times New Roman" w:hAnsi="Times New Roman" w:cs="Times New Roman"/>
+          <w:szCs w:val="22"/>
+        </w:rPr>
+        <w:t xml:space="preserve"> </w:t>
+      </w:r>
+      <w:r>
+        <w:rPr>
+          <w:rStyle w:val="FunctionTok"/>
+          <w:rFonts w:ascii="Times New Roman" w:hAnsi="Times New Roman" w:cs="Times New Roman"/>
+          <w:szCs w:val="22"/>
+        </w:rPr>
+        <w:t>matrix</w:t>
+      </w:r>
+      <w:r>
+        <w:rPr>
+          <w:rStyle w:val="NormalTok"/>
+          <w:rFonts w:ascii="Times New Roman" w:hAnsi="Times New Roman" w:cs="Times New Roman"/>
+          <w:szCs w:val="22"/>
+        </w:rPr>
+        <w:t>(</w:t>
+      </w:r>
+      <w:r>
+        <w:rPr>
+          <w:rStyle w:val="DecValTok"/>
+          <w:rFonts w:ascii="Times New Roman" w:hAnsi="Times New Roman" w:cs="Times New Roman"/>
+          <w:szCs w:val="22"/>
+        </w:rPr>
+        <w:t>0</w:t>
+      </w:r>
+      <w:r>
+        <w:rPr>
+          <w:rStyle w:val="NormalTok"/>
+          <w:rFonts w:ascii="Times New Roman" w:hAnsi="Times New Roman" w:cs="Times New Roman"/>
+          <w:szCs w:val="22"/>
+        </w:rPr>
+        <w:t xml:space="preserve">, </w:t>
+      </w:r>
+      <w:r>
+        <w:rPr>
+          <w:rStyle w:val="AttributeTok"/>
+          <w:rFonts w:ascii="Times New Roman" w:hAnsi="Times New Roman" w:cs="Times New Roman"/>
+          <w:szCs w:val="22"/>
+        </w:rPr>
+        <w:t>nrow =</w:t>
+      </w:r>
+      <w:r>
+        <w:rPr>
+          <w:rStyle w:val="NormalTok"/>
+          <w:rFonts w:ascii="Times New Roman" w:hAnsi="Times New Roman" w:cs="Times New Roman"/>
+          <w:szCs w:val="22"/>
+        </w:rPr>
+        <w:t xml:space="preserve"> sims, </w:t>
+      </w:r>
+      <w:r>
+        <w:rPr>
+          <w:rStyle w:val="AttributeTok"/>
+          <w:rFonts w:ascii="Times New Roman" w:hAnsi="Times New Roman" w:cs="Times New Roman"/>
+          <w:szCs w:val="22"/>
+        </w:rPr>
+        <w:t>ncol =</w:t>
+      </w:r>
+      <w:r>
+        <w:rPr>
+          <w:rStyle w:val="NormalTok"/>
+          <w:rFonts w:ascii="Times New Roman" w:hAnsi="Times New Roman" w:cs="Times New Roman"/>
+          <w:szCs w:val="22"/>
+        </w:rPr>
+        <w:t xml:space="preserve"> </w:t>
+      </w:r>
+      <w:r>
+        <w:rPr>
+          <w:rStyle w:val="DecValTok"/>
+          <w:rFonts w:ascii="Times New Roman" w:hAnsi="Times New Roman" w:cs="Times New Roman"/>
+          <w:szCs w:val="22"/>
+        </w:rPr>
+        <w:t>2</w:t>
+      </w:r>
+      <w:r>
+        <w:rPr>
+          <w:rStyle w:val="NormalTok"/>
+          <w:rFonts w:ascii="Times New Roman" w:hAnsi="Times New Roman" w:cs="Times New Roman"/>
+          <w:szCs w:val="22"/>
+        </w:rPr>
+        <w:t>)</w:t>
+      </w:r>
+      <w:r>
+        <w:rPr>
+          <w:rFonts w:ascii="Times New Roman" w:hAnsi="Times New Roman" w:cs="Times New Roman"/>
+          <w:sz w:val="22"/>
+          <w:szCs w:val="22"/>
+        </w:rPr>
+        <w:br/>
+      </w:r>
+      <w:r>
+        <w:rPr>
+          <w:rStyle w:val="NormalTok"/>
+          <w:rFonts w:ascii="Times New Roman" w:hAnsi="Times New Roman" w:cs="Times New Roman"/>
+          <w:szCs w:val="22"/>
+        </w:rPr>
+        <w:t xml:space="preserve">  </w:t>
+      </w:r>
+      <w:r>
+        <w:rPr>
+          <w:rStyle w:val="ControlFlowTok"/>
+          <w:rFonts w:ascii="Times New Roman" w:hAnsi="Times New Roman" w:cs="Times New Roman"/>
+          <w:szCs w:val="22"/>
+        </w:rPr>
+        <w:t>for</w:t>
+      </w:r>
+      <w:r>
+        <w:rPr>
+          <w:rStyle w:val="NormalTok"/>
+          <w:rFonts w:ascii="Times New Roman" w:hAnsi="Times New Roman" w:cs="Times New Roman"/>
+          <w:szCs w:val="22"/>
+        </w:rPr>
+        <w:t xml:space="preserve"> (j </w:t>
+      </w:r>
+      <w:r>
+        <w:rPr>
+          <w:rStyle w:val="ControlFlowTok"/>
+          <w:rFonts w:ascii="Times New Roman" w:hAnsi="Times New Roman" w:cs="Times New Roman"/>
+          <w:szCs w:val="22"/>
+        </w:rPr>
+        <w:t>in</w:t>
+      </w:r>
+      <w:r>
+        <w:rPr>
+          <w:rStyle w:val="NormalTok"/>
+          <w:rFonts w:ascii="Times New Roman" w:hAnsi="Times New Roman" w:cs="Times New Roman"/>
+          <w:szCs w:val="22"/>
+        </w:rPr>
+        <w:t xml:space="preserve"> </w:t>
+      </w:r>
+      <w:r>
+        <w:rPr>
+          <w:rStyle w:val="DecValTok"/>
+          <w:rFonts w:ascii="Times New Roman" w:hAnsi="Times New Roman" w:cs="Times New Roman"/>
+          <w:szCs w:val="22"/>
+        </w:rPr>
+        <w:t>1</w:t>
+      </w:r>
+      <w:r>
+        <w:rPr>
+          <w:rStyle w:val="SpecialCharTok"/>
+          <w:rFonts w:ascii="Times New Roman" w:hAnsi="Times New Roman" w:cs="Times New Roman"/>
+          <w:szCs w:val="22"/>
+        </w:rPr>
+        <w:t>:</w:t>
+      </w:r>
+      <w:r>
+        <w:rPr>
+          <w:rStyle w:val="NormalTok"/>
+          <w:rFonts w:ascii="Times New Roman" w:hAnsi="Times New Roman" w:cs="Times New Roman"/>
+          <w:szCs w:val="22"/>
+        </w:rPr>
+        <w:t xml:space="preserve">sims) test_results[j,] </w:t>
+      </w:r>
+      <w:r>
+        <w:rPr>
+          <w:rStyle w:val="OtherTok"/>
+          <w:rFonts w:ascii="Times New Roman" w:hAnsi="Times New Roman" w:cs="Times New Roman"/>
+          <w:szCs w:val="22"/>
+        </w:rPr>
+        <w:t>&lt;-</w:t>
+      </w:r>
+      <w:r>
+        <w:rPr>
+          <w:rStyle w:val="NormalTok"/>
+          <w:rFonts w:ascii="Times New Roman" w:hAnsi="Times New Roman" w:cs="Times New Roman"/>
+          <w:szCs w:val="22"/>
+        </w:rPr>
+        <w:t xml:space="preserve"> </w:t>
+      </w:r>
+      <w:r>
+        <w:rPr>
+          <w:rStyle w:val="FunctionTok"/>
+          <w:rFonts w:ascii="Times New Roman" w:hAnsi="Times New Roman" w:cs="Times New Roman"/>
+          <w:szCs w:val="22"/>
+        </w:rPr>
+        <w:t>sim_game_modified</w:t>
+      </w:r>
+      <w:r>
+        <w:rPr>
+          <w:rStyle w:val="NormalTok"/>
+          <w:rFonts w:ascii="Times New Roman" w:hAnsi="Times New Roman" w:cs="Times New Roman"/>
+          <w:szCs w:val="22"/>
+        </w:rPr>
+        <w:t>(i)</w:t>
+      </w:r>
+      <w:r>
+        <w:rPr>
+          <w:rFonts w:ascii="Times New Roman" w:hAnsi="Times New Roman" w:cs="Times New Roman"/>
+          <w:sz w:val="22"/>
+          <w:szCs w:val="22"/>
+        </w:rPr>
+        <w:br/>
+      </w:r>
+      <w:r>
+        <w:rPr>
+          <w:rStyle w:val="NormalTok"/>
+          <w:rFonts w:ascii="Times New Roman" w:hAnsi="Times New Roman" w:cs="Times New Roman"/>
+          <w:szCs w:val="22"/>
+        </w:rPr>
+        <w:t xml:space="preserve">  </w:t>
+      </w:r>
+      <w:r>
+        <w:rPr>
+          <w:rFonts w:ascii="Times New Roman" w:hAnsi="Times New Roman" w:cs="Times New Roman"/>
+          <w:sz w:val="22"/>
+          <w:szCs w:val="22"/>
+        </w:rPr>
+        <w:br/>
+      </w:r>
+      <w:r>
+        <w:rPr>
+          <w:rStyle w:val="NormalTok"/>
+          <w:rFonts w:ascii="Times New Roman" w:hAnsi="Times New Roman" w:cs="Times New Roman"/>
+          <w:szCs w:val="22"/>
+        </w:rPr>
+        <w:t xml:space="preserve">  choice_results[i,] </w:t>
+      </w:r>
+      <w:r>
+        <w:rPr>
+          <w:rStyle w:val="OtherTok"/>
+          <w:rFonts w:ascii="Times New Roman" w:hAnsi="Times New Roman" w:cs="Times New Roman"/>
+          <w:szCs w:val="22"/>
+        </w:rPr>
+        <w:t>&lt;-</w:t>
+      </w:r>
+      <w:r>
+        <w:rPr>
+          <w:rStyle w:val="NormalTok"/>
+          <w:rFonts w:ascii="Times New Roman" w:hAnsi="Times New Roman" w:cs="Times New Roman"/>
+          <w:szCs w:val="22"/>
+        </w:rPr>
+        <w:t xml:space="preserve"> </w:t>
+      </w:r>
+      <w:r>
+        <w:rPr>
+          <w:rStyle w:val="FunctionTok"/>
+          <w:rFonts w:ascii="Times New Roman" w:hAnsi="Times New Roman" w:cs="Times New Roman"/>
+          <w:szCs w:val="22"/>
+        </w:rPr>
+        <w:t>c</w:t>
+      </w:r>
+      <w:r>
+        <w:rPr>
+          <w:rStyle w:val="NormalTok"/>
+          <w:rFonts w:ascii="Times New Roman" w:hAnsi="Times New Roman" w:cs="Times New Roman"/>
+          <w:szCs w:val="22"/>
+        </w:rPr>
+        <w:t>(</w:t>
+      </w:r>
+      <w:r>
+        <w:rPr>
+          <w:rFonts w:ascii="Times New Roman" w:hAnsi="Times New Roman" w:cs="Times New Roman"/>
+          <w:sz w:val="22"/>
+          <w:szCs w:val="22"/>
+        </w:rPr>
+        <w:br/>
+      </w:r>
+      <w:r>
+        <w:rPr>
+          <w:rStyle w:val="NormalTok"/>
+          <w:rFonts w:ascii="Times New Roman" w:hAnsi="Times New Roman" w:cs="Times New Roman"/>
+          <w:szCs w:val="22"/>
+        </w:rPr>
+        <w:t xml:space="preserve">    </w:t>
+      </w:r>
+      <w:r>
+        <w:rPr>
+          <w:rStyle w:val="FunctionTok"/>
+          <w:rFonts w:ascii="Times New Roman" w:hAnsi="Times New Roman" w:cs="Times New Roman"/>
+          <w:szCs w:val="22"/>
+        </w:rPr>
+        <w:t>mean</w:t>
+      </w:r>
+      <w:r>
+        <w:rPr>
+          <w:rStyle w:val="NormalTok"/>
+          <w:rFonts w:ascii="Times New Roman" w:hAnsi="Times New Roman" w:cs="Times New Roman"/>
+          <w:szCs w:val="22"/>
+        </w:rPr>
+        <w:t>(test_results[,</w:t>
+      </w:r>
+      <w:r>
+        <w:rPr>
+          <w:rStyle w:val="DecValTok"/>
+          <w:rFonts w:ascii="Times New Roman" w:hAnsi="Times New Roman" w:cs="Times New Roman"/>
+          <w:szCs w:val="22"/>
+        </w:rPr>
+        <w:t>1</w:t>
+      </w:r>
+      <w:r>
+        <w:rPr>
+          <w:rStyle w:val="NormalTok"/>
+          <w:rFonts w:ascii="Times New Roman" w:hAnsi="Times New Roman" w:cs="Times New Roman"/>
+          <w:szCs w:val="22"/>
+        </w:rPr>
+        <w:t>]),</w:t>
+      </w:r>
+      <w:r>
+        <w:rPr>
+          <w:rFonts w:ascii="Times New Roman" w:hAnsi="Times New Roman" w:cs="Times New Roman"/>
+          <w:sz w:val="22"/>
+          <w:szCs w:val="22"/>
+        </w:rPr>
+        <w:br/>
+      </w:r>
+      <w:r>
+        <w:rPr>
+          <w:rStyle w:val="NormalTok"/>
+          <w:rFonts w:ascii="Times New Roman" w:hAnsi="Times New Roman" w:cs="Times New Roman"/>
+          <w:szCs w:val="22"/>
+        </w:rPr>
+        <w:t xml:space="preserve">    </w:t>
+      </w:r>
+      <w:r>
+        <w:rPr>
+          <w:rStyle w:val="FunctionTok"/>
+          <w:rFonts w:ascii="Times New Roman" w:hAnsi="Times New Roman" w:cs="Times New Roman"/>
+          <w:szCs w:val="22"/>
+        </w:rPr>
+        <w:t>mean</w:t>
+      </w:r>
+      <w:r>
+        <w:rPr>
+          <w:rStyle w:val="NormalTok"/>
+          <w:rFonts w:ascii="Times New Roman" w:hAnsi="Times New Roman" w:cs="Times New Roman"/>
+          <w:szCs w:val="22"/>
+        </w:rPr>
+        <w:t>(test_results[,</w:t>
+      </w:r>
+      <w:r>
+        <w:rPr>
+          <w:rStyle w:val="DecValTok"/>
+          <w:rFonts w:ascii="Times New Roman" w:hAnsi="Times New Roman" w:cs="Times New Roman"/>
+          <w:szCs w:val="22"/>
+        </w:rPr>
+        <w:t>1</w:t>
+      </w:r>
+      <w:r>
+        <w:rPr>
+          <w:rStyle w:val="NormalTok"/>
+          <w:rFonts w:ascii="Times New Roman" w:hAnsi="Times New Roman" w:cs="Times New Roman"/>
+          <w:szCs w:val="22"/>
+        </w:rPr>
+        <w:t xml:space="preserve">] </w:t>
+      </w:r>
+      <w:r>
+        <w:rPr>
+          <w:rStyle w:val="SpecialCharTok"/>
+          <w:rFonts w:ascii="Times New Roman" w:hAnsi="Times New Roman" w:cs="Times New Roman"/>
+          <w:szCs w:val="22"/>
+        </w:rPr>
+        <w:t>&gt;</w:t>
+      </w:r>
+      <w:r>
+        <w:rPr>
+          <w:rStyle w:val="NormalTok"/>
+          <w:rFonts w:ascii="Times New Roman" w:hAnsi="Times New Roman" w:cs="Times New Roman"/>
+          <w:szCs w:val="22"/>
+        </w:rPr>
+        <w:t xml:space="preserve"> </w:t>
+      </w:r>
+      <w:r>
+        <w:rPr>
+          <w:rStyle w:val="DecValTok"/>
+          <w:rFonts w:ascii="Times New Roman" w:hAnsi="Times New Roman" w:cs="Times New Roman"/>
+          <w:szCs w:val="22"/>
+        </w:rPr>
+        <w:t>0</w:t>
+      </w:r>
+      <w:r>
+        <w:rPr>
+          <w:rStyle w:val="NormalTok"/>
+          <w:rFonts w:ascii="Times New Roman" w:hAnsi="Times New Roman" w:cs="Times New Roman"/>
+          <w:szCs w:val="22"/>
+        </w:rPr>
+        <w:t xml:space="preserve">) </w:t>
+      </w:r>
+      <w:r>
+        <w:rPr>
+          <w:rStyle w:val="SpecialCharTok"/>
+          <w:rFonts w:ascii="Times New Roman" w:hAnsi="Times New Roman" w:cs="Times New Roman"/>
+          <w:szCs w:val="22"/>
+        </w:rPr>
+        <w:t>*</w:t>
+      </w:r>
+      <w:r>
+        <w:rPr>
+          <w:rStyle w:val="NormalTok"/>
+          <w:rFonts w:ascii="Times New Roman" w:hAnsi="Times New Roman" w:cs="Times New Roman"/>
+          <w:szCs w:val="22"/>
+        </w:rPr>
+        <w:t xml:space="preserve"> </w:t>
+      </w:r>
+      <w:r>
+        <w:rPr>
+          <w:rStyle w:val="DecValTok"/>
+          <w:rFonts w:ascii="Times New Roman" w:hAnsi="Times New Roman" w:cs="Times New Roman"/>
+          <w:szCs w:val="22"/>
+        </w:rPr>
+        <w:t>100</w:t>
+      </w:r>
+      <w:r>
+        <w:rPr>
+          <w:rFonts w:ascii="Times New Roman" w:hAnsi="Times New Roman" w:cs="Times New Roman"/>
+          <w:sz w:val="22"/>
+          <w:szCs w:val="22"/>
+        </w:rPr>
+        <w:br/>
+      </w:r>
+      <w:r>
+        <w:rPr>
+          <w:rStyle w:val="NormalTok"/>
+          <w:rFonts w:ascii="Times New Roman" w:hAnsi="Times New Roman" w:cs="Times New Roman"/>
+          <w:szCs w:val="22"/>
+        </w:rPr>
+        <w:t xml:space="preserve">  )}</w:t>
+      </w:r>
+      <w:r>
+        <w:rPr>
+          <w:rFonts w:ascii="Times New Roman" w:hAnsi="Times New Roman" w:cs="Times New Roman"/>
+          <w:sz w:val="22"/>
+          <w:szCs w:val="22"/>
+        </w:rPr>
+        <w:br/>
+      </w:r>
+      <w:r>
+        <w:rPr>
+          <w:rFonts w:ascii="Times New Roman" w:hAnsi="Times New Roman" w:cs="Times New Roman"/>
+          <w:sz w:val="22"/>
+          <w:szCs w:val="22"/>
+        </w:rPr>
+        <w:br/>
+      </w:r>
+      <w:r>
+        <w:rPr>
+          <w:rStyle w:val="CommentTok"/>
+          <w:rFonts w:ascii="Times New Roman" w:hAnsi="Times New Roman" w:cs="Times New Roman"/>
+          <w:szCs w:val="22"/>
+        </w:rPr>
+        <w:t># Print results</w:t>
+      </w:r>
+      <w:r>
+        <w:rPr>
+          <w:rFonts w:ascii="Times New Roman" w:hAnsi="Times New Roman" w:cs="Times New Roman"/>
+          <w:sz w:val="22"/>
+          <w:szCs w:val="22"/>
+        </w:rPr>
+        <w:br/>
+      </w:r>
+      <w:r>
+        <w:rPr>
+          <w:rStyle w:val="FunctionTok"/>
+          <w:rFonts w:ascii="Times New Roman" w:hAnsi="Times New Roman" w:cs="Times New Roman"/>
+          <w:szCs w:val="22"/>
+        </w:rPr>
         <w:t>cat</w:t>
       </w:r>
       <w:r>
@@ -2912,47 +5469,15 @@
           <w:rFonts w:ascii="Times New Roman" w:hAnsi="Times New Roman" w:cs="Times New Roman"/>
           <w:szCs w:val="22"/>
         </w:rPr>
-        <w:t>Player 2 expected value:"</w:t>
-      </w:r>
-      <w:r>
-        <w:rPr>
-          <w:rStyle w:val="NormalTok"/>
-          <w:rFonts w:ascii="Times New Roman" w:hAnsi="Times New Roman" w:cs="Times New Roman"/>
-          <w:szCs w:val="22"/>
-        </w:rPr>
-        <w:t xml:space="preserve">, </w:t>
-      </w:r>
-      <w:r>
-        <w:rPr>
-          <w:rStyle w:val="FunctionTok"/>
-          <w:rFonts w:ascii="Times New Roman" w:hAnsi="Times New Roman" w:cs="Times New Roman"/>
-          <w:szCs w:val="22"/>
-        </w:rPr>
-        <w:t>round</w:t>
-      </w:r>
-      <w:r>
-        <w:rPr>
-          <w:rStyle w:val="NormalTok"/>
-          <w:rFonts w:ascii="Times New Roman" w:hAnsi="Times New Roman" w:cs="Times New Roman"/>
-          <w:szCs w:val="22"/>
-        </w:rPr>
-        <w:t xml:space="preserve">(avg_p2, </w:t>
-      </w:r>
-      <w:r>
-        <w:rPr>
-          <w:rStyle w:val="DecValTok"/>
-          <w:rFonts w:ascii="Times New Roman" w:hAnsi="Times New Roman" w:cs="Times New Roman"/>
-          <w:szCs w:val="22"/>
-        </w:rPr>
-        <w:t>4</w:t>
-      </w:r>
-      <w:r>
-        <w:rPr>
-          <w:rStyle w:val="NormalTok"/>
-          <w:rFonts w:ascii="Times New Roman" w:hAnsi="Times New Roman" w:cs="Times New Roman"/>
-          <w:szCs w:val="22"/>
-        </w:rPr>
-        <w:t>))</w:t>
+        <w:t>Card choice results (Expected Value, Win %):"</w:t>
+      </w:r>
+      <w:r>
+        <w:rPr>
+          <w:rStyle w:val="NormalTok"/>
+          <w:rFonts w:ascii="Times New Roman" w:hAnsi="Times New Roman" w:cs="Times New Roman"/>
+          <w:szCs w:val="22"/>
+        </w:rPr>
+        <w:t>)</w:t>
       </w:r>
     </w:p>
     <w:p>
@@ -2966,12 +5491,347 @@
       </w:pPr>
       <w:r>
         <w:rPr>
+          <w:rFonts w:ascii="Times New Roman" w:hAnsi="Times New Roman" w:cs="Times New Roman"/>
+          <w:sz w:val="22"/>
+          <w:szCs w:val="22"/>
+        </w:rPr>
+        <w:br/>
+      </w:r>
+      <w:r>
+        <w:rPr>
           <w:rStyle w:val="VerbatimChar"/>
           <w:rFonts w:ascii="Times New Roman" w:hAnsi="Times New Roman" w:cs="Times New Roman"/>
           <w:szCs w:val="22"/>
         </w:rPr>
-        <w:t xml:space="preserve">## </w:t>
-      </w:r>
+        <w:t>## Card choice results (Expected Value, Win %):</w:t>
+      </w:r>
+    </w:p>
+    <w:p>
+      <w:pPr>
+        <w:pStyle w:val="SourceCode"/>
+        <w:rPr>
+          <w:rFonts w:ascii="Times New Roman" w:hAnsi="Times New Roman" w:cs="Times New Roman"/>
+          <w:sz w:val="22"/>
+          <w:szCs w:val="22"/>
+          <w:lang w:eastAsia="zh-CN"/>
+        </w:rPr>
+      </w:pPr>
+      <w:r>
+        <w:rPr>
+          <w:rStyle w:val="ControlFlowTok"/>
+          <w:rFonts w:ascii="Times New Roman" w:hAnsi="Times New Roman" w:cs="Times New Roman"/>
+          <w:szCs w:val="22"/>
+        </w:rPr>
+        <w:t>for</w:t>
+      </w:r>
+      <w:r>
+        <w:rPr>
+          <w:rStyle w:val="NormalTok"/>
+          <w:rFonts w:ascii="Times New Roman" w:hAnsi="Times New Roman" w:cs="Times New Roman"/>
+          <w:szCs w:val="22"/>
+        </w:rPr>
+        <w:t xml:space="preserve"> (i </w:t>
+      </w:r>
+      <w:r>
+        <w:rPr>
+          <w:rStyle w:val="ControlFlowTok"/>
+          <w:rFonts w:ascii="Times New Roman" w:hAnsi="Times New Roman" w:cs="Times New Roman"/>
+          <w:szCs w:val="22"/>
+        </w:rPr>
+        <w:t>in</w:t>
+      </w:r>
+      <w:r>
+        <w:rPr>
+          <w:rStyle w:val="NormalTok"/>
+          <w:rFonts w:ascii="Times New Roman" w:hAnsi="Times New Roman" w:cs="Times New Roman"/>
+          <w:szCs w:val="22"/>
+        </w:rPr>
+        <w:t xml:space="preserve"> </w:t>
+      </w:r>
+      <w:r>
+        <w:rPr>
+          <w:rStyle w:val="DecValTok"/>
+          <w:rFonts w:ascii="Times New Roman" w:hAnsi="Times New Roman" w:cs="Times New Roman"/>
+          <w:szCs w:val="22"/>
+        </w:rPr>
+        <w:t>1</w:t>
+      </w:r>
+      <w:r>
+        <w:rPr>
+          <w:rStyle w:val="SpecialCharTok"/>
+          <w:rFonts w:ascii="Times New Roman" w:hAnsi="Times New Roman" w:cs="Times New Roman"/>
+          <w:szCs w:val="22"/>
+        </w:rPr>
+        <w:t>:</w:t>
+      </w:r>
+      <w:r>
+        <w:rPr>
+          <w:rStyle w:val="DecValTok"/>
+          <w:rFonts w:ascii="Times New Roman" w:hAnsi="Times New Roman" w:cs="Times New Roman"/>
+          <w:szCs w:val="22"/>
+        </w:rPr>
+        <w:t>8</w:t>
+      </w:r>
+      <w:r>
+        <w:rPr>
+          <w:rStyle w:val="NormalTok"/>
+          <w:rFonts w:ascii="Times New Roman" w:hAnsi="Times New Roman" w:cs="Times New Roman"/>
+          <w:szCs w:val="22"/>
+        </w:rPr>
+        <w:t>) {</w:t>
+      </w:r>
+      <w:r>
+        <w:rPr>
+          <w:rFonts w:ascii="Times New Roman" w:hAnsi="Times New Roman" w:cs="Times New Roman"/>
+          <w:sz w:val="22"/>
+          <w:szCs w:val="22"/>
+        </w:rPr>
+        <w:br/>
+      </w:r>
+      <w:r>
+        <w:rPr>
+          <w:rStyle w:val="NormalTok"/>
+          <w:rFonts w:ascii="Times New Roman" w:hAnsi="Times New Roman" w:cs="Times New Roman"/>
+          <w:szCs w:val="22"/>
+        </w:rPr>
+        <w:t xml:space="preserve">  </w:t>
+      </w:r>
+      <w:r>
+        <w:rPr>
+          <w:rStyle w:val="FunctionTok"/>
+          <w:rFonts w:ascii="Times New Roman" w:hAnsi="Times New Roman" w:cs="Times New Roman"/>
+          <w:szCs w:val="22"/>
+        </w:rPr>
+        <w:t>cat</w:t>
+      </w:r>
+      <w:r>
+        <w:rPr>
+          <w:rStyle w:val="NormalTok"/>
+          <w:rFonts w:ascii="Times New Roman" w:hAnsi="Times New Roman" w:cs="Times New Roman"/>
+          <w:szCs w:val="22"/>
+        </w:rPr>
+        <w:t>(</w:t>
+      </w:r>
+      <w:r>
+        <w:rPr>
+          <w:rStyle w:val="StringTok"/>
+          <w:rFonts w:ascii="Times New Roman" w:hAnsi="Times New Roman" w:cs="Times New Roman"/>
+          <w:szCs w:val="22"/>
+        </w:rPr>
+        <w:t>"</w:t>
+      </w:r>
+      <w:r>
+        <w:rPr>
+          <w:rStyle w:val="SpecialCharTok"/>
+          <w:rFonts w:ascii="Times New Roman" w:hAnsi="Times New Roman" w:cs="Times New Roman"/>
+          <w:szCs w:val="22"/>
+        </w:rPr>
+        <w:t>\n</w:t>
+      </w:r>
+      <w:r>
+        <w:rPr>
+          <w:rStyle w:val="StringTok"/>
+          <w:rFonts w:ascii="Times New Roman" w:hAnsi="Times New Roman" w:cs="Times New Roman"/>
+          <w:szCs w:val="22"/>
+        </w:rPr>
+        <w:t>Card"</w:t>
+      </w:r>
+      <w:r>
+        <w:rPr>
+          <w:rStyle w:val="NormalTok"/>
+          <w:rFonts w:ascii="Times New Roman" w:hAnsi="Times New Roman" w:cs="Times New Roman"/>
+          <w:szCs w:val="22"/>
+        </w:rPr>
+        <w:t xml:space="preserve">, i, </w:t>
+      </w:r>
+      <w:r>
+        <w:rPr>
+          <w:rStyle w:val="StringTok"/>
+          <w:rFonts w:ascii="Times New Roman" w:hAnsi="Times New Roman" w:cs="Times New Roman"/>
+          <w:szCs w:val="22"/>
+        </w:rPr>
+        <w:t>":"</w:t>
+      </w:r>
+      <w:r>
+        <w:rPr>
+          <w:rStyle w:val="NormalTok"/>
+          <w:rFonts w:ascii="Times New Roman" w:hAnsi="Times New Roman" w:cs="Times New Roman"/>
+          <w:szCs w:val="22"/>
+        </w:rPr>
+        <w:t xml:space="preserve">, </w:t>
+      </w:r>
+      <w:r>
+        <w:rPr>
+          <w:rStyle w:val="FunctionTok"/>
+          <w:rFonts w:ascii="Times New Roman" w:hAnsi="Times New Roman" w:cs="Times New Roman"/>
+          <w:szCs w:val="22"/>
+        </w:rPr>
+        <w:t>round</w:t>
+      </w:r>
+      <w:r>
+        <w:rPr>
+          <w:rStyle w:val="NormalTok"/>
+          <w:rFonts w:ascii="Times New Roman" w:hAnsi="Times New Roman" w:cs="Times New Roman"/>
+          <w:szCs w:val="22"/>
+        </w:rPr>
+        <w:t>(choice_results[i,</w:t>
+      </w:r>
+      <w:r>
+        <w:rPr>
+          <w:rStyle w:val="DecValTok"/>
+          <w:rFonts w:ascii="Times New Roman" w:hAnsi="Times New Roman" w:cs="Times New Roman"/>
+          <w:szCs w:val="22"/>
+        </w:rPr>
+        <w:t>1</w:t>
+      </w:r>
+      <w:r>
+        <w:rPr>
+          <w:rStyle w:val="NormalTok"/>
+          <w:rFonts w:ascii="Times New Roman" w:hAnsi="Times New Roman" w:cs="Times New Roman"/>
+          <w:szCs w:val="22"/>
+        </w:rPr>
+        <w:t xml:space="preserve">], </w:t>
+      </w:r>
+      <w:r>
+        <w:rPr>
+          <w:rStyle w:val="DecValTok"/>
+          <w:rFonts w:ascii="Times New Roman" w:hAnsi="Times New Roman" w:cs="Times New Roman"/>
+          <w:szCs w:val="22"/>
+        </w:rPr>
+        <w:t>4</w:t>
+      </w:r>
+      <w:r>
+        <w:rPr>
+          <w:rStyle w:val="NormalTok"/>
+          <w:rFonts w:ascii="Times New Roman" w:hAnsi="Times New Roman" w:cs="Times New Roman"/>
+          <w:szCs w:val="22"/>
+        </w:rPr>
+        <w:t xml:space="preserve">), </w:t>
+      </w:r>
+      <w:r>
+        <w:rPr>
+          <w:rFonts w:ascii="Times New Roman" w:hAnsi="Times New Roman" w:cs="Times New Roman"/>
+          <w:sz w:val="22"/>
+          <w:szCs w:val="22"/>
+        </w:rPr>
+        <w:br/>
+      </w:r>
+      <w:r>
+        <w:rPr>
+          <w:rStyle w:val="NormalTok"/>
+          <w:rFonts w:ascii="Times New Roman" w:hAnsi="Times New Roman" w:cs="Times New Roman"/>
+          <w:szCs w:val="22"/>
+        </w:rPr>
+        <w:t xml:space="preserve">      </w:t>
+      </w:r>
+      <w:r>
+        <w:rPr>
+          <w:rStyle w:val="StringTok"/>
+          <w:rFonts w:ascii="Times New Roman" w:hAnsi="Times New Roman" w:cs="Times New Roman"/>
+          <w:szCs w:val="22"/>
+        </w:rPr>
+        <w:t>", "</w:t>
+      </w:r>
+      <w:r>
+        <w:rPr>
+          <w:rStyle w:val="NormalTok"/>
+          <w:rFonts w:ascii="Times New Roman" w:hAnsi="Times New Roman" w:cs="Times New Roman"/>
+          <w:szCs w:val="22"/>
+        </w:rPr>
+        <w:t xml:space="preserve">, </w:t>
+      </w:r>
+      <w:r>
+        <w:rPr>
+          <w:rStyle w:val="FunctionTok"/>
+          <w:rFonts w:ascii="Times New Roman" w:hAnsi="Times New Roman" w:cs="Times New Roman"/>
+          <w:szCs w:val="22"/>
+        </w:rPr>
+        <w:t>round</w:t>
+      </w:r>
+      <w:r>
+        <w:rPr>
+          <w:rStyle w:val="NormalTok"/>
+          <w:rFonts w:ascii="Times New Roman" w:hAnsi="Times New Roman" w:cs="Times New Roman"/>
+          <w:szCs w:val="22"/>
+        </w:rPr>
+        <w:t>(</w:t>
+      </w:r>
+      <w:proofErr w:type="spellStart"/>
+      <w:r>
+        <w:rPr>
+          <w:rStyle w:val="NormalTok"/>
+          <w:rFonts w:ascii="Times New Roman" w:hAnsi="Times New Roman" w:cs="Times New Roman"/>
+          <w:szCs w:val="22"/>
+        </w:rPr>
+        <w:t>choice_results</w:t>
+      </w:r>
+      <w:proofErr w:type="spellEnd"/>
+      <w:r>
+        <w:rPr>
+          <w:rStyle w:val="NormalTok"/>
+          <w:rFonts w:ascii="Times New Roman" w:hAnsi="Times New Roman" w:cs="Times New Roman"/>
+          <w:szCs w:val="22"/>
+        </w:rPr>
+        <w:t>[i,</w:t>
+      </w:r>
+      <w:r>
+        <w:rPr>
+          <w:rStyle w:val="DecValTok"/>
+          <w:rFonts w:ascii="Times New Roman" w:hAnsi="Times New Roman" w:cs="Times New Roman"/>
+          <w:szCs w:val="22"/>
+        </w:rPr>
+        <w:t>2</w:t>
+      </w:r>
+      <w:r>
+        <w:rPr>
+          <w:rStyle w:val="NormalTok"/>
+          <w:rFonts w:ascii="Times New Roman" w:hAnsi="Times New Roman" w:cs="Times New Roman"/>
+          <w:szCs w:val="22"/>
+        </w:rPr>
+        <w:t xml:space="preserve">], </w:t>
+      </w:r>
+      <w:r>
+        <w:rPr>
+          <w:rStyle w:val="DecValTok"/>
+          <w:rFonts w:ascii="Times New Roman" w:hAnsi="Times New Roman" w:cs="Times New Roman"/>
+          <w:szCs w:val="22"/>
+        </w:rPr>
+        <w:t>1</w:t>
+      </w:r>
+      <w:r>
+        <w:rPr>
+          <w:rStyle w:val="NormalTok"/>
+          <w:rFonts w:ascii="Times New Roman" w:hAnsi="Times New Roman" w:cs="Times New Roman"/>
+          <w:szCs w:val="22"/>
+        </w:rPr>
+        <w:t xml:space="preserve">), </w:t>
+      </w:r>
+      <w:r>
+        <w:rPr>
+          <w:rStyle w:val="StringTok"/>
+          <w:rFonts w:ascii="Times New Roman" w:hAnsi="Times New Roman" w:cs="Times New Roman"/>
+          <w:szCs w:val="22"/>
+        </w:rPr>
+        <w:t>"%"</w:t>
+      </w:r>
+      <w:r>
+        <w:rPr>
+          <w:rStyle w:val="NormalTok"/>
+          <w:rFonts w:ascii="Times New Roman" w:hAnsi="Times New Roman" w:cs="Times New Roman"/>
+          <w:szCs w:val="22"/>
+        </w:rPr>
+        <w:t>)}</w:t>
+      </w:r>
+    </w:p>
+    <w:p>
+      <w:pPr>
+        <w:pStyle w:val="SourceCode"/>
+        <w:rPr>
+          <w:rFonts w:ascii="Times New Roman" w:hAnsi="Times New Roman" w:cs="Times New Roman"/>
+          <w:sz w:val="22"/>
+          <w:szCs w:val="22"/>
+        </w:rPr>
+      </w:pPr>
       <w:r>
         <w:rPr>
           <w:rFonts w:ascii="Times New Roman" w:hAnsi="Times New Roman" w:cs="Times New Roman"/>
@@ -2986,7 +5846,557 @@
           <w:rFonts w:ascii="Times New Roman" w:hAnsi="Times New Roman" w:cs="Times New Roman"/>
           <w:szCs w:val="22"/>
         </w:rPr>
-        <w:t>## Player 2 expected value: 0.0077</w:t>
+        <w:t xml:space="preserve">## Card </w:t>
+      </w:r>
+      <w:proofErr w:type="gramStart"/>
+      <w:r>
+        <w:rPr>
+          <w:rStyle w:val="VerbatimChar"/>
+          <w:rFonts w:ascii="Times New Roman" w:hAnsi="Times New Roman" w:cs="Times New Roman"/>
+          <w:szCs w:val="22"/>
+        </w:rPr>
+        <w:t>1 :</w:t>
+      </w:r>
+      <w:proofErr w:type="gramEnd"/>
+      <w:r>
+        <w:rPr>
+          <w:rStyle w:val="VerbatimChar"/>
+          <w:rFonts w:ascii="Times New Roman" w:hAnsi="Times New Roman" w:cs="Times New Roman"/>
+          <w:szCs w:val="22"/>
+        </w:rPr>
+        <w:t xml:space="preserve"> 0.294 ,  70.9 %</w:t>
+      </w:r>
+      <w:r>
+        <w:rPr>
+          <w:rFonts w:ascii="Times New Roman" w:hAnsi="Times New Roman" w:cs="Times New Roman"/>
+          <w:sz w:val="22"/>
+          <w:szCs w:val="22"/>
+        </w:rPr>
+        <w:br/>
+      </w:r>
+      <w:r>
+        <w:rPr>
+          <w:rStyle w:val="VerbatimChar"/>
+          <w:rFonts w:ascii="Times New Roman" w:hAnsi="Times New Roman" w:cs="Times New Roman"/>
+          <w:szCs w:val="22"/>
+        </w:rPr>
+        <w:t>## Card 2 : 0.518 ,  63.4 %</w:t>
+      </w:r>
+      <w:r>
+        <w:rPr>
+          <w:rFonts w:ascii="Times New Roman" w:hAnsi="Times New Roman" w:cs="Times New Roman"/>
+          <w:sz w:val="22"/>
+          <w:szCs w:val="22"/>
+        </w:rPr>
+        <w:br/>
+      </w:r>
+      <w:r>
+        <w:rPr>
+          <w:rStyle w:val="VerbatimChar"/>
+          <w:rFonts w:ascii="Times New Roman" w:hAnsi="Times New Roman" w:cs="Times New Roman"/>
+          <w:szCs w:val="22"/>
+        </w:rPr>
+        <w:t>## Card 3 : 0.4087 ,  56.6 %</w:t>
+      </w:r>
+      <w:r>
+        <w:rPr>
+          <w:rFonts w:ascii="Times New Roman" w:hAnsi="Times New Roman" w:cs="Times New Roman"/>
+          <w:sz w:val="22"/>
+          <w:szCs w:val="22"/>
+        </w:rPr>
+        <w:br/>
+      </w:r>
+      <w:r>
+        <w:rPr>
+          <w:rStyle w:val="VerbatimChar"/>
+          <w:rFonts w:ascii="Times New Roman" w:hAnsi="Times New Roman" w:cs="Times New Roman"/>
+          <w:szCs w:val="22"/>
+        </w:rPr>
+        <w:t>## Card 4 : 0.2018 ,  50 %</w:t>
+      </w:r>
+      <w:r>
+        <w:rPr>
+          <w:rFonts w:ascii="Times New Roman" w:hAnsi="Times New Roman" w:cs="Times New Roman"/>
+          <w:sz w:val="22"/>
+          <w:szCs w:val="22"/>
+        </w:rPr>
+        <w:br/>
+      </w:r>
+      <w:r>
+        <w:rPr>
+          <w:rStyle w:val="VerbatimChar"/>
+          <w:rFonts w:ascii="Times New Roman" w:hAnsi="Times New Roman" w:cs="Times New Roman"/>
+          <w:szCs w:val="22"/>
+        </w:rPr>
+        <w:t>## Card 5 : -0.0165 ,  43.9 %</w:t>
+      </w:r>
+      <w:r>
+        <w:rPr>
+          <w:rFonts w:ascii="Times New Roman" w:hAnsi="Times New Roman" w:cs="Times New Roman"/>
+          <w:sz w:val="22"/>
+          <w:szCs w:val="22"/>
+        </w:rPr>
+        <w:br/>
+      </w:r>
+      <w:r>
+        <w:rPr>
+          <w:rStyle w:val="VerbatimChar"/>
+          <w:rFonts w:ascii="Times New Roman" w:hAnsi="Times New Roman" w:cs="Times New Roman"/>
+          <w:szCs w:val="22"/>
+        </w:rPr>
+        <w:t>## Card 6 : -0.2471 ,  37.4 %</w:t>
+      </w:r>
+      <w:r>
+        <w:rPr>
+          <w:rFonts w:ascii="Times New Roman" w:hAnsi="Times New Roman" w:cs="Times New Roman"/>
+          <w:sz w:val="22"/>
+          <w:szCs w:val="22"/>
+        </w:rPr>
+        <w:br/>
+      </w:r>
+      <w:r>
+        <w:rPr>
+          <w:rStyle w:val="VerbatimChar"/>
+          <w:rFonts w:ascii="Times New Roman" w:hAnsi="Times New Roman" w:cs="Times New Roman"/>
+          <w:szCs w:val="22"/>
+        </w:rPr>
+        <w:t>## Card 7 : -0.4956 ,  30.5 %</w:t>
+      </w:r>
+      <w:r>
+        <w:rPr>
+          <w:rFonts w:ascii="Times New Roman" w:hAnsi="Times New Roman" w:cs="Times New Roman"/>
+          <w:sz w:val="22"/>
+          <w:szCs w:val="22"/>
+        </w:rPr>
+        <w:br/>
+      </w:r>
+      <w:r>
+        <w:rPr>
+          <w:rStyle w:val="VerbatimChar"/>
+          <w:rFonts w:ascii="Times New Roman" w:hAnsi="Times New Roman" w:cs="Times New Roman"/>
+          <w:szCs w:val="22"/>
+        </w:rPr>
+        <w:t>## Card 8 : -0.747 ,  23.5 %</w:t>
+      </w:r>
+    </w:p>
+    <w:p>
+      <w:pPr>
+        <w:pStyle w:val="SourceCode"/>
+        <w:rPr>
+          <w:rFonts w:ascii="Times New Roman" w:hAnsi="Times New Roman" w:cs="Times New Roman"/>
+          <w:sz w:val="22"/>
+          <w:szCs w:val="22"/>
+        </w:rPr>
+      </w:pPr>
+      <w:r>
+        <w:rPr>
+          <w:rStyle w:val="NormalTok"/>
+          <w:rFonts w:ascii="Times New Roman" w:hAnsi="Times New Roman" w:cs="Times New Roman"/>
+          <w:szCs w:val="22"/>
+        </w:rPr>
+        <w:t xml:space="preserve">best </w:t>
+      </w:r>
+      <w:r>
+        <w:rPr>
+          <w:rStyle w:val="OtherTok"/>
+          <w:rFonts w:ascii="Times New Roman" w:hAnsi="Times New Roman" w:cs="Times New Roman"/>
+          <w:szCs w:val="22"/>
+        </w:rPr>
+        <w:t>&lt;-</w:t>
+      </w:r>
+      <w:r>
+        <w:rPr>
+          <w:rStyle w:val="NormalTok"/>
+          <w:rFonts w:ascii="Times New Roman" w:hAnsi="Times New Roman" w:cs="Times New Roman"/>
+          <w:szCs w:val="22"/>
+        </w:rPr>
+        <w:t xml:space="preserve"> </w:t>
+      </w:r>
+      <w:r>
+        <w:rPr>
+          <w:rStyle w:val="FunctionTok"/>
+          <w:rFonts w:ascii="Times New Roman" w:hAnsi="Times New Roman" w:cs="Times New Roman"/>
+          <w:szCs w:val="22"/>
+        </w:rPr>
+        <w:t>which.max</w:t>
+      </w:r>
+      <w:r>
+        <w:rPr>
+          <w:rStyle w:val="NormalTok"/>
+          <w:rFonts w:ascii="Times New Roman" w:hAnsi="Times New Roman" w:cs="Times New Roman"/>
+          <w:szCs w:val="22"/>
+        </w:rPr>
+        <w:t>(choice_</w:t>
+      </w:r>
+      <w:proofErr w:type="gramStart"/>
+      <w:r>
+        <w:rPr>
+          <w:rStyle w:val="NormalTok"/>
+          <w:rFonts w:ascii="Times New Roman" w:hAnsi="Times New Roman" w:cs="Times New Roman"/>
+          <w:szCs w:val="22"/>
+        </w:rPr>
+        <w:t>results[</w:t>
+      </w:r>
+      <w:proofErr w:type="gramEnd"/>
+      <w:r>
+        <w:rPr>
+          <w:rStyle w:val="NormalTok"/>
+          <w:rFonts w:ascii="Times New Roman" w:hAnsi="Times New Roman" w:cs="Times New Roman"/>
+          <w:szCs w:val="22"/>
+        </w:rPr>
+        <w:t>,</w:t>
+      </w:r>
+      <w:r>
+        <w:rPr>
+          <w:rStyle w:val="DecValTok"/>
+          <w:rFonts w:ascii="Times New Roman" w:hAnsi="Times New Roman" w:cs="Times New Roman"/>
+          <w:szCs w:val="22"/>
+        </w:rPr>
+        <w:t>1</w:t>
+      </w:r>
+      <w:r>
+        <w:rPr>
+          <w:rStyle w:val="NormalTok"/>
+          <w:rFonts w:ascii="Times New Roman" w:hAnsi="Times New Roman" w:cs="Times New Roman"/>
+          <w:szCs w:val="22"/>
+        </w:rPr>
+        <w:t>])</w:t>
+      </w:r>
+      <w:r>
+        <w:rPr>
+          <w:rFonts w:ascii="Times New Roman" w:hAnsi="Times New Roman" w:cs="Times New Roman"/>
+          <w:sz w:val="22"/>
+          <w:szCs w:val="22"/>
+        </w:rPr>
+        <w:br/>
+      </w:r>
+      <w:r>
+        <w:rPr>
+          <w:rStyle w:val="FunctionTok"/>
+          <w:rFonts w:ascii="Times New Roman" w:hAnsi="Times New Roman" w:cs="Times New Roman"/>
+          <w:szCs w:val="22"/>
+        </w:rPr>
+        <w:t>cat</w:t>
+      </w:r>
+      <w:r>
+        <w:rPr>
+          <w:rStyle w:val="NormalTok"/>
+          <w:rFonts w:ascii="Times New Roman" w:hAnsi="Times New Roman" w:cs="Times New Roman"/>
+          <w:szCs w:val="22"/>
+        </w:rPr>
+        <w:t>(</w:t>
+      </w:r>
+      <w:r>
+        <w:rPr>
+          <w:rStyle w:val="StringTok"/>
+          <w:rFonts w:ascii="Times New Roman" w:hAnsi="Times New Roman" w:cs="Times New Roman"/>
+          <w:szCs w:val="22"/>
+        </w:rPr>
+        <w:t>"</w:t>
+      </w:r>
+      <w:r>
+        <w:rPr>
+          <w:rStyle w:val="SpecialCharTok"/>
+          <w:rFonts w:ascii="Times New Roman" w:hAnsi="Times New Roman" w:cs="Times New Roman"/>
+          <w:szCs w:val="22"/>
+        </w:rPr>
+        <w:t>\n\n</w:t>
+      </w:r>
+      <w:r>
+        <w:rPr>
+          <w:rStyle w:val="StringTok"/>
+          <w:rFonts w:ascii="Times New Roman" w:hAnsi="Times New Roman" w:cs="Times New Roman"/>
+          <w:szCs w:val="22"/>
+        </w:rPr>
+        <w:t>Best choice for Player 1: Card"</w:t>
+      </w:r>
+      <w:r>
+        <w:rPr>
+          <w:rStyle w:val="NormalTok"/>
+          <w:rFonts w:ascii="Times New Roman" w:hAnsi="Times New Roman" w:cs="Times New Roman"/>
+          <w:szCs w:val="22"/>
+        </w:rPr>
+        <w:t>, best)</w:t>
+      </w:r>
+      <w:r>
+        <w:rPr>
+          <w:rFonts w:ascii="Times New Roman" w:hAnsi="Times New Roman" w:cs="Times New Roman"/>
+          <w:sz w:val="22"/>
+          <w:szCs w:val="22"/>
+        </w:rPr>
+        <w:br/>
+      </w:r>
+      <w:r>
+        <w:rPr>
+          <w:rStyle w:val="VerbatimChar"/>
+          <w:rFonts w:ascii="Times New Roman" w:hAnsi="Times New Roman" w:cs="Times New Roman"/>
+          <w:szCs w:val="22"/>
+        </w:rPr>
+        <w:t>## Best choice for Player 1: Card 2</w:t>
+      </w:r>
+    </w:p>
+    <w:p>
+      <w:pPr>
+        <w:pStyle w:val="SourceCode"/>
+        <w:rPr>
+          <w:rFonts w:ascii="Times New Roman" w:hAnsi="Times New Roman" w:cs="Times New Roman"/>
+          <w:sz w:val="22"/>
+          <w:szCs w:val="22"/>
+        </w:rPr>
+      </w:pPr>
+      <w:proofErr w:type="gramStart"/>
+      <w:r>
+        <w:rPr>
+          <w:rStyle w:val="FunctionTok"/>
+          <w:rFonts w:ascii="Times New Roman" w:hAnsi="Times New Roman" w:cs="Times New Roman"/>
+          <w:szCs w:val="22"/>
+        </w:rPr>
+        <w:t>cat</w:t>
+      </w:r>
+      <w:r>
+        <w:rPr>
+          <w:rStyle w:val="NormalTok"/>
+          <w:rFonts w:ascii="Times New Roman" w:hAnsi="Times New Roman" w:cs="Times New Roman"/>
+          <w:szCs w:val="22"/>
+        </w:rPr>
+        <w:t>(</w:t>
+      </w:r>
+      <w:proofErr w:type="gramEnd"/>
+      <w:r>
+        <w:rPr>
+          <w:rStyle w:val="StringTok"/>
+          <w:rFonts w:ascii="Times New Roman" w:hAnsi="Times New Roman" w:cs="Times New Roman"/>
+          <w:szCs w:val="22"/>
+        </w:rPr>
+        <w:t>"</w:t>
+      </w:r>
+      <w:r>
+        <w:rPr>
+          <w:rStyle w:val="SpecialCharTok"/>
+          <w:rFonts w:ascii="Times New Roman" w:hAnsi="Times New Roman" w:cs="Times New Roman"/>
+          <w:szCs w:val="22"/>
+        </w:rPr>
+        <w:t>\n</w:t>
+      </w:r>
+      <w:r>
+        <w:rPr>
+          <w:rStyle w:val="StringTok"/>
+          <w:rFonts w:ascii="Times New Roman" w:hAnsi="Times New Roman" w:cs="Times New Roman"/>
+          <w:szCs w:val="22"/>
+        </w:rPr>
+        <w:t>This gives expected value of"</w:t>
+      </w:r>
+      <w:r>
+        <w:rPr>
+          <w:rStyle w:val="NormalTok"/>
+          <w:rFonts w:ascii="Times New Roman" w:hAnsi="Times New Roman" w:cs="Times New Roman"/>
+          <w:szCs w:val="22"/>
+        </w:rPr>
+        <w:t xml:space="preserve">, </w:t>
+      </w:r>
+      <w:r>
+        <w:rPr>
+          <w:rStyle w:val="FunctionTok"/>
+          <w:rFonts w:ascii="Times New Roman" w:hAnsi="Times New Roman" w:cs="Times New Roman"/>
+          <w:szCs w:val="22"/>
+        </w:rPr>
+        <w:t>round</w:t>
+      </w:r>
+      <w:r>
+        <w:rPr>
+          <w:rStyle w:val="NormalTok"/>
+          <w:rFonts w:ascii="Times New Roman" w:hAnsi="Times New Roman" w:cs="Times New Roman"/>
+          <w:szCs w:val="22"/>
+        </w:rPr>
+        <w:t>(choice_results[best,</w:t>
+      </w:r>
+      <w:r>
+        <w:rPr>
+          <w:rStyle w:val="DecValTok"/>
+          <w:rFonts w:ascii="Times New Roman" w:hAnsi="Times New Roman" w:cs="Times New Roman"/>
+          <w:szCs w:val="22"/>
+        </w:rPr>
+        <w:t>1</w:t>
+      </w:r>
+      <w:r>
+        <w:rPr>
+          <w:rStyle w:val="NormalTok"/>
+          <w:rFonts w:ascii="Times New Roman" w:hAnsi="Times New Roman" w:cs="Times New Roman"/>
+          <w:szCs w:val="22"/>
+        </w:rPr>
+        <w:t xml:space="preserve">], </w:t>
+      </w:r>
+      <w:r>
+        <w:rPr>
+          <w:rStyle w:val="DecValTok"/>
+          <w:rFonts w:ascii="Times New Roman" w:hAnsi="Times New Roman" w:cs="Times New Roman"/>
+          <w:szCs w:val="22"/>
+        </w:rPr>
+        <w:t>4</w:t>
+      </w:r>
+      <w:r>
+        <w:rPr>
+          <w:rStyle w:val="NormalTok"/>
+          <w:rFonts w:ascii="Times New Roman" w:hAnsi="Times New Roman" w:cs="Times New Roman"/>
+          <w:szCs w:val="22"/>
+        </w:rPr>
+        <w:t xml:space="preserve">), </w:t>
+      </w:r>
+      <w:r>
+        <w:rPr>
+          <w:rStyle w:val="StringTok"/>
+          <w:rFonts w:ascii="Times New Roman" w:hAnsi="Times New Roman" w:cs="Times New Roman"/>
+          <w:szCs w:val="22"/>
+        </w:rPr>
+        <w:t>"per game"</w:t>
+      </w:r>
+      <w:r>
+        <w:rPr>
+          <w:rStyle w:val="NormalTok"/>
+          <w:rFonts w:ascii="Times New Roman" w:hAnsi="Times New Roman" w:cs="Times New Roman"/>
+          <w:szCs w:val="22"/>
+        </w:rPr>
+        <w:t>)</w:t>
+      </w:r>
+      <w:r>
+        <w:rPr>
+          <w:rFonts w:ascii="Times New Roman" w:hAnsi="Times New Roman" w:cs="Times New Roman"/>
+          <w:sz w:val="22"/>
+          <w:szCs w:val="22"/>
+        </w:rPr>
+        <w:br/>
+      </w:r>
+      <w:r>
+        <w:rPr>
+          <w:rStyle w:val="VerbatimChar"/>
+          <w:rFonts w:ascii="Times New Roman" w:hAnsi="Times New Roman" w:cs="Times New Roman"/>
+          <w:szCs w:val="22"/>
+        </w:rPr>
+        <w:t xml:space="preserve">## This gives </w:t>
+      </w:r>
+      <w:r>
+        <w:rPr>
+          <w:rStyle w:val="VerbatimChar"/>
+          <w:rFonts w:ascii="Times New Roman" w:hAnsi="Times New Roman" w:cs="Times New Roman"/>
+          <w:szCs w:val="22"/>
+        </w:rPr>
+        <w:t xml:space="preserve">an </w:t>
+      </w:r>
+      <w:r>
+        <w:rPr>
+          <w:rStyle w:val="VerbatimChar"/>
+          <w:rFonts w:ascii="Times New Roman" w:hAnsi="Times New Roman" w:cs="Times New Roman"/>
+          <w:szCs w:val="22"/>
+        </w:rPr>
+        <w:t>expected value of 0.518 per game</w:t>
+      </w:r>
+    </w:p>
+    <w:p>
+      <w:pPr>
+        <w:pStyle w:val="SourceCode"/>
+        <w:rPr>
+          <w:rFonts w:ascii="Times New Roman" w:hAnsi="Times New Roman" w:cs="Times New Roman"/>
+          <w:sz w:val="22"/>
+          <w:szCs w:val="22"/>
+        </w:rPr>
+      </w:pPr>
+      <w:proofErr w:type="gramStart"/>
+      <w:r>
+        <w:rPr>
+          <w:rStyle w:val="FunctionTok"/>
+          <w:rFonts w:ascii="Times New Roman" w:hAnsi="Times New Roman" w:cs="Times New Roman"/>
+          <w:szCs w:val="22"/>
+        </w:rPr>
+        <w:t>cat</w:t>
+      </w:r>
+      <w:r>
+        <w:rPr>
+          <w:rStyle w:val="NormalTok"/>
+          <w:rFonts w:ascii="Times New Roman" w:hAnsi="Times New Roman" w:cs="Times New Roman"/>
+          <w:szCs w:val="22"/>
+        </w:rPr>
+        <w:t>(</w:t>
+      </w:r>
+      <w:proofErr w:type="gramEnd"/>
+      <w:r>
+        <w:rPr>
+          <w:rStyle w:val="StringTok"/>
+          <w:rFonts w:ascii="Times New Roman" w:hAnsi="Times New Roman" w:cs="Times New Roman"/>
+          <w:szCs w:val="22"/>
+        </w:rPr>
+        <w:t>"</w:t>
+      </w:r>
+      <w:r>
+        <w:rPr>
+          <w:rStyle w:val="SpecialCharTok"/>
+          <w:rFonts w:ascii="Times New Roman" w:hAnsi="Times New Roman" w:cs="Times New Roman"/>
+          <w:szCs w:val="22"/>
+        </w:rPr>
+        <w:t>\n</w:t>
+      </w:r>
+      <w:r>
+        <w:rPr>
+          <w:rStyle w:val="StringTok"/>
+          <w:rFonts w:ascii="Times New Roman" w:hAnsi="Times New Roman" w:cs="Times New Roman"/>
+          <w:szCs w:val="22"/>
+        </w:rPr>
+        <w:t>The fair game had expected value around 0, so this is definitely better"</w:t>
+      </w:r>
+      <w:r>
+        <w:rPr>
+          <w:rStyle w:val="NormalTok"/>
+          <w:rFonts w:ascii="Times New Roman" w:hAnsi="Times New Roman" w:cs="Times New Roman"/>
+          <w:szCs w:val="22"/>
+        </w:rPr>
+        <w:t>)</w:t>
+      </w:r>
+      <w:r>
+        <w:rPr>
+          <w:rFonts w:ascii="Times New Roman" w:hAnsi="Times New Roman" w:cs="Times New Roman"/>
+          <w:sz w:val="22"/>
+          <w:szCs w:val="22"/>
+        </w:rPr>
+        <w:br/>
+      </w:r>
+      <w:r>
+        <w:rPr>
+          <w:rStyle w:val="VerbatimChar"/>
+          <w:rFonts w:ascii="Times New Roman" w:hAnsi="Times New Roman" w:cs="Times New Roman"/>
+          <w:szCs w:val="22"/>
+        </w:rPr>
+        <w:t xml:space="preserve">## The fair game had </w:t>
+      </w:r>
+      <w:r>
+        <w:rPr>
+          <w:rStyle w:val="VerbatimChar"/>
+          <w:rFonts w:ascii="Times New Roman" w:hAnsi="Times New Roman" w:cs="Times New Roman"/>
+          <w:szCs w:val="22"/>
+        </w:rPr>
+        <w:t xml:space="preserve">an </w:t>
+      </w:r>
+      <w:r>
+        <w:rPr>
+          <w:rStyle w:val="VerbatimChar"/>
+          <w:rFonts w:ascii="Times New Roman" w:hAnsi="Times New Roman" w:cs="Times New Roman"/>
+          <w:szCs w:val="22"/>
+        </w:rPr>
+        <w:t xml:space="preserve">expected value </w:t>
+      </w:r>
+      <w:r>
+        <w:rPr>
+          <w:rStyle w:val="VerbatimChar"/>
+          <w:rFonts w:ascii="Times New Roman" w:hAnsi="Times New Roman" w:cs="Times New Roman"/>
+          <w:szCs w:val="22"/>
+        </w:rPr>
+        <w:t xml:space="preserve">of </w:t>
+      </w:r>
+      <w:r>
+        <w:rPr>
+          <w:rStyle w:val="VerbatimChar"/>
+          <w:rFonts w:ascii="Times New Roman" w:hAnsi="Times New Roman" w:cs="Times New Roman"/>
+          <w:szCs w:val="22"/>
+        </w:rPr>
+        <w:t>around 0, so this is definitely better</w:t>
       </w:r>
     </w:p>
     <w:p>
@@ -2994,6 +6404,8 @@
         <w:pStyle w:val="FirstParagraph"/>
         <w:rPr>
           <w:rFonts w:ascii="Times New Roman" w:hAnsi="Times New Roman" w:cs="Times New Roman"/>
+          <w:b/>
+          <w:bCs/>
           <w:sz w:val="22"/>
           <w:szCs w:val="22"/>
         </w:rPr>
@@ -3013,3595 +6425,152 @@
           <w:szCs w:val="22"/>
         </w:rPr>
         <w:br/>
-        <w:t>The payoff distributions for both players are mirror images of each other.</w:t>
-      </w:r>
-      <w:r>
-        <w:rPr>
-          <w:rFonts w:ascii="Times New Roman" w:hAnsi="Times New Roman" w:cs="Times New Roman"/>
-          <w:sz w:val="22"/>
-          <w:szCs w:val="22"/>
-        </w:rPr>
-        <w:br/>
-        <w:t>The most common outcomes are -1, 0, 1, and 2, with less frequent outcomes at -3, -2, 3, and 4.</w:t>
-      </w:r>
-      <w:r>
-        <w:rPr>
-          <w:rFonts w:ascii="Times New Roman" w:hAnsi="Times New Roman" w:cs="Times New Roman"/>
-          <w:sz w:val="22"/>
-          <w:szCs w:val="22"/>
-        </w:rPr>
-        <w:br/>
-        <w:t>The expected values (Player 1: -0.0077, Player 2: 0.0077) are essentially zero.</w:t>
-      </w:r>
-      <w:r>
-        <w:rPr>
-          <w:rFonts w:ascii="Times New Roman" w:hAnsi="Times New Roman" w:cs="Times New Roman"/>
-          <w:sz w:val="22"/>
-          <w:szCs w:val="22"/>
-        </w:rPr>
-        <w:br/>
-        <w:t>The game appears to be fair, with neither player having a significant advantage.</w:t>
-      </w:r>
-      <w:r>
-        <w:rPr>
-          <w:rFonts w:ascii="Times New Roman" w:hAnsi="Times New Roman" w:cs="Times New Roman"/>
-          <w:sz w:val="22"/>
-          <w:szCs w:val="22"/>
-        </w:rPr>
-        <w:br/>
-        <w:t>Ties (payoff of 0) occur frequently, as shown by the peak at 0 in both histograms.</w:t>
-      </w:r>
-      <w:r>
-        <w:rPr>
-          <w:rFonts w:ascii="Times New Roman" w:hAnsi="Times New Roman" w:cs="Times New Roman"/>
-          <w:sz w:val="22"/>
-          <w:szCs w:val="22"/>
-        </w:rPr>
-        <w:br/>
-      </w:r>
-    </w:p>
-    <w:p>
-      <w:pPr>
-        <w:pStyle w:val="3"/>
-        <w:rPr>
-          <w:rFonts w:ascii="Times New Roman" w:hAnsi="Times New Roman" w:cs="Times New Roman"/>
-          <w:sz w:val="22"/>
-          <w:szCs w:val="22"/>
-        </w:rPr>
-      </w:pPr>
-      <w:bookmarkStart w:id="2" w:name="b"/>
-      <w:bookmarkEnd w:id="1"/>
-      <w:r>
-        <w:rPr>
-          <w:rFonts w:ascii="Times New Roman" w:hAnsi="Times New Roman" w:cs="Times New Roman"/>
-          <w:sz w:val="22"/>
-          <w:szCs w:val="22"/>
-        </w:rPr>
-        <w:t>(b)</w:t>
-      </w:r>
-    </w:p>
-    <w:p>
-      <w:pPr>
-        <w:pStyle w:val="SourceCode"/>
-        <w:rPr>
-          <w:rFonts w:ascii="Times New Roman" w:hAnsi="Times New Roman" w:cs="Times New Roman"/>
-          <w:sz w:val="22"/>
-          <w:szCs w:val="22"/>
-        </w:rPr>
-      </w:pPr>
-      <w:r>
-        <w:rPr>
-          <w:rStyle w:val="CommentTok"/>
-          <w:rFonts w:ascii="Times New Roman" w:hAnsi="Times New Roman" w:cs="Times New Roman"/>
-          <w:szCs w:val="22"/>
-        </w:rPr>
-        <w:t xml:space="preserve"># Create </w:t>
-      </w:r>
-      <w:r>
-        <w:rPr>
-          <w:rStyle w:val="CommentTok"/>
-          <w:rFonts w:ascii="Times New Roman" w:hAnsi="Times New Roman" w:cs="Times New Roman"/>
+      </w:r>
+      <w:r>
+        <w:rPr>
+          <w:rFonts w:ascii="Times New Roman" w:hAnsi="Times New Roman" w:cs="Times New Roman" w:hint="eastAsia"/>
+          <w:sz w:val="22"/>
+          <w:szCs w:val="22"/>
+          <w:lang w:eastAsia="zh-CN"/>
+        </w:rPr>
+        <w:t>The p</w:t>
+      </w:r>
+      <w:r>
+        <w:rPr>
+          <w:rFonts w:ascii="Times New Roman" w:hAnsi="Times New Roman" w:cs="Times New Roman"/>
+          <w:sz w:val="22"/>
+          <w:szCs w:val="22"/>
+        </w:rPr>
+        <w:t xml:space="preserve">layer A should choose card 2. It gives the highest expected value of </w:t>
+      </w:r>
+      <w:r>
+        <w:rPr>
+          <w:rFonts w:ascii="Times New Roman" w:hAnsi="Times New Roman" w:cs="Times New Roman"/>
+          <w:sz w:val="22"/>
+          <w:szCs w:val="22"/>
+          <w:lang w:eastAsia="zh-CN"/>
+        </w:rPr>
+        <w:t>payoff</w:t>
+      </w:r>
+      <w:r>
+        <w:rPr>
+          <w:rFonts w:ascii="Times New Roman" w:hAnsi="Times New Roman" w:cs="Times New Roman" w:hint="eastAsia"/>
+          <w:sz w:val="22"/>
+          <w:szCs w:val="22"/>
+          <w:lang w:eastAsia="zh-CN"/>
+        </w:rPr>
+        <w:t xml:space="preserve"> </w:t>
+      </w:r>
+      <w:r>
+        <w:rPr>
+          <w:rFonts w:ascii="Times New Roman" w:hAnsi="Times New Roman" w:cs="Times New Roman"/>
+          <w:sz w:val="22"/>
+          <w:szCs w:val="22"/>
+          <w:lang w:eastAsia="zh-CN"/>
+        </w:rPr>
+        <w:t>equal</w:t>
+      </w:r>
+      <w:r>
+        <w:rPr>
+          <w:rFonts w:ascii="Times New Roman" w:hAnsi="Times New Roman" w:cs="Times New Roman" w:hint="eastAsia"/>
+          <w:sz w:val="22"/>
+          <w:szCs w:val="22"/>
+          <w:lang w:eastAsia="zh-CN"/>
+        </w:rPr>
+        <w:t xml:space="preserve"> to </w:t>
+      </w:r>
+      <w:r>
+        <w:rPr>
+          <w:rFonts w:ascii="Times New Roman" w:hAnsi="Times New Roman" w:cs="Times New Roman"/>
+          <w:sz w:val="22"/>
+          <w:szCs w:val="22"/>
+        </w:rPr>
+        <w:t>0.518 per game.</w:t>
+      </w:r>
+      <w:r>
+        <w:rPr>
+          <w:rFonts w:ascii="Times New Roman" w:hAnsi="Times New Roman" w:cs="Times New Roman"/>
+          <w:sz w:val="22"/>
+          <w:szCs w:val="22"/>
+        </w:rPr>
+        <w:br/>
+        <w:t xml:space="preserve">While choosing card 1 offers the highest win probability (70.9%), it only yields an expected value of </w:t>
+      </w:r>
+      <w:r>
+        <w:rPr>
+          <w:rFonts w:ascii="Times New Roman" w:hAnsi="Times New Roman" w:cs="Times New Roman" w:hint="eastAsia"/>
+          <w:sz w:val="22"/>
+          <w:szCs w:val="22"/>
+          <w:lang w:eastAsia="zh-CN"/>
+        </w:rPr>
+        <w:t xml:space="preserve">payoff equal to </w:t>
+      </w:r>
+      <w:r>
+        <w:rPr>
+          <w:rFonts w:ascii="Times New Roman" w:hAnsi="Times New Roman" w:cs="Times New Roman"/>
+          <w:sz w:val="22"/>
+          <w:szCs w:val="22"/>
+        </w:rPr>
+        <w:t>0.294.</w:t>
+      </w:r>
+      <w:r>
+        <w:rPr>
+          <w:rFonts w:ascii="Times New Roman" w:hAnsi="Times New Roman" w:cs="Times New Roman" w:hint="eastAsia"/>
+          <w:sz w:val="22"/>
+          <w:szCs w:val="22"/>
+          <w:lang w:eastAsia="zh-CN"/>
+        </w:rPr>
+        <w:t xml:space="preserve"> </w:t>
+      </w:r>
+      <w:r>
+        <w:rPr>
+          <w:rFonts w:ascii="Times New Roman" w:hAnsi="Times New Roman" w:cs="Times New Roman"/>
+          <w:sz w:val="22"/>
+          <w:szCs w:val="22"/>
+        </w:rPr>
+        <w:t xml:space="preserve">Card 2 provides a better balance of win probability (63.4%) and </w:t>
+      </w:r>
+      <w:r>
+        <w:rPr>
+          <w:rFonts w:ascii="Times New Roman" w:hAnsi="Times New Roman" w:cs="Times New Roman"/>
+          <w:sz w:val="22"/>
           <w:szCs w:val="22"/>
         </w:rPr>
         <w:t xml:space="preserve">a </w:t>
       </w:r>
       <w:r>
         <w:rPr>
-          <w:rStyle w:val="CommentTok"/>
-          <w:rFonts w:ascii="Times New Roman" w:hAnsi="Times New Roman" w:cs="Times New Roman"/>
-          <w:szCs w:val="22"/>
-        </w:rPr>
-        <w:t>new function where Player 1 always gets their chosen card</w:t>
-      </w:r>
-      <w:r>
-        <w:rPr>
-          <w:rFonts w:ascii="Times New Roman" w:hAnsi="Times New Roman" w:cs="Times New Roman"/>
-          <w:sz w:val="22"/>
-          <w:szCs w:val="22"/>
-        </w:rPr>
-        <w:br/>
-      </w:r>
-      <w:r>
-        <w:rPr>
-          <w:rStyle w:val="NormalTok"/>
-          <w:rFonts w:ascii="Times New Roman" w:hAnsi="Times New Roman" w:cs="Times New Roman"/>
-          <w:szCs w:val="22"/>
-        </w:rPr>
-        <w:t xml:space="preserve">sim_game_modified </w:t>
-      </w:r>
-      <w:r>
-        <w:rPr>
-          <w:rStyle w:val="OtherTok"/>
-          <w:rFonts w:ascii="Times New Roman" w:hAnsi="Times New Roman" w:cs="Times New Roman"/>
-          <w:szCs w:val="22"/>
-        </w:rPr>
-        <w:t>&lt;-</w:t>
-      </w:r>
-      <w:r>
-        <w:rPr>
-          <w:rStyle w:val="NormalTok"/>
-          <w:rFonts w:ascii="Times New Roman" w:hAnsi="Times New Roman" w:cs="Times New Roman"/>
-          <w:szCs w:val="22"/>
-        </w:rPr>
-        <w:t xml:space="preserve"> </w:t>
-      </w:r>
-      <w:r>
-        <w:rPr>
-          <w:rStyle w:val="ControlFlowTok"/>
-          <w:rFonts w:ascii="Times New Roman" w:hAnsi="Times New Roman" w:cs="Times New Roman"/>
-          <w:szCs w:val="22"/>
-        </w:rPr>
-        <w:t>function</w:t>
-      </w:r>
-      <w:r>
-        <w:rPr>
-          <w:rStyle w:val="NormalTok"/>
-          <w:rFonts w:ascii="Times New Roman" w:hAnsi="Times New Roman" w:cs="Times New Roman"/>
-          <w:szCs w:val="22"/>
-        </w:rPr>
-        <w:t>(chosen) {</w:t>
-      </w:r>
-      <w:r>
-        <w:rPr>
-          <w:rFonts w:ascii="Times New Roman" w:hAnsi="Times New Roman" w:cs="Times New Roman"/>
-          <w:sz w:val="22"/>
-          <w:szCs w:val="22"/>
-        </w:rPr>
-        <w:br/>
-      </w:r>
-      <w:r>
-        <w:rPr>
-          <w:rStyle w:val="NormalTok"/>
-          <w:rFonts w:ascii="Times New Roman" w:hAnsi="Times New Roman" w:cs="Times New Roman"/>
-          <w:szCs w:val="22"/>
-        </w:rPr>
-        <w:t xml:space="preserve">  nums </w:t>
-      </w:r>
-      <w:r>
-        <w:rPr>
-          <w:rStyle w:val="OtherTok"/>
-          <w:rFonts w:ascii="Times New Roman" w:hAnsi="Times New Roman" w:cs="Times New Roman"/>
-          <w:szCs w:val="22"/>
-        </w:rPr>
-        <w:t>&lt;-</w:t>
-      </w:r>
-      <w:r>
-        <w:rPr>
-          <w:rStyle w:val="NormalTok"/>
-          <w:rFonts w:ascii="Times New Roman" w:hAnsi="Times New Roman" w:cs="Times New Roman"/>
-          <w:szCs w:val="22"/>
-        </w:rPr>
-        <w:t xml:space="preserve"> </w:t>
-      </w:r>
-      <w:r>
-        <w:rPr>
-          <w:rStyle w:val="DecValTok"/>
-          <w:rFonts w:ascii="Times New Roman" w:hAnsi="Times New Roman" w:cs="Times New Roman"/>
-          <w:szCs w:val="22"/>
-        </w:rPr>
-        <w:t>1</w:t>
-      </w:r>
-      <w:r>
-        <w:rPr>
-          <w:rStyle w:val="SpecialCharTok"/>
-          <w:rFonts w:ascii="Times New Roman" w:hAnsi="Times New Roman" w:cs="Times New Roman"/>
-          <w:szCs w:val="22"/>
-        </w:rPr>
-        <w:t>:</w:t>
-      </w:r>
-      <w:r>
-        <w:rPr>
-          <w:rStyle w:val="DecValTok"/>
-          <w:rFonts w:ascii="Times New Roman" w:hAnsi="Times New Roman" w:cs="Times New Roman"/>
-          <w:szCs w:val="22"/>
-        </w:rPr>
-        <w:t>8</w:t>
-      </w:r>
-      <w:r>
-        <w:rPr>
-          <w:rFonts w:ascii="Times New Roman" w:hAnsi="Times New Roman" w:cs="Times New Roman"/>
-          <w:sz w:val="22"/>
-          <w:szCs w:val="22"/>
-        </w:rPr>
-        <w:br/>
-      </w:r>
-      <w:r>
-        <w:rPr>
-          <w:rStyle w:val="NormalTok"/>
-          <w:rFonts w:ascii="Times New Roman" w:hAnsi="Times New Roman" w:cs="Times New Roman"/>
-          <w:szCs w:val="22"/>
-        </w:rPr>
-        <w:t xml:space="preserve">  repeat_nums </w:t>
-      </w:r>
-      <w:r>
-        <w:rPr>
-          <w:rStyle w:val="OtherTok"/>
-          <w:rFonts w:ascii="Times New Roman" w:hAnsi="Times New Roman" w:cs="Times New Roman"/>
-          <w:szCs w:val="22"/>
-        </w:rPr>
-        <w:t>&lt;-</w:t>
-      </w:r>
-      <w:r>
-        <w:rPr>
-          <w:rStyle w:val="NormalTok"/>
-          <w:rFonts w:ascii="Times New Roman" w:hAnsi="Times New Roman" w:cs="Times New Roman"/>
-          <w:szCs w:val="22"/>
-        </w:rPr>
-        <w:t xml:space="preserve"> </w:t>
-      </w:r>
-      <w:r>
-        <w:rPr>
-          <w:rStyle w:val="FunctionTok"/>
-          <w:rFonts w:ascii="Times New Roman" w:hAnsi="Times New Roman" w:cs="Times New Roman"/>
-          <w:szCs w:val="22"/>
-        </w:rPr>
-        <w:t>sample</w:t>
-      </w:r>
-      <w:r>
-        <w:rPr>
-          <w:rStyle w:val="NormalTok"/>
-          <w:rFonts w:ascii="Times New Roman" w:hAnsi="Times New Roman" w:cs="Times New Roman"/>
-          <w:szCs w:val="22"/>
-        </w:rPr>
-        <w:t xml:space="preserve">(nums, </w:t>
-      </w:r>
-      <w:r>
-        <w:rPr>
-          <w:rStyle w:val="AttributeTok"/>
-          <w:rFonts w:ascii="Times New Roman" w:hAnsi="Times New Roman" w:cs="Times New Roman"/>
-          <w:szCs w:val="22"/>
-        </w:rPr>
-        <w:t>size=</w:t>
-      </w:r>
-      <w:r>
-        <w:rPr>
-          <w:rStyle w:val="DecValTok"/>
-          <w:rFonts w:ascii="Times New Roman" w:hAnsi="Times New Roman" w:cs="Times New Roman"/>
-          <w:szCs w:val="22"/>
-        </w:rPr>
-        <w:t>4</w:t>
-      </w:r>
-      <w:r>
-        <w:rPr>
-          <w:rStyle w:val="NormalTok"/>
-          <w:rFonts w:ascii="Times New Roman" w:hAnsi="Times New Roman" w:cs="Times New Roman"/>
-          <w:szCs w:val="22"/>
-        </w:rPr>
-        <w:t xml:space="preserve">, </w:t>
-      </w:r>
-      <w:r>
-        <w:rPr>
-          <w:rStyle w:val="AttributeTok"/>
-          <w:rFonts w:ascii="Times New Roman" w:hAnsi="Times New Roman" w:cs="Times New Roman"/>
-          <w:szCs w:val="22"/>
-        </w:rPr>
-        <w:t>replace =</w:t>
-      </w:r>
-      <w:r>
-        <w:rPr>
-          <w:rStyle w:val="NormalTok"/>
-          <w:rFonts w:ascii="Times New Roman" w:hAnsi="Times New Roman" w:cs="Times New Roman"/>
-          <w:szCs w:val="22"/>
-        </w:rPr>
-        <w:t xml:space="preserve"> </w:t>
-      </w:r>
-      <w:r>
-        <w:rPr>
-          <w:rStyle w:val="ConstantTok"/>
-          <w:rFonts w:ascii="Times New Roman" w:hAnsi="Times New Roman" w:cs="Times New Roman"/>
-          <w:szCs w:val="22"/>
-        </w:rPr>
-        <w:t>FALSE</w:t>
-      </w:r>
-      <w:r>
-        <w:rPr>
-          <w:rStyle w:val="NormalTok"/>
-          <w:rFonts w:ascii="Times New Roman" w:hAnsi="Times New Roman" w:cs="Times New Roman"/>
-          <w:szCs w:val="22"/>
-        </w:rPr>
-        <w:t>)</w:t>
-      </w:r>
-      <w:r>
-        <w:rPr>
-          <w:rFonts w:ascii="Times New Roman" w:hAnsi="Times New Roman" w:cs="Times New Roman"/>
-          <w:sz w:val="22"/>
-          <w:szCs w:val="22"/>
-        </w:rPr>
-        <w:br/>
-      </w:r>
-      <w:r>
-        <w:rPr>
-          <w:rStyle w:val="NormalTok"/>
-          <w:rFonts w:ascii="Times New Roman" w:hAnsi="Times New Roman" w:cs="Times New Roman"/>
-          <w:szCs w:val="22"/>
-        </w:rPr>
-        <w:t xml:space="preserve">  my_deck </w:t>
-      </w:r>
-      <w:r>
-        <w:rPr>
-          <w:rStyle w:val="OtherTok"/>
-          <w:rFonts w:ascii="Times New Roman" w:hAnsi="Times New Roman" w:cs="Times New Roman"/>
-          <w:szCs w:val="22"/>
-        </w:rPr>
-        <w:t>&lt;-</w:t>
-      </w:r>
-      <w:r>
-        <w:rPr>
-          <w:rStyle w:val="NormalTok"/>
-          <w:rFonts w:ascii="Times New Roman" w:hAnsi="Times New Roman" w:cs="Times New Roman"/>
-          <w:szCs w:val="22"/>
-        </w:rPr>
-        <w:t xml:space="preserve"> </w:t>
-      </w:r>
-      <w:r>
-        <w:rPr>
-          <w:rStyle w:val="FunctionTok"/>
-          <w:rFonts w:ascii="Times New Roman" w:hAnsi="Times New Roman" w:cs="Times New Roman"/>
-          <w:szCs w:val="22"/>
-        </w:rPr>
-        <w:t>c</w:t>
-      </w:r>
-      <w:r>
-        <w:rPr>
-          <w:rStyle w:val="NormalTok"/>
-          <w:rFonts w:ascii="Times New Roman" w:hAnsi="Times New Roman" w:cs="Times New Roman"/>
-          <w:szCs w:val="22"/>
-        </w:rPr>
-        <w:t>(nums, repeat_nums)</w:t>
-      </w:r>
-      <w:r>
-        <w:rPr>
-          <w:rFonts w:ascii="Times New Roman" w:hAnsi="Times New Roman" w:cs="Times New Roman"/>
-          <w:sz w:val="22"/>
-          <w:szCs w:val="22"/>
-        </w:rPr>
-        <w:br/>
-      </w:r>
-      <w:r>
-        <w:rPr>
-          <w:rStyle w:val="NormalTok"/>
-          <w:rFonts w:ascii="Times New Roman" w:hAnsi="Times New Roman" w:cs="Times New Roman"/>
-          <w:szCs w:val="22"/>
-        </w:rPr>
-        <w:t xml:space="preserve">  </w:t>
-      </w:r>
-      <w:r>
-        <w:rPr>
-          <w:rFonts w:ascii="Times New Roman" w:hAnsi="Times New Roman" w:cs="Times New Roman"/>
-          <w:sz w:val="22"/>
-          <w:szCs w:val="22"/>
-        </w:rPr>
-        <w:br/>
-      </w:r>
-      <w:r>
-        <w:rPr>
-          <w:rStyle w:val="NormalTok"/>
-          <w:rFonts w:ascii="Times New Roman" w:hAnsi="Times New Roman" w:cs="Times New Roman"/>
-          <w:szCs w:val="22"/>
-        </w:rPr>
-        <w:t xml:space="preserve">  </w:t>
-      </w:r>
-      <w:r>
-        <w:rPr>
-          <w:rStyle w:val="CommentTok"/>
-          <w:rFonts w:ascii="Times New Roman" w:hAnsi="Times New Roman" w:cs="Times New Roman"/>
-          <w:szCs w:val="22"/>
-        </w:rPr>
-        <w:t xml:space="preserve"># Player 1 gets </w:t>
-      </w:r>
-      <w:r>
-        <w:rPr>
-          <w:rStyle w:val="CommentTok"/>
-          <w:rFonts w:ascii="Times New Roman" w:hAnsi="Times New Roman" w:cs="Times New Roman"/>
-          <w:szCs w:val="22"/>
-        </w:rPr>
-        <w:t xml:space="preserve">a </w:t>
-      </w:r>
-      <w:r>
-        <w:rPr>
-          <w:rStyle w:val="CommentTok"/>
-          <w:rFonts w:ascii="Times New Roman" w:hAnsi="Times New Roman" w:cs="Times New Roman"/>
-          <w:szCs w:val="22"/>
-        </w:rPr>
-        <w:t>chosen card plus 3 random cards</w:t>
-      </w:r>
-      <w:r>
-        <w:rPr>
-          <w:rFonts w:ascii="Times New Roman" w:hAnsi="Times New Roman" w:cs="Times New Roman"/>
-          <w:sz w:val="22"/>
-          <w:szCs w:val="22"/>
-        </w:rPr>
-        <w:br/>
-      </w:r>
-      <w:r>
-        <w:rPr>
-          <w:rStyle w:val="NormalTok"/>
-          <w:rFonts w:ascii="Times New Roman" w:hAnsi="Times New Roman" w:cs="Times New Roman"/>
-          <w:szCs w:val="22"/>
-        </w:rPr>
-        <w:lastRenderedPageBreak/>
-        <w:t xml:space="preserve">  </w:t>
-      </w:r>
-      <w:r>
-        <w:rPr>
-          <w:rStyle w:val="CommentTok"/>
-          <w:rFonts w:ascii="Times New Roman" w:hAnsi="Times New Roman" w:cs="Times New Roman"/>
-          <w:szCs w:val="22"/>
-        </w:rPr>
-        <w:t># Player 2 gets 4 random cards</w:t>
-      </w:r>
-      <w:r>
-        <w:rPr>
-          <w:rFonts w:ascii="Times New Roman" w:hAnsi="Times New Roman" w:cs="Times New Roman"/>
-          <w:sz w:val="22"/>
-          <w:szCs w:val="22"/>
-        </w:rPr>
-        <w:br/>
-      </w:r>
-      <w:r>
-        <w:rPr>
-          <w:rStyle w:val="NormalTok"/>
-          <w:rFonts w:ascii="Times New Roman" w:hAnsi="Times New Roman" w:cs="Times New Roman"/>
-          <w:szCs w:val="22"/>
-        </w:rPr>
-        <w:t xml:space="preserve">  </w:t>
-      </w:r>
-      <w:r>
-        <w:rPr>
-          <w:rStyle w:val="ControlFlowTok"/>
-          <w:rFonts w:ascii="Times New Roman" w:hAnsi="Times New Roman" w:cs="Times New Roman"/>
-          <w:szCs w:val="22"/>
-        </w:rPr>
-        <w:t>if</w:t>
-      </w:r>
-      <w:r>
-        <w:rPr>
-          <w:rStyle w:val="NormalTok"/>
-          <w:rFonts w:ascii="Times New Roman" w:hAnsi="Times New Roman" w:cs="Times New Roman"/>
-          <w:szCs w:val="22"/>
-        </w:rPr>
-        <w:t xml:space="preserve"> (chosen </w:t>
-      </w:r>
-      <w:r>
-        <w:rPr>
-          <w:rStyle w:val="SpecialCharTok"/>
-          <w:rFonts w:ascii="Times New Roman" w:hAnsi="Times New Roman" w:cs="Times New Roman"/>
-          <w:szCs w:val="22"/>
-        </w:rPr>
-        <w:t>%in%</w:t>
-      </w:r>
-      <w:r>
-        <w:rPr>
-          <w:rStyle w:val="NormalTok"/>
-          <w:rFonts w:ascii="Times New Roman" w:hAnsi="Times New Roman" w:cs="Times New Roman"/>
-          <w:szCs w:val="22"/>
-        </w:rPr>
-        <w:t xml:space="preserve"> my_deck) {</w:t>
-      </w:r>
-      <w:r>
-        <w:rPr>
-          <w:rFonts w:ascii="Times New Roman" w:hAnsi="Times New Roman" w:cs="Times New Roman"/>
-          <w:sz w:val="22"/>
-          <w:szCs w:val="22"/>
-        </w:rPr>
-        <w:br/>
-      </w:r>
-      <w:r>
-        <w:rPr>
-          <w:rStyle w:val="NormalTok"/>
-          <w:rFonts w:ascii="Times New Roman" w:hAnsi="Times New Roman" w:cs="Times New Roman"/>
-          <w:szCs w:val="22"/>
-        </w:rPr>
-        <w:t xml:space="preserve">    idx </w:t>
-      </w:r>
-      <w:r>
-        <w:rPr>
-          <w:rStyle w:val="OtherTok"/>
-          <w:rFonts w:ascii="Times New Roman" w:hAnsi="Times New Roman" w:cs="Times New Roman"/>
-          <w:szCs w:val="22"/>
-        </w:rPr>
-        <w:t>&lt;-</w:t>
-      </w:r>
-      <w:r>
-        <w:rPr>
-          <w:rStyle w:val="NormalTok"/>
-          <w:rFonts w:ascii="Times New Roman" w:hAnsi="Times New Roman" w:cs="Times New Roman"/>
-          <w:szCs w:val="22"/>
-        </w:rPr>
-        <w:t xml:space="preserve"> </w:t>
-      </w:r>
-      <w:r>
-        <w:rPr>
-          <w:rStyle w:val="FunctionTok"/>
-          <w:rFonts w:ascii="Times New Roman" w:hAnsi="Times New Roman" w:cs="Times New Roman"/>
-          <w:szCs w:val="22"/>
-        </w:rPr>
-        <w:t>which</w:t>
-      </w:r>
-      <w:r>
-        <w:rPr>
-          <w:rStyle w:val="NormalTok"/>
-          <w:rFonts w:ascii="Times New Roman" w:hAnsi="Times New Roman" w:cs="Times New Roman"/>
-          <w:szCs w:val="22"/>
-        </w:rPr>
-        <w:t xml:space="preserve">(my_deck </w:t>
-      </w:r>
-      <w:r>
-        <w:rPr>
-          <w:rStyle w:val="SpecialCharTok"/>
-          <w:rFonts w:ascii="Times New Roman" w:hAnsi="Times New Roman" w:cs="Times New Roman"/>
-          <w:szCs w:val="22"/>
-        </w:rPr>
-        <w:t>==</w:t>
-      </w:r>
-      <w:r>
-        <w:rPr>
-          <w:rStyle w:val="NormalTok"/>
-          <w:rFonts w:ascii="Times New Roman" w:hAnsi="Times New Roman" w:cs="Times New Roman"/>
-          <w:szCs w:val="22"/>
-        </w:rPr>
-        <w:t xml:space="preserve"> chosen)[</w:t>
-      </w:r>
-      <w:r>
-        <w:rPr>
-          <w:rStyle w:val="DecValTok"/>
-          <w:rFonts w:ascii="Times New Roman" w:hAnsi="Times New Roman" w:cs="Times New Roman"/>
-          <w:szCs w:val="22"/>
-        </w:rPr>
-        <w:t>1</w:t>
-      </w:r>
-      <w:r>
-        <w:rPr>
-          <w:rStyle w:val="NormalTok"/>
-          <w:rFonts w:ascii="Times New Roman" w:hAnsi="Times New Roman" w:cs="Times New Roman"/>
-          <w:szCs w:val="22"/>
-        </w:rPr>
-        <w:t>]</w:t>
-      </w:r>
-      <w:r>
-        <w:rPr>
-          <w:rFonts w:ascii="Times New Roman" w:hAnsi="Times New Roman" w:cs="Times New Roman"/>
-          <w:sz w:val="22"/>
-          <w:szCs w:val="22"/>
-        </w:rPr>
-        <w:br/>
-      </w:r>
-      <w:r>
-        <w:rPr>
-          <w:rStyle w:val="NormalTok"/>
-          <w:rFonts w:ascii="Times New Roman" w:hAnsi="Times New Roman" w:cs="Times New Roman"/>
-          <w:szCs w:val="22"/>
-        </w:rPr>
-        <w:t xml:space="preserve">    my_deck </w:t>
-      </w:r>
-      <w:r>
-        <w:rPr>
-          <w:rStyle w:val="OtherTok"/>
-          <w:rFonts w:ascii="Times New Roman" w:hAnsi="Times New Roman" w:cs="Times New Roman"/>
-          <w:szCs w:val="22"/>
-        </w:rPr>
-        <w:t>&lt;-</w:t>
-      </w:r>
-      <w:r>
-        <w:rPr>
-          <w:rStyle w:val="NormalTok"/>
-          <w:rFonts w:ascii="Times New Roman" w:hAnsi="Times New Roman" w:cs="Times New Roman"/>
-          <w:szCs w:val="22"/>
-        </w:rPr>
-        <w:t xml:space="preserve"> my_deck[</w:t>
-      </w:r>
-      <w:r>
-        <w:rPr>
-          <w:rStyle w:val="SpecialCharTok"/>
-          <w:rFonts w:ascii="Times New Roman" w:hAnsi="Times New Roman" w:cs="Times New Roman"/>
-          <w:szCs w:val="22"/>
-        </w:rPr>
-        <w:t>-</w:t>
-      </w:r>
-      <w:r>
-        <w:rPr>
-          <w:rStyle w:val="NormalTok"/>
-          <w:rFonts w:ascii="Times New Roman" w:hAnsi="Times New Roman" w:cs="Times New Roman"/>
-          <w:szCs w:val="22"/>
-        </w:rPr>
-        <w:t>idx]</w:t>
-      </w:r>
-      <w:r>
-        <w:rPr>
-          <w:rFonts w:ascii="Times New Roman" w:hAnsi="Times New Roman" w:cs="Times New Roman"/>
-          <w:sz w:val="22"/>
-          <w:szCs w:val="22"/>
-        </w:rPr>
-        <w:br/>
-      </w:r>
-      <w:r>
-        <w:rPr>
-          <w:rStyle w:val="NormalTok"/>
-          <w:rFonts w:ascii="Times New Roman" w:hAnsi="Times New Roman" w:cs="Times New Roman"/>
-          <w:szCs w:val="22"/>
-        </w:rPr>
-        <w:t xml:space="preserve">  } </w:t>
-      </w:r>
-      <w:r>
-        <w:rPr>
-          <w:rStyle w:val="ControlFlowTok"/>
-          <w:rFonts w:ascii="Times New Roman" w:hAnsi="Times New Roman" w:cs="Times New Roman"/>
-          <w:szCs w:val="22"/>
-        </w:rPr>
-        <w:t>else</w:t>
-      </w:r>
-      <w:r>
-        <w:rPr>
-          <w:rStyle w:val="NormalTok"/>
-          <w:rFonts w:ascii="Times New Roman" w:hAnsi="Times New Roman" w:cs="Times New Roman"/>
-          <w:szCs w:val="22"/>
-        </w:rPr>
-        <w:t xml:space="preserve"> {</w:t>
-      </w:r>
-      <w:r>
-        <w:rPr>
-          <w:rFonts w:ascii="Times New Roman" w:hAnsi="Times New Roman" w:cs="Times New Roman"/>
-          <w:sz w:val="22"/>
-          <w:szCs w:val="22"/>
-        </w:rPr>
-        <w:br/>
-      </w:r>
-      <w:r>
-        <w:rPr>
-          <w:rStyle w:val="NormalTok"/>
-          <w:rFonts w:ascii="Times New Roman" w:hAnsi="Times New Roman" w:cs="Times New Roman"/>
-          <w:szCs w:val="22"/>
-        </w:rPr>
-        <w:t xml:space="preserve">    </w:t>
-      </w:r>
-      <w:r>
-        <w:rPr>
-          <w:rStyle w:val="FunctionTok"/>
-          <w:rFonts w:ascii="Times New Roman" w:hAnsi="Times New Roman" w:cs="Times New Roman"/>
-          <w:szCs w:val="22"/>
-        </w:rPr>
-        <w:t>return</w:t>
-      </w:r>
-      <w:r>
-        <w:rPr>
-          <w:rStyle w:val="NormalTok"/>
-          <w:rFonts w:ascii="Times New Roman" w:hAnsi="Times New Roman" w:cs="Times New Roman"/>
-          <w:szCs w:val="22"/>
-        </w:rPr>
-        <w:t>(</w:t>
-      </w:r>
-      <w:r>
-        <w:rPr>
-          <w:rStyle w:val="FunctionTok"/>
-          <w:rFonts w:ascii="Times New Roman" w:hAnsi="Times New Roman" w:cs="Times New Roman"/>
-          <w:szCs w:val="22"/>
-        </w:rPr>
-        <w:t>sim_game_modified</w:t>
-      </w:r>
-      <w:r>
-        <w:rPr>
-          <w:rStyle w:val="NormalTok"/>
-          <w:rFonts w:ascii="Times New Roman" w:hAnsi="Times New Roman" w:cs="Times New Roman"/>
-          <w:szCs w:val="22"/>
-        </w:rPr>
-        <w:t>(chosen))</w:t>
-      </w:r>
-      <w:r>
-        <w:rPr>
-          <w:rFonts w:ascii="Times New Roman" w:hAnsi="Times New Roman" w:cs="Times New Roman"/>
-          <w:sz w:val="22"/>
-          <w:szCs w:val="22"/>
-        </w:rPr>
-        <w:br/>
-      </w:r>
-      <w:r>
-        <w:rPr>
-          <w:rStyle w:val="NormalTok"/>
-          <w:rFonts w:ascii="Times New Roman" w:hAnsi="Times New Roman" w:cs="Times New Roman"/>
-          <w:szCs w:val="22"/>
-        </w:rPr>
-        <w:t xml:space="preserve">  }</w:t>
-      </w:r>
-      <w:r>
-        <w:rPr>
-          <w:rFonts w:ascii="Times New Roman" w:hAnsi="Times New Roman" w:cs="Times New Roman"/>
-          <w:sz w:val="22"/>
-          <w:szCs w:val="22"/>
-        </w:rPr>
-        <w:br/>
-      </w:r>
-      <w:r>
-        <w:rPr>
-          <w:rStyle w:val="NormalTok"/>
-          <w:rFonts w:ascii="Times New Roman" w:hAnsi="Times New Roman" w:cs="Times New Roman"/>
-          <w:szCs w:val="22"/>
-        </w:rPr>
-        <w:t xml:space="preserve">  </w:t>
-      </w:r>
-      <w:r>
-        <w:rPr>
-          <w:rFonts w:ascii="Times New Roman" w:hAnsi="Times New Roman" w:cs="Times New Roman"/>
-          <w:sz w:val="22"/>
-          <w:szCs w:val="22"/>
-        </w:rPr>
-        <w:br/>
-      </w:r>
-      <w:r>
-        <w:rPr>
-          <w:rStyle w:val="NormalTok"/>
-          <w:rFonts w:ascii="Times New Roman" w:hAnsi="Times New Roman" w:cs="Times New Roman"/>
-          <w:szCs w:val="22"/>
-        </w:rPr>
-        <w:t xml:space="preserve">  cards_drawn </w:t>
-      </w:r>
-      <w:r>
-        <w:rPr>
-          <w:rStyle w:val="OtherTok"/>
-          <w:rFonts w:ascii="Times New Roman" w:hAnsi="Times New Roman" w:cs="Times New Roman"/>
-          <w:szCs w:val="22"/>
-        </w:rPr>
-        <w:t>&lt;-</w:t>
-      </w:r>
-      <w:r>
-        <w:rPr>
-          <w:rStyle w:val="NormalTok"/>
-          <w:rFonts w:ascii="Times New Roman" w:hAnsi="Times New Roman" w:cs="Times New Roman"/>
-          <w:szCs w:val="22"/>
-        </w:rPr>
-        <w:t xml:space="preserve"> </w:t>
-      </w:r>
-      <w:r>
-        <w:rPr>
-          <w:rStyle w:val="FunctionTok"/>
-          <w:rFonts w:ascii="Times New Roman" w:hAnsi="Times New Roman" w:cs="Times New Roman"/>
-          <w:szCs w:val="22"/>
-        </w:rPr>
-        <w:t>sample</w:t>
-      </w:r>
-      <w:r>
-        <w:rPr>
-          <w:rStyle w:val="NormalTok"/>
-          <w:rFonts w:ascii="Times New Roman" w:hAnsi="Times New Roman" w:cs="Times New Roman"/>
-          <w:szCs w:val="22"/>
-        </w:rPr>
-        <w:t xml:space="preserve">(my_deck, </w:t>
-      </w:r>
-      <w:r>
-        <w:rPr>
-          <w:rStyle w:val="AttributeTok"/>
-          <w:rFonts w:ascii="Times New Roman" w:hAnsi="Times New Roman" w:cs="Times New Roman"/>
-          <w:szCs w:val="22"/>
-        </w:rPr>
-        <w:t>size=</w:t>
-      </w:r>
-      <w:r>
-        <w:rPr>
-          <w:rStyle w:val="DecValTok"/>
-          <w:rFonts w:ascii="Times New Roman" w:hAnsi="Times New Roman" w:cs="Times New Roman"/>
-          <w:szCs w:val="22"/>
-        </w:rPr>
-        <w:t>7</w:t>
-      </w:r>
-      <w:r>
-        <w:rPr>
-          <w:rStyle w:val="NormalTok"/>
-          <w:rFonts w:ascii="Times New Roman" w:hAnsi="Times New Roman" w:cs="Times New Roman"/>
-          <w:szCs w:val="22"/>
-        </w:rPr>
-        <w:t xml:space="preserve">, </w:t>
-      </w:r>
-      <w:r>
-        <w:rPr>
-          <w:rStyle w:val="AttributeTok"/>
-          <w:rFonts w:ascii="Times New Roman" w:hAnsi="Times New Roman" w:cs="Times New Roman"/>
-          <w:szCs w:val="22"/>
-        </w:rPr>
-        <w:t>replace =</w:t>
-      </w:r>
-      <w:r>
-        <w:rPr>
-          <w:rStyle w:val="NormalTok"/>
-          <w:rFonts w:ascii="Times New Roman" w:hAnsi="Times New Roman" w:cs="Times New Roman"/>
-          <w:szCs w:val="22"/>
-        </w:rPr>
-        <w:t xml:space="preserve"> </w:t>
-      </w:r>
-      <w:r>
-        <w:rPr>
-          <w:rStyle w:val="ConstantTok"/>
-          <w:rFonts w:ascii="Times New Roman" w:hAnsi="Times New Roman" w:cs="Times New Roman"/>
-          <w:szCs w:val="22"/>
-        </w:rPr>
-        <w:t>FALSE</w:t>
-      </w:r>
-      <w:r>
-        <w:rPr>
-          <w:rStyle w:val="NormalTok"/>
-          <w:rFonts w:ascii="Times New Roman" w:hAnsi="Times New Roman" w:cs="Times New Roman"/>
-          <w:szCs w:val="22"/>
-        </w:rPr>
-        <w:t>)</w:t>
-      </w:r>
-      <w:r>
-        <w:rPr>
-          <w:rFonts w:ascii="Times New Roman" w:hAnsi="Times New Roman" w:cs="Times New Roman"/>
-          <w:sz w:val="22"/>
-          <w:szCs w:val="22"/>
-        </w:rPr>
-        <w:br/>
-      </w:r>
-      <w:r>
-        <w:rPr>
-          <w:rStyle w:val="NormalTok"/>
-          <w:rFonts w:ascii="Times New Roman" w:hAnsi="Times New Roman" w:cs="Times New Roman"/>
-          <w:szCs w:val="22"/>
-        </w:rPr>
-        <w:t xml:space="preserve">  player1_cards </w:t>
-      </w:r>
-      <w:r>
-        <w:rPr>
-          <w:rStyle w:val="OtherTok"/>
-          <w:rFonts w:ascii="Times New Roman" w:hAnsi="Times New Roman" w:cs="Times New Roman"/>
-          <w:szCs w:val="22"/>
-        </w:rPr>
-        <w:t>&lt;-</w:t>
-      </w:r>
-      <w:r>
-        <w:rPr>
-          <w:rStyle w:val="NormalTok"/>
-          <w:rFonts w:ascii="Times New Roman" w:hAnsi="Times New Roman" w:cs="Times New Roman"/>
-          <w:szCs w:val="22"/>
-        </w:rPr>
-        <w:t xml:space="preserve"> </w:t>
-      </w:r>
-      <w:r>
-        <w:rPr>
-          <w:rStyle w:val="FunctionTok"/>
-          <w:rFonts w:ascii="Times New Roman" w:hAnsi="Times New Roman" w:cs="Times New Roman"/>
-          <w:szCs w:val="22"/>
-        </w:rPr>
-        <w:t>c</w:t>
-      </w:r>
-      <w:r>
-        <w:rPr>
-          <w:rStyle w:val="NormalTok"/>
-          <w:rFonts w:ascii="Times New Roman" w:hAnsi="Times New Roman" w:cs="Times New Roman"/>
-          <w:szCs w:val="22"/>
-        </w:rPr>
-        <w:t>(chosen, cards_drawn[</w:t>
-      </w:r>
-      <w:r>
-        <w:rPr>
-          <w:rStyle w:val="DecValTok"/>
-          <w:rFonts w:ascii="Times New Roman" w:hAnsi="Times New Roman" w:cs="Times New Roman"/>
-          <w:szCs w:val="22"/>
-        </w:rPr>
-        <w:t>1</w:t>
-      </w:r>
-      <w:r>
-        <w:rPr>
-          <w:rStyle w:val="SpecialCharTok"/>
-          <w:rFonts w:ascii="Times New Roman" w:hAnsi="Times New Roman" w:cs="Times New Roman"/>
-          <w:szCs w:val="22"/>
-        </w:rPr>
-        <w:t>:</w:t>
-      </w:r>
-      <w:r>
-        <w:rPr>
-          <w:rStyle w:val="DecValTok"/>
-          <w:rFonts w:ascii="Times New Roman" w:hAnsi="Times New Roman" w:cs="Times New Roman"/>
-          <w:szCs w:val="22"/>
-        </w:rPr>
-        <w:t>3</w:t>
-      </w:r>
-      <w:r>
-        <w:rPr>
-          <w:rStyle w:val="NormalTok"/>
-          <w:rFonts w:ascii="Times New Roman" w:hAnsi="Times New Roman" w:cs="Times New Roman"/>
-          <w:szCs w:val="22"/>
-        </w:rPr>
-        <w:t>])</w:t>
-      </w:r>
-      <w:r>
-        <w:rPr>
-          <w:rFonts w:ascii="Times New Roman" w:hAnsi="Times New Roman" w:cs="Times New Roman"/>
-          <w:sz w:val="22"/>
-          <w:szCs w:val="22"/>
-        </w:rPr>
-        <w:br/>
-      </w:r>
-      <w:r>
-        <w:rPr>
-          <w:rStyle w:val="NormalTok"/>
-          <w:rFonts w:ascii="Times New Roman" w:hAnsi="Times New Roman" w:cs="Times New Roman"/>
-          <w:szCs w:val="22"/>
-        </w:rPr>
-        <w:t xml:space="preserve">  player2_cards </w:t>
-      </w:r>
-      <w:r>
-        <w:rPr>
-          <w:rStyle w:val="OtherTok"/>
-          <w:rFonts w:ascii="Times New Roman" w:hAnsi="Times New Roman" w:cs="Times New Roman"/>
-          <w:szCs w:val="22"/>
-        </w:rPr>
-        <w:t>&lt;-</w:t>
-      </w:r>
-      <w:r>
-        <w:rPr>
-          <w:rStyle w:val="NormalTok"/>
-          <w:rFonts w:ascii="Times New Roman" w:hAnsi="Times New Roman" w:cs="Times New Roman"/>
-          <w:szCs w:val="22"/>
-        </w:rPr>
-        <w:t xml:space="preserve"> cards_drawn[</w:t>
-      </w:r>
-      <w:r>
-        <w:rPr>
-          <w:rStyle w:val="DecValTok"/>
-          <w:rFonts w:ascii="Times New Roman" w:hAnsi="Times New Roman" w:cs="Times New Roman"/>
-          <w:szCs w:val="22"/>
-        </w:rPr>
-        <w:t>4</w:t>
-      </w:r>
-      <w:r>
-        <w:rPr>
-          <w:rStyle w:val="SpecialCharTok"/>
-          <w:rFonts w:ascii="Times New Roman" w:hAnsi="Times New Roman" w:cs="Times New Roman"/>
-          <w:szCs w:val="22"/>
-        </w:rPr>
-        <w:t>:</w:t>
-      </w:r>
-      <w:r>
-        <w:rPr>
-          <w:rStyle w:val="DecValTok"/>
-          <w:rFonts w:ascii="Times New Roman" w:hAnsi="Times New Roman" w:cs="Times New Roman"/>
-          <w:szCs w:val="22"/>
-        </w:rPr>
-        <w:t>7</w:t>
-      </w:r>
-      <w:r>
-        <w:rPr>
-          <w:rStyle w:val="NormalTok"/>
-          <w:rFonts w:ascii="Times New Roman" w:hAnsi="Times New Roman" w:cs="Times New Roman"/>
-          <w:szCs w:val="22"/>
-        </w:rPr>
-        <w:t>]</w:t>
-      </w:r>
-      <w:r>
-        <w:rPr>
-          <w:rFonts w:ascii="Times New Roman" w:hAnsi="Times New Roman" w:cs="Times New Roman"/>
-          <w:sz w:val="22"/>
-          <w:szCs w:val="22"/>
-        </w:rPr>
-        <w:br/>
-      </w:r>
-      <w:r>
-        <w:rPr>
-          <w:rStyle w:val="NormalTok"/>
-          <w:rFonts w:ascii="Times New Roman" w:hAnsi="Times New Roman" w:cs="Times New Roman"/>
-          <w:szCs w:val="22"/>
-        </w:rPr>
-        <w:t xml:space="preserve">  </w:t>
-      </w:r>
-      <w:r>
-        <w:rPr>
-          <w:rFonts w:ascii="Times New Roman" w:hAnsi="Times New Roman" w:cs="Times New Roman"/>
-          <w:sz w:val="22"/>
-          <w:szCs w:val="22"/>
-        </w:rPr>
-        <w:br/>
-      </w:r>
-      <w:r>
-        <w:rPr>
-          <w:rStyle w:val="NormalTok"/>
-          <w:rFonts w:ascii="Times New Roman" w:hAnsi="Times New Roman" w:cs="Times New Roman"/>
-          <w:szCs w:val="22"/>
-        </w:rPr>
-        <w:t xml:space="preserve">  p1_total </w:t>
-      </w:r>
-      <w:r>
-        <w:rPr>
-          <w:rStyle w:val="OtherTok"/>
-          <w:rFonts w:ascii="Times New Roman" w:hAnsi="Times New Roman" w:cs="Times New Roman"/>
-          <w:szCs w:val="22"/>
-        </w:rPr>
-        <w:t>&lt;-</w:t>
-      </w:r>
-      <w:r>
-        <w:rPr>
-          <w:rStyle w:val="NormalTok"/>
-          <w:rFonts w:ascii="Times New Roman" w:hAnsi="Times New Roman" w:cs="Times New Roman"/>
-          <w:szCs w:val="22"/>
-        </w:rPr>
-        <w:t xml:space="preserve"> </w:t>
-      </w:r>
-      <w:r>
-        <w:rPr>
-          <w:rStyle w:val="FunctionTok"/>
-          <w:rFonts w:ascii="Times New Roman" w:hAnsi="Times New Roman" w:cs="Times New Roman"/>
-          <w:szCs w:val="22"/>
-        </w:rPr>
-        <w:t>sum</w:t>
-      </w:r>
-      <w:r>
-        <w:rPr>
-          <w:rStyle w:val="NormalTok"/>
-          <w:rFonts w:ascii="Times New Roman" w:hAnsi="Times New Roman" w:cs="Times New Roman"/>
-          <w:szCs w:val="22"/>
-        </w:rPr>
-        <w:t>(player1_cards)</w:t>
-      </w:r>
-      <w:r>
-        <w:rPr>
-          <w:rFonts w:ascii="Times New Roman" w:hAnsi="Times New Roman" w:cs="Times New Roman"/>
-          <w:sz w:val="22"/>
-          <w:szCs w:val="22"/>
-        </w:rPr>
-        <w:br/>
-      </w:r>
-      <w:r>
-        <w:rPr>
-          <w:rStyle w:val="NormalTok"/>
-          <w:rFonts w:ascii="Times New Roman" w:hAnsi="Times New Roman" w:cs="Times New Roman"/>
-          <w:szCs w:val="22"/>
-        </w:rPr>
-        <w:t xml:space="preserve">  p2_total </w:t>
-      </w:r>
-      <w:r>
-        <w:rPr>
-          <w:rStyle w:val="OtherTok"/>
-          <w:rFonts w:ascii="Times New Roman" w:hAnsi="Times New Roman" w:cs="Times New Roman"/>
-          <w:szCs w:val="22"/>
-        </w:rPr>
-        <w:t>&lt;-</w:t>
-      </w:r>
-      <w:r>
-        <w:rPr>
-          <w:rStyle w:val="NormalTok"/>
-          <w:rFonts w:ascii="Times New Roman" w:hAnsi="Times New Roman" w:cs="Times New Roman"/>
-          <w:szCs w:val="22"/>
-        </w:rPr>
-        <w:t xml:space="preserve"> </w:t>
-      </w:r>
-      <w:r>
-        <w:rPr>
-          <w:rStyle w:val="FunctionTok"/>
-          <w:rFonts w:ascii="Times New Roman" w:hAnsi="Times New Roman" w:cs="Times New Roman"/>
-          <w:szCs w:val="22"/>
-        </w:rPr>
-        <w:t>sum</w:t>
-      </w:r>
-      <w:r>
-        <w:rPr>
-          <w:rStyle w:val="NormalTok"/>
-          <w:rFonts w:ascii="Times New Roman" w:hAnsi="Times New Roman" w:cs="Times New Roman"/>
-          <w:szCs w:val="22"/>
-        </w:rPr>
-        <w:t>(player2_cards)</w:t>
-      </w:r>
-      <w:r>
-        <w:rPr>
-          <w:rFonts w:ascii="Times New Roman" w:hAnsi="Times New Roman" w:cs="Times New Roman"/>
-          <w:sz w:val="22"/>
-          <w:szCs w:val="22"/>
-        </w:rPr>
-        <w:br/>
-      </w:r>
-      <w:r>
-        <w:rPr>
-          <w:rStyle w:val="NormalTok"/>
-          <w:rFonts w:ascii="Times New Roman" w:hAnsi="Times New Roman" w:cs="Times New Roman"/>
-          <w:szCs w:val="22"/>
-        </w:rPr>
-        <w:t xml:space="preserve">  </w:t>
-      </w:r>
-      <w:r>
-        <w:rPr>
-          <w:rFonts w:ascii="Times New Roman" w:hAnsi="Times New Roman" w:cs="Times New Roman"/>
-          <w:sz w:val="22"/>
-          <w:szCs w:val="22"/>
-        </w:rPr>
-        <w:br/>
-      </w:r>
-      <w:r>
-        <w:rPr>
-          <w:rStyle w:val="NormalTok"/>
-          <w:rFonts w:ascii="Times New Roman" w:hAnsi="Times New Roman" w:cs="Times New Roman"/>
-          <w:szCs w:val="22"/>
-        </w:rPr>
-        <w:t xml:space="preserve">  </w:t>
-      </w:r>
-      <w:r>
-        <w:rPr>
-          <w:rStyle w:val="ControlFlowTok"/>
-          <w:rFonts w:ascii="Times New Roman" w:hAnsi="Times New Roman" w:cs="Times New Roman"/>
-          <w:szCs w:val="22"/>
-        </w:rPr>
-        <w:t>if</w:t>
-      </w:r>
-      <w:r>
-        <w:rPr>
-          <w:rStyle w:val="NormalTok"/>
-          <w:rFonts w:ascii="Times New Roman" w:hAnsi="Times New Roman" w:cs="Times New Roman"/>
-          <w:szCs w:val="22"/>
-        </w:rPr>
-        <w:t xml:space="preserve"> (p1_total </w:t>
-      </w:r>
-      <w:r>
-        <w:rPr>
-          <w:rStyle w:val="SpecialCharTok"/>
-          <w:rFonts w:ascii="Times New Roman" w:hAnsi="Times New Roman" w:cs="Times New Roman"/>
-          <w:szCs w:val="22"/>
-        </w:rPr>
-        <w:t>&lt;</w:t>
-      </w:r>
-      <w:r>
-        <w:rPr>
-          <w:rStyle w:val="NormalTok"/>
-          <w:rFonts w:ascii="Times New Roman" w:hAnsi="Times New Roman" w:cs="Times New Roman"/>
-          <w:szCs w:val="22"/>
-        </w:rPr>
-        <w:t xml:space="preserve"> p2_total) {</w:t>
-      </w:r>
-      <w:r>
-        <w:rPr>
-          <w:rFonts w:ascii="Times New Roman" w:hAnsi="Times New Roman" w:cs="Times New Roman"/>
-          <w:sz w:val="22"/>
-          <w:szCs w:val="22"/>
-        </w:rPr>
-        <w:br/>
-      </w:r>
-      <w:r>
-        <w:rPr>
-          <w:rStyle w:val="NormalTok"/>
-          <w:rFonts w:ascii="Times New Roman" w:hAnsi="Times New Roman" w:cs="Times New Roman"/>
-          <w:szCs w:val="22"/>
-        </w:rPr>
-        <w:t xml:space="preserve">    pay </w:t>
-      </w:r>
-      <w:r>
-        <w:rPr>
-          <w:rStyle w:val="OtherTok"/>
-          <w:rFonts w:ascii="Times New Roman" w:hAnsi="Times New Roman" w:cs="Times New Roman"/>
-          <w:szCs w:val="22"/>
-        </w:rPr>
-        <w:t>&lt;-</w:t>
-      </w:r>
-      <w:r>
-        <w:rPr>
-          <w:rStyle w:val="NormalTok"/>
-          <w:rFonts w:ascii="Times New Roman" w:hAnsi="Times New Roman" w:cs="Times New Roman"/>
-          <w:szCs w:val="22"/>
-        </w:rPr>
-        <w:t xml:space="preserve"> </w:t>
-      </w:r>
-      <w:r>
-        <w:rPr>
-          <w:rStyle w:val="FunctionTok"/>
-          <w:rFonts w:ascii="Times New Roman" w:hAnsi="Times New Roman" w:cs="Times New Roman"/>
-          <w:szCs w:val="22"/>
-        </w:rPr>
-        <w:t>min</w:t>
-      </w:r>
-      <w:r>
-        <w:rPr>
-          <w:rStyle w:val="NormalTok"/>
-          <w:rFonts w:ascii="Times New Roman" w:hAnsi="Times New Roman" w:cs="Times New Roman"/>
-          <w:szCs w:val="22"/>
-        </w:rPr>
-        <w:t>(player1_cards)</w:t>
-      </w:r>
-      <w:r>
-        <w:rPr>
-          <w:rFonts w:ascii="Times New Roman" w:hAnsi="Times New Roman" w:cs="Times New Roman"/>
-          <w:sz w:val="22"/>
-          <w:szCs w:val="22"/>
-        </w:rPr>
-        <w:br/>
-      </w:r>
-      <w:r>
-        <w:rPr>
-          <w:rStyle w:val="NormalTok"/>
-          <w:rFonts w:ascii="Times New Roman" w:hAnsi="Times New Roman" w:cs="Times New Roman"/>
-          <w:szCs w:val="22"/>
-        </w:rPr>
-        <w:t xml:space="preserve">    </w:t>
-      </w:r>
-      <w:r>
-        <w:rPr>
-          <w:rStyle w:val="FunctionTok"/>
-          <w:rFonts w:ascii="Times New Roman" w:hAnsi="Times New Roman" w:cs="Times New Roman"/>
-          <w:szCs w:val="22"/>
-        </w:rPr>
-        <w:t>return</w:t>
-      </w:r>
-      <w:r>
-        <w:rPr>
-          <w:rStyle w:val="NormalTok"/>
-          <w:rFonts w:ascii="Times New Roman" w:hAnsi="Times New Roman" w:cs="Times New Roman"/>
-          <w:szCs w:val="22"/>
-        </w:rPr>
-        <w:t>(</w:t>
-      </w:r>
-      <w:r>
-        <w:rPr>
-          <w:rStyle w:val="FunctionTok"/>
-          <w:rFonts w:ascii="Times New Roman" w:hAnsi="Times New Roman" w:cs="Times New Roman"/>
-          <w:szCs w:val="22"/>
-        </w:rPr>
-        <w:t>c</w:t>
-      </w:r>
-      <w:r>
-        <w:rPr>
-          <w:rStyle w:val="NormalTok"/>
-          <w:rFonts w:ascii="Times New Roman" w:hAnsi="Times New Roman" w:cs="Times New Roman"/>
-          <w:szCs w:val="22"/>
-        </w:rPr>
-        <w:t xml:space="preserve">(pay, </w:t>
-      </w:r>
-      <w:r>
-        <w:rPr>
-          <w:rStyle w:val="SpecialCharTok"/>
-          <w:rFonts w:ascii="Times New Roman" w:hAnsi="Times New Roman" w:cs="Times New Roman"/>
-          <w:szCs w:val="22"/>
-        </w:rPr>
-        <w:t>-</w:t>
-      </w:r>
-      <w:r>
-        <w:rPr>
-          <w:rStyle w:val="NormalTok"/>
-          <w:rFonts w:ascii="Times New Roman" w:hAnsi="Times New Roman" w:cs="Times New Roman"/>
-          <w:szCs w:val="22"/>
-        </w:rPr>
-        <w:t>pay))</w:t>
-      </w:r>
-      <w:r>
-        <w:rPr>
-          <w:rFonts w:ascii="Times New Roman" w:hAnsi="Times New Roman" w:cs="Times New Roman"/>
-          <w:sz w:val="22"/>
-          <w:szCs w:val="22"/>
-        </w:rPr>
-        <w:br/>
-      </w:r>
-      <w:r>
-        <w:rPr>
-          <w:rStyle w:val="NormalTok"/>
-          <w:rFonts w:ascii="Times New Roman" w:hAnsi="Times New Roman" w:cs="Times New Roman"/>
-          <w:szCs w:val="22"/>
-        </w:rPr>
-        <w:t xml:space="preserve">  } </w:t>
-      </w:r>
-      <w:r>
-        <w:rPr>
-          <w:rStyle w:val="ControlFlowTok"/>
-          <w:rFonts w:ascii="Times New Roman" w:hAnsi="Times New Roman" w:cs="Times New Roman"/>
-          <w:szCs w:val="22"/>
-        </w:rPr>
-        <w:t>else</w:t>
-      </w:r>
-      <w:r>
-        <w:rPr>
-          <w:rStyle w:val="NormalTok"/>
-          <w:rFonts w:ascii="Times New Roman" w:hAnsi="Times New Roman" w:cs="Times New Roman"/>
-          <w:szCs w:val="22"/>
-        </w:rPr>
-        <w:t xml:space="preserve"> </w:t>
-      </w:r>
-      <w:r>
-        <w:rPr>
-          <w:rStyle w:val="ControlFlowTok"/>
-          <w:rFonts w:ascii="Times New Roman" w:hAnsi="Times New Roman" w:cs="Times New Roman"/>
-          <w:szCs w:val="22"/>
-        </w:rPr>
-        <w:t>if</w:t>
-      </w:r>
-      <w:r>
-        <w:rPr>
-          <w:rStyle w:val="NormalTok"/>
-          <w:rFonts w:ascii="Times New Roman" w:hAnsi="Times New Roman" w:cs="Times New Roman"/>
-          <w:szCs w:val="22"/>
-        </w:rPr>
-        <w:t xml:space="preserve"> (p2_total </w:t>
-      </w:r>
-      <w:r>
-        <w:rPr>
-          <w:rStyle w:val="SpecialCharTok"/>
-          <w:rFonts w:ascii="Times New Roman" w:hAnsi="Times New Roman" w:cs="Times New Roman"/>
-          <w:szCs w:val="22"/>
-        </w:rPr>
-        <w:t>&lt;</w:t>
-      </w:r>
-      <w:r>
-        <w:rPr>
-          <w:rStyle w:val="NormalTok"/>
-          <w:rFonts w:ascii="Times New Roman" w:hAnsi="Times New Roman" w:cs="Times New Roman"/>
-          <w:szCs w:val="22"/>
-        </w:rPr>
-        <w:t xml:space="preserve"> p1_total) {</w:t>
-      </w:r>
-      <w:r>
-        <w:rPr>
-          <w:rFonts w:ascii="Times New Roman" w:hAnsi="Times New Roman" w:cs="Times New Roman"/>
-          <w:sz w:val="22"/>
-          <w:szCs w:val="22"/>
-        </w:rPr>
-        <w:br/>
-      </w:r>
-      <w:r>
-        <w:rPr>
-          <w:rStyle w:val="NormalTok"/>
-          <w:rFonts w:ascii="Times New Roman" w:hAnsi="Times New Roman" w:cs="Times New Roman"/>
-          <w:szCs w:val="22"/>
-        </w:rPr>
-        <w:t xml:space="preserve">    pay </w:t>
-      </w:r>
-      <w:r>
-        <w:rPr>
-          <w:rStyle w:val="OtherTok"/>
-          <w:rFonts w:ascii="Times New Roman" w:hAnsi="Times New Roman" w:cs="Times New Roman"/>
-          <w:szCs w:val="22"/>
-        </w:rPr>
-        <w:t>&lt;-</w:t>
-      </w:r>
-      <w:r>
-        <w:rPr>
-          <w:rStyle w:val="NormalTok"/>
-          <w:rFonts w:ascii="Times New Roman" w:hAnsi="Times New Roman" w:cs="Times New Roman"/>
-          <w:szCs w:val="22"/>
-        </w:rPr>
-        <w:t xml:space="preserve"> </w:t>
-      </w:r>
-      <w:r>
-        <w:rPr>
-          <w:rStyle w:val="FunctionTok"/>
-          <w:rFonts w:ascii="Times New Roman" w:hAnsi="Times New Roman" w:cs="Times New Roman"/>
-          <w:szCs w:val="22"/>
-        </w:rPr>
-        <w:t>min</w:t>
-      </w:r>
-      <w:r>
-        <w:rPr>
-          <w:rStyle w:val="NormalTok"/>
-          <w:rFonts w:ascii="Times New Roman" w:hAnsi="Times New Roman" w:cs="Times New Roman"/>
-          <w:szCs w:val="22"/>
-        </w:rPr>
-        <w:t>(player2_cards)</w:t>
-      </w:r>
-      <w:r>
-        <w:rPr>
-          <w:rFonts w:ascii="Times New Roman" w:hAnsi="Times New Roman" w:cs="Times New Roman"/>
-          <w:sz w:val="22"/>
-          <w:szCs w:val="22"/>
-        </w:rPr>
-        <w:br/>
-      </w:r>
-      <w:r>
-        <w:rPr>
-          <w:rStyle w:val="NormalTok"/>
-          <w:rFonts w:ascii="Times New Roman" w:hAnsi="Times New Roman" w:cs="Times New Roman"/>
-          <w:szCs w:val="22"/>
-        </w:rPr>
-        <w:t xml:space="preserve">    </w:t>
-      </w:r>
-      <w:r>
-        <w:rPr>
-          <w:rStyle w:val="FunctionTok"/>
-          <w:rFonts w:ascii="Times New Roman" w:hAnsi="Times New Roman" w:cs="Times New Roman"/>
-          <w:szCs w:val="22"/>
-        </w:rPr>
-        <w:t>return</w:t>
-      </w:r>
-      <w:r>
-        <w:rPr>
-          <w:rStyle w:val="NormalTok"/>
-          <w:rFonts w:ascii="Times New Roman" w:hAnsi="Times New Roman" w:cs="Times New Roman"/>
-          <w:szCs w:val="22"/>
-        </w:rPr>
-        <w:t>(</w:t>
-      </w:r>
-      <w:r>
-        <w:rPr>
-          <w:rStyle w:val="FunctionTok"/>
-          <w:rFonts w:ascii="Times New Roman" w:hAnsi="Times New Roman" w:cs="Times New Roman"/>
-          <w:szCs w:val="22"/>
-        </w:rPr>
-        <w:t>c</w:t>
-      </w:r>
-      <w:r>
-        <w:rPr>
-          <w:rStyle w:val="NormalTok"/>
-          <w:rFonts w:ascii="Times New Roman" w:hAnsi="Times New Roman" w:cs="Times New Roman"/>
-          <w:szCs w:val="22"/>
-        </w:rPr>
-        <w:t>(</w:t>
-      </w:r>
-      <w:r>
-        <w:rPr>
-          <w:rStyle w:val="SpecialCharTok"/>
-          <w:rFonts w:ascii="Times New Roman" w:hAnsi="Times New Roman" w:cs="Times New Roman"/>
-          <w:szCs w:val="22"/>
-        </w:rPr>
-        <w:t>-</w:t>
-      </w:r>
-      <w:r>
-        <w:rPr>
-          <w:rStyle w:val="NormalTok"/>
-          <w:rFonts w:ascii="Times New Roman" w:hAnsi="Times New Roman" w:cs="Times New Roman"/>
-          <w:szCs w:val="22"/>
-        </w:rPr>
-        <w:t>pay, pay))</w:t>
-      </w:r>
-      <w:r>
-        <w:rPr>
-          <w:rFonts w:ascii="Times New Roman" w:hAnsi="Times New Roman" w:cs="Times New Roman"/>
-          <w:sz w:val="22"/>
-          <w:szCs w:val="22"/>
-        </w:rPr>
-        <w:br/>
-      </w:r>
-      <w:r>
-        <w:rPr>
-          <w:rStyle w:val="NormalTok"/>
-          <w:rFonts w:ascii="Times New Roman" w:hAnsi="Times New Roman" w:cs="Times New Roman"/>
-          <w:szCs w:val="22"/>
-        </w:rPr>
-        <w:t xml:space="preserve">  } </w:t>
-      </w:r>
-      <w:r>
-        <w:rPr>
-          <w:rStyle w:val="ControlFlowTok"/>
-          <w:rFonts w:ascii="Times New Roman" w:hAnsi="Times New Roman" w:cs="Times New Roman"/>
-          <w:szCs w:val="22"/>
-        </w:rPr>
-        <w:t>else</w:t>
-      </w:r>
-      <w:r>
-        <w:rPr>
-          <w:rStyle w:val="NormalTok"/>
-          <w:rFonts w:ascii="Times New Roman" w:hAnsi="Times New Roman" w:cs="Times New Roman"/>
-          <w:szCs w:val="22"/>
-        </w:rPr>
-        <w:t xml:space="preserve"> {</w:t>
-      </w:r>
-      <w:r>
-        <w:rPr>
-          <w:rFonts w:ascii="Times New Roman" w:hAnsi="Times New Roman" w:cs="Times New Roman"/>
-          <w:sz w:val="22"/>
-          <w:szCs w:val="22"/>
-        </w:rPr>
-        <w:br/>
-      </w:r>
-      <w:r>
-        <w:rPr>
-          <w:rStyle w:val="NormalTok"/>
-          <w:rFonts w:ascii="Times New Roman" w:hAnsi="Times New Roman" w:cs="Times New Roman"/>
-          <w:szCs w:val="22"/>
-        </w:rPr>
-        <w:t xml:space="preserve">    </w:t>
-      </w:r>
-      <w:r>
-        <w:rPr>
-          <w:rStyle w:val="FunctionTok"/>
-          <w:rFonts w:ascii="Times New Roman" w:hAnsi="Times New Roman" w:cs="Times New Roman"/>
-          <w:szCs w:val="22"/>
-        </w:rPr>
-        <w:t>return</w:t>
-      </w:r>
-      <w:r>
-        <w:rPr>
-          <w:rStyle w:val="NormalTok"/>
-          <w:rFonts w:ascii="Times New Roman" w:hAnsi="Times New Roman" w:cs="Times New Roman"/>
-          <w:szCs w:val="22"/>
-        </w:rPr>
-        <w:t>(</w:t>
-      </w:r>
-      <w:r>
-        <w:rPr>
-          <w:rStyle w:val="FunctionTok"/>
-          <w:rFonts w:ascii="Times New Roman" w:hAnsi="Times New Roman" w:cs="Times New Roman"/>
-          <w:szCs w:val="22"/>
-        </w:rPr>
-        <w:t>c</w:t>
-      </w:r>
-      <w:r>
-        <w:rPr>
-          <w:rStyle w:val="NormalTok"/>
-          <w:rFonts w:ascii="Times New Roman" w:hAnsi="Times New Roman" w:cs="Times New Roman"/>
-          <w:szCs w:val="22"/>
-        </w:rPr>
-        <w:t>(</w:t>
-      </w:r>
-      <w:r>
-        <w:rPr>
-          <w:rStyle w:val="DecValTok"/>
-          <w:rFonts w:ascii="Times New Roman" w:hAnsi="Times New Roman" w:cs="Times New Roman"/>
-          <w:szCs w:val="22"/>
-        </w:rPr>
-        <w:t>0</w:t>
-      </w:r>
-      <w:r>
-        <w:rPr>
-          <w:rStyle w:val="NormalTok"/>
-          <w:rFonts w:ascii="Times New Roman" w:hAnsi="Times New Roman" w:cs="Times New Roman"/>
-          <w:szCs w:val="22"/>
-        </w:rPr>
-        <w:t xml:space="preserve">, </w:t>
-      </w:r>
-      <w:r>
-        <w:rPr>
-          <w:rStyle w:val="DecValTok"/>
-          <w:rFonts w:ascii="Times New Roman" w:hAnsi="Times New Roman" w:cs="Times New Roman"/>
-          <w:szCs w:val="22"/>
-        </w:rPr>
-        <w:t>0</w:t>
-      </w:r>
-      <w:r>
-        <w:rPr>
-          <w:rStyle w:val="NormalTok"/>
-          <w:rFonts w:ascii="Times New Roman" w:hAnsi="Times New Roman" w:cs="Times New Roman"/>
-          <w:szCs w:val="22"/>
-        </w:rPr>
-        <w:t>))</w:t>
-      </w:r>
-      <w:r>
-        <w:rPr>
-          <w:rFonts w:ascii="Times New Roman" w:hAnsi="Times New Roman" w:cs="Times New Roman"/>
-          <w:sz w:val="22"/>
-          <w:szCs w:val="22"/>
-        </w:rPr>
-        <w:br/>
-      </w:r>
-      <w:r>
-        <w:rPr>
-          <w:rStyle w:val="NormalTok"/>
-          <w:rFonts w:ascii="Times New Roman" w:hAnsi="Times New Roman" w:cs="Times New Roman"/>
-          <w:szCs w:val="22"/>
-        </w:rPr>
-        <w:t xml:space="preserve">  }</w:t>
-      </w:r>
-      <w:r>
-        <w:rPr>
-          <w:rFonts w:ascii="Times New Roman" w:hAnsi="Times New Roman" w:cs="Times New Roman"/>
-          <w:sz w:val="22"/>
-          <w:szCs w:val="22"/>
-        </w:rPr>
-        <w:br/>
-      </w:r>
-      <w:r>
-        <w:rPr>
-          <w:rStyle w:val="NormalTok"/>
-          <w:rFonts w:ascii="Times New Roman" w:hAnsi="Times New Roman" w:cs="Times New Roman"/>
-          <w:szCs w:val="22"/>
-        </w:rPr>
-        <w:t>}</w:t>
-      </w:r>
-      <w:r>
-        <w:rPr>
-          <w:rFonts w:ascii="Times New Roman" w:hAnsi="Times New Roman" w:cs="Times New Roman"/>
-          <w:sz w:val="22"/>
-          <w:szCs w:val="22"/>
-        </w:rPr>
-        <w:br/>
-      </w:r>
-      <w:r>
-        <w:rPr>
-          <w:rFonts w:ascii="Times New Roman" w:hAnsi="Times New Roman" w:cs="Times New Roman"/>
-          <w:sz w:val="22"/>
-          <w:szCs w:val="22"/>
-        </w:rPr>
-        <w:br/>
-      </w:r>
-      <w:r>
-        <w:rPr>
-          <w:rStyle w:val="CommentTok"/>
-          <w:rFonts w:ascii="Times New Roman" w:hAnsi="Times New Roman" w:cs="Times New Roman"/>
-          <w:szCs w:val="22"/>
-        </w:rPr>
-        <w:t># Test each possible card choice (1-8) with 50,000 simulations</w:t>
-      </w:r>
-      <w:r>
-        <w:rPr>
-          <w:rFonts w:ascii="Times New Roman" w:hAnsi="Times New Roman" w:cs="Times New Roman"/>
-          <w:sz w:val="22"/>
-          <w:szCs w:val="22"/>
-        </w:rPr>
-        <w:br/>
-      </w:r>
-      <w:r>
-        <w:rPr>
-          <w:rStyle w:val="FunctionTok"/>
-          <w:rFonts w:ascii="Times New Roman" w:hAnsi="Times New Roman" w:cs="Times New Roman"/>
-          <w:szCs w:val="22"/>
-        </w:rPr>
-        <w:t>set.seed</w:t>
-      </w:r>
-      <w:r>
-        <w:rPr>
-          <w:rStyle w:val="NormalTok"/>
-          <w:rFonts w:ascii="Times New Roman" w:hAnsi="Times New Roman" w:cs="Times New Roman"/>
-          <w:szCs w:val="22"/>
-        </w:rPr>
-        <w:t>(</w:t>
-      </w:r>
-      <w:r>
-        <w:rPr>
-          <w:rStyle w:val="DecValTok"/>
-          <w:rFonts w:ascii="Times New Roman" w:hAnsi="Times New Roman" w:cs="Times New Roman"/>
-          <w:szCs w:val="22"/>
-        </w:rPr>
-        <w:t>42</w:t>
-      </w:r>
-      <w:r>
-        <w:rPr>
-          <w:rStyle w:val="NormalTok"/>
-          <w:rFonts w:ascii="Times New Roman" w:hAnsi="Times New Roman" w:cs="Times New Roman"/>
-          <w:szCs w:val="22"/>
-        </w:rPr>
-        <w:t>)</w:t>
-      </w:r>
-      <w:r>
-        <w:rPr>
-          <w:rFonts w:ascii="Times New Roman" w:hAnsi="Times New Roman" w:cs="Times New Roman"/>
-          <w:sz w:val="22"/>
-          <w:szCs w:val="22"/>
-        </w:rPr>
-        <w:br/>
-      </w:r>
-      <w:r>
-        <w:rPr>
-          <w:rStyle w:val="NormalTok"/>
-          <w:rFonts w:ascii="Times New Roman" w:hAnsi="Times New Roman" w:cs="Times New Roman"/>
-          <w:szCs w:val="22"/>
-        </w:rPr>
-        <w:t xml:space="preserve">sims </w:t>
-      </w:r>
-      <w:r>
-        <w:rPr>
-          <w:rStyle w:val="OtherTok"/>
-          <w:rFonts w:ascii="Times New Roman" w:hAnsi="Times New Roman" w:cs="Times New Roman"/>
-          <w:szCs w:val="22"/>
-        </w:rPr>
-        <w:t>&lt;-</w:t>
-      </w:r>
-      <w:r>
-        <w:rPr>
-          <w:rStyle w:val="NormalTok"/>
-          <w:rFonts w:ascii="Times New Roman" w:hAnsi="Times New Roman" w:cs="Times New Roman"/>
-          <w:szCs w:val="22"/>
-        </w:rPr>
-        <w:t xml:space="preserve"> </w:t>
-      </w:r>
-      <w:r>
-        <w:rPr>
-          <w:rStyle w:val="DecValTok"/>
-          <w:rFonts w:ascii="Times New Roman" w:hAnsi="Times New Roman" w:cs="Times New Roman"/>
-          <w:szCs w:val="22"/>
-        </w:rPr>
-        <w:t>50000</w:t>
-      </w:r>
-      <w:r>
-        <w:rPr>
-          <w:rFonts w:ascii="Times New Roman" w:hAnsi="Times New Roman" w:cs="Times New Roman"/>
-          <w:sz w:val="22"/>
-          <w:szCs w:val="22"/>
-        </w:rPr>
-        <w:br/>
-      </w:r>
-      <w:r>
-        <w:rPr>
-          <w:rStyle w:val="NormalTok"/>
-          <w:rFonts w:ascii="Times New Roman" w:hAnsi="Times New Roman" w:cs="Times New Roman"/>
-          <w:szCs w:val="22"/>
-        </w:rPr>
-        <w:t xml:space="preserve">card_choices </w:t>
-      </w:r>
-      <w:r>
-        <w:rPr>
-          <w:rStyle w:val="OtherTok"/>
-          <w:rFonts w:ascii="Times New Roman" w:hAnsi="Times New Roman" w:cs="Times New Roman"/>
-          <w:szCs w:val="22"/>
-        </w:rPr>
-        <w:t>&lt;-</w:t>
-      </w:r>
-      <w:r>
-        <w:rPr>
-          <w:rStyle w:val="NormalTok"/>
-          <w:rFonts w:ascii="Times New Roman" w:hAnsi="Times New Roman" w:cs="Times New Roman"/>
-          <w:szCs w:val="22"/>
-        </w:rPr>
-        <w:t xml:space="preserve"> </w:t>
-      </w:r>
-      <w:r>
-        <w:rPr>
-          <w:rStyle w:val="DecValTok"/>
-          <w:rFonts w:ascii="Times New Roman" w:hAnsi="Times New Roman" w:cs="Times New Roman"/>
-          <w:szCs w:val="22"/>
-        </w:rPr>
-        <w:t>1</w:t>
-      </w:r>
-      <w:r>
-        <w:rPr>
-          <w:rStyle w:val="SpecialCharTok"/>
-          <w:rFonts w:ascii="Times New Roman" w:hAnsi="Times New Roman" w:cs="Times New Roman"/>
-          <w:szCs w:val="22"/>
-        </w:rPr>
-        <w:t>:</w:t>
-      </w:r>
-      <w:r>
-        <w:rPr>
-          <w:rStyle w:val="DecValTok"/>
-          <w:rFonts w:ascii="Times New Roman" w:hAnsi="Times New Roman" w:cs="Times New Roman"/>
-          <w:szCs w:val="22"/>
-        </w:rPr>
-        <w:t>8</w:t>
-      </w:r>
-      <w:r>
-        <w:rPr>
-          <w:rFonts w:ascii="Times New Roman" w:hAnsi="Times New Roman" w:cs="Times New Roman"/>
-          <w:sz w:val="22"/>
-          <w:szCs w:val="22"/>
-        </w:rPr>
-        <w:br/>
-      </w:r>
-      <w:r>
-        <w:rPr>
-          <w:rStyle w:val="NormalTok"/>
-          <w:rFonts w:ascii="Times New Roman" w:hAnsi="Times New Roman" w:cs="Times New Roman"/>
-          <w:szCs w:val="22"/>
-        </w:rPr>
-        <w:t xml:space="preserve">choice_results </w:t>
-      </w:r>
-      <w:r>
-        <w:rPr>
-          <w:rStyle w:val="OtherTok"/>
-          <w:rFonts w:ascii="Times New Roman" w:hAnsi="Times New Roman" w:cs="Times New Roman"/>
-          <w:szCs w:val="22"/>
-        </w:rPr>
-        <w:t>&lt;-</w:t>
-      </w:r>
-      <w:r>
-        <w:rPr>
-          <w:rStyle w:val="NormalTok"/>
-          <w:rFonts w:ascii="Times New Roman" w:hAnsi="Times New Roman" w:cs="Times New Roman"/>
-          <w:szCs w:val="22"/>
-        </w:rPr>
-        <w:t xml:space="preserve"> </w:t>
-      </w:r>
-      <w:r>
-        <w:rPr>
-          <w:rStyle w:val="FunctionTok"/>
-          <w:rFonts w:ascii="Times New Roman" w:hAnsi="Times New Roman" w:cs="Times New Roman"/>
-          <w:szCs w:val="22"/>
-        </w:rPr>
-        <w:t>matrix</w:t>
-      </w:r>
-      <w:r>
-        <w:rPr>
-          <w:rStyle w:val="NormalTok"/>
-          <w:rFonts w:ascii="Times New Roman" w:hAnsi="Times New Roman" w:cs="Times New Roman"/>
-          <w:szCs w:val="22"/>
-        </w:rPr>
-        <w:t>(</w:t>
-      </w:r>
-      <w:r>
-        <w:rPr>
-          <w:rStyle w:val="DecValTok"/>
-          <w:rFonts w:ascii="Times New Roman" w:hAnsi="Times New Roman" w:cs="Times New Roman"/>
-          <w:szCs w:val="22"/>
-        </w:rPr>
-        <w:t>0</w:t>
-      </w:r>
-      <w:r>
-        <w:rPr>
-          <w:rStyle w:val="NormalTok"/>
-          <w:rFonts w:ascii="Times New Roman" w:hAnsi="Times New Roman" w:cs="Times New Roman"/>
-          <w:szCs w:val="22"/>
-        </w:rPr>
-        <w:t xml:space="preserve">, </w:t>
-      </w:r>
-      <w:r>
-        <w:rPr>
-          <w:rStyle w:val="AttributeTok"/>
-          <w:rFonts w:ascii="Times New Roman" w:hAnsi="Times New Roman" w:cs="Times New Roman"/>
-          <w:szCs w:val="22"/>
-        </w:rPr>
-        <w:t>nrow =</w:t>
-      </w:r>
-      <w:r>
-        <w:rPr>
-          <w:rStyle w:val="NormalTok"/>
-          <w:rFonts w:ascii="Times New Roman" w:hAnsi="Times New Roman" w:cs="Times New Roman"/>
-          <w:szCs w:val="22"/>
-        </w:rPr>
-        <w:t xml:space="preserve"> </w:t>
-      </w:r>
-      <w:r>
-        <w:rPr>
-          <w:rStyle w:val="DecValTok"/>
-          <w:rFonts w:ascii="Times New Roman" w:hAnsi="Times New Roman" w:cs="Times New Roman"/>
-          <w:szCs w:val="22"/>
-        </w:rPr>
-        <w:t>8</w:t>
-      </w:r>
-      <w:r>
-        <w:rPr>
-          <w:rStyle w:val="NormalTok"/>
-          <w:rFonts w:ascii="Times New Roman" w:hAnsi="Times New Roman" w:cs="Times New Roman"/>
-          <w:szCs w:val="22"/>
-        </w:rPr>
-        <w:t xml:space="preserve">, </w:t>
-      </w:r>
-      <w:r>
-        <w:rPr>
-          <w:rStyle w:val="AttributeTok"/>
-          <w:rFonts w:ascii="Times New Roman" w:hAnsi="Times New Roman" w:cs="Times New Roman"/>
-          <w:szCs w:val="22"/>
-        </w:rPr>
-        <w:t>ncol =</w:t>
-      </w:r>
-      <w:r>
-        <w:rPr>
-          <w:rStyle w:val="NormalTok"/>
-          <w:rFonts w:ascii="Times New Roman" w:hAnsi="Times New Roman" w:cs="Times New Roman"/>
-          <w:szCs w:val="22"/>
-        </w:rPr>
-        <w:t xml:space="preserve"> </w:t>
-      </w:r>
-      <w:r>
-        <w:rPr>
-          <w:rStyle w:val="DecValTok"/>
-          <w:rFonts w:ascii="Times New Roman" w:hAnsi="Times New Roman" w:cs="Times New Roman"/>
-          <w:szCs w:val="22"/>
-        </w:rPr>
-        <w:t>2</w:t>
-      </w:r>
-      <w:r>
-        <w:rPr>
-          <w:rStyle w:val="NormalTok"/>
-          <w:rFonts w:ascii="Times New Roman" w:hAnsi="Times New Roman" w:cs="Times New Roman"/>
-          <w:szCs w:val="22"/>
-        </w:rPr>
-        <w:t>)</w:t>
-      </w:r>
-      <w:r>
-        <w:rPr>
-          <w:rFonts w:ascii="Times New Roman" w:hAnsi="Times New Roman" w:cs="Times New Roman"/>
-          <w:sz w:val="22"/>
-          <w:szCs w:val="22"/>
-        </w:rPr>
-        <w:br/>
-      </w:r>
-      <w:r>
-        <w:rPr>
-          <w:rStyle w:val="FunctionTok"/>
-          <w:rFonts w:ascii="Times New Roman" w:hAnsi="Times New Roman" w:cs="Times New Roman"/>
-          <w:szCs w:val="22"/>
-        </w:rPr>
-        <w:t>colnames</w:t>
-      </w:r>
-      <w:r>
-        <w:rPr>
-          <w:rStyle w:val="NormalTok"/>
-          <w:rFonts w:ascii="Times New Roman" w:hAnsi="Times New Roman" w:cs="Times New Roman"/>
-          <w:szCs w:val="22"/>
-        </w:rPr>
-        <w:t xml:space="preserve">(choice_results) </w:t>
-      </w:r>
-      <w:r>
-        <w:rPr>
-          <w:rStyle w:val="OtherTok"/>
-          <w:rFonts w:ascii="Times New Roman" w:hAnsi="Times New Roman" w:cs="Times New Roman"/>
-          <w:szCs w:val="22"/>
-        </w:rPr>
-        <w:t>&lt;-</w:t>
-      </w:r>
-      <w:r>
-        <w:rPr>
-          <w:rStyle w:val="NormalTok"/>
-          <w:rFonts w:ascii="Times New Roman" w:hAnsi="Times New Roman" w:cs="Times New Roman"/>
-          <w:szCs w:val="22"/>
-        </w:rPr>
-        <w:t xml:space="preserve"> </w:t>
-      </w:r>
-      <w:r>
-        <w:rPr>
-          <w:rStyle w:val="FunctionTok"/>
-          <w:rFonts w:ascii="Times New Roman" w:hAnsi="Times New Roman" w:cs="Times New Roman"/>
-          <w:szCs w:val="22"/>
-        </w:rPr>
-        <w:t>c</w:t>
-      </w:r>
-      <w:r>
-        <w:rPr>
-          <w:rStyle w:val="NormalTok"/>
-          <w:rFonts w:ascii="Times New Roman" w:hAnsi="Times New Roman" w:cs="Times New Roman"/>
-          <w:szCs w:val="22"/>
-        </w:rPr>
-        <w:t>(</w:t>
-      </w:r>
-      <w:r>
-        <w:rPr>
-          <w:rStyle w:val="StringTok"/>
-          <w:rFonts w:ascii="Times New Roman" w:hAnsi="Times New Roman" w:cs="Times New Roman"/>
-          <w:szCs w:val="22"/>
-        </w:rPr>
-        <w:t>"Exp Value"</w:t>
-      </w:r>
-      <w:r>
-        <w:rPr>
-          <w:rStyle w:val="NormalTok"/>
-          <w:rFonts w:ascii="Times New Roman" w:hAnsi="Times New Roman" w:cs="Times New Roman"/>
-          <w:szCs w:val="22"/>
-        </w:rPr>
-        <w:t xml:space="preserve">, </w:t>
-      </w:r>
-      <w:r>
-        <w:rPr>
-          <w:rStyle w:val="StringTok"/>
-          <w:rFonts w:ascii="Times New Roman" w:hAnsi="Times New Roman" w:cs="Times New Roman"/>
-          <w:szCs w:val="22"/>
-        </w:rPr>
-        <w:t>"Win %"</w:t>
-      </w:r>
-      <w:r>
-        <w:rPr>
-          <w:rStyle w:val="NormalTok"/>
-          <w:rFonts w:ascii="Times New Roman" w:hAnsi="Times New Roman" w:cs="Times New Roman"/>
-          <w:szCs w:val="22"/>
-        </w:rPr>
-        <w:t>)</w:t>
-      </w:r>
-      <w:r>
-        <w:rPr>
-          <w:rFonts w:ascii="Times New Roman" w:hAnsi="Times New Roman" w:cs="Times New Roman"/>
-          <w:sz w:val="22"/>
-          <w:szCs w:val="22"/>
-        </w:rPr>
-        <w:br/>
-      </w:r>
-      <w:r>
-        <w:rPr>
-          <w:rFonts w:ascii="Times New Roman" w:hAnsi="Times New Roman" w:cs="Times New Roman"/>
-          <w:sz w:val="22"/>
-          <w:szCs w:val="22"/>
-        </w:rPr>
-        <w:br/>
-      </w:r>
-      <w:r>
-        <w:rPr>
-          <w:rStyle w:val="ControlFlowTok"/>
-          <w:rFonts w:ascii="Times New Roman" w:hAnsi="Times New Roman" w:cs="Times New Roman"/>
-          <w:szCs w:val="22"/>
-        </w:rPr>
-        <w:t>for</w:t>
-      </w:r>
-      <w:r>
-        <w:rPr>
-          <w:rStyle w:val="NormalTok"/>
-          <w:rFonts w:ascii="Times New Roman" w:hAnsi="Times New Roman" w:cs="Times New Roman"/>
-          <w:szCs w:val="22"/>
-        </w:rPr>
-        <w:t xml:space="preserve"> (i </w:t>
-      </w:r>
-      <w:r>
-        <w:rPr>
-          <w:rStyle w:val="ControlFlowTok"/>
-          <w:rFonts w:ascii="Times New Roman" w:hAnsi="Times New Roman" w:cs="Times New Roman"/>
-          <w:szCs w:val="22"/>
-        </w:rPr>
-        <w:t>in</w:t>
-      </w:r>
-      <w:r>
-        <w:rPr>
-          <w:rStyle w:val="NormalTok"/>
-          <w:rFonts w:ascii="Times New Roman" w:hAnsi="Times New Roman" w:cs="Times New Roman"/>
-          <w:szCs w:val="22"/>
-        </w:rPr>
-        <w:t xml:space="preserve"> </w:t>
-      </w:r>
-      <w:r>
-        <w:rPr>
-          <w:rStyle w:val="DecValTok"/>
-          <w:rFonts w:ascii="Times New Roman" w:hAnsi="Times New Roman" w:cs="Times New Roman"/>
-          <w:szCs w:val="22"/>
-        </w:rPr>
-        <w:t>1</w:t>
-      </w:r>
-      <w:r>
-        <w:rPr>
-          <w:rStyle w:val="SpecialCharTok"/>
-          <w:rFonts w:ascii="Times New Roman" w:hAnsi="Times New Roman" w:cs="Times New Roman"/>
-          <w:szCs w:val="22"/>
-        </w:rPr>
-        <w:t>:</w:t>
-      </w:r>
-      <w:r>
-        <w:rPr>
-          <w:rStyle w:val="DecValTok"/>
-          <w:rFonts w:ascii="Times New Roman" w:hAnsi="Times New Roman" w:cs="Times New Roman"/>
-          <w:szCs w:val="22"/>
-        </w:rPr>
-        <w:t>8</w:t>
-      </w:r>
-      <w:r>
-        <w:rPr>
-          <w:rStyle w:val="NormalTok"/>
-          <w:rFonts w:ascii="Times New Roman" w:hAnsi="Times New Roman" w:cs="Times New Roman"/>
-          <w:szCs w:val="22"/>
-        </w:rPr>
-        <w:t>) {</w:t>
-      </w:r>
-      <w:r>
-        <w:rPr>
-          <w:rFonts w:ascii="Times New Roman" w:hAnsi="Times New Roman" w:cs="Times New Roman"/>
-          <w:sz w:val="22"/>
-          <w:szCs w:val="22"/>
-        </w:rPr>
-        <w:br/>
-      </w:r>
-      <w:r>
-        <w:rPr>
-          <w:rStyle w:val="NormalTok"/>
-          <w:rFonts w:ascii="Times New Roman" w:hAnsi="Times New Roman" w:cs="Times New Roman"/>
-          <w:szCs w:val="22"/>
-        </w:rPr>
-        <w:t xml:space="preserve">  test_results </w:t>
-      </w:r>
-      <w:r>
-        <w:rPr>
-          <w:rStyle w:val="OtherTok"/>
-          <w:rFonts w:ascii="Times New Roman" w:hAnsi="Times New Roman" w:cs="Times New Roman"/>
-          <w:szCs w:val="22"/>
-        </w:rPr>
-        <w:t>&lt;-</w:t>
-      </w:r>
-      <w:r>
-        <w:rPr>
-          <w:rStyle w:val="NormalTok"/>
-          <w:rFonts w:ascii="Times New Roman" w:hAnsi="Times New Roman" w:cs="Times New Roman"/>
-          <w:szCs w:val="22"/>
-        </w:rPr>
-        <w:t xml:space="preserve"> </w:t>
-      </w:r>
-      <w:r>
-        <w:rPr>
-          <w:rStyle w:val="FunctionTok"/>
-          <w:rFonts w:ascii="Times New Roman" w:hAnsi="Times New Roman" w:cs="Times New Roman"/>
-          <w:szCs w:val="22"/>
-        </w:rPr>
-        <w:t>matrix</w:t>
-      </w:r>
-      <w:r>
-        <w:rPr>
-          <w:rStyle w:val="NormalTok"/>
-          <w:rFonts w:ascii="Times New Roman" w:hAnsi="Times New Roman" w:cs="Times New Roman"/>
-          <w:szCs w:val="22"/>
-        </w:rPr>
-        <w:t>(</w:t>
-      </w:r>
-      <w:r>
-        <w:rPr>
-          <w:rStyle w:val="DecValTok"/>
-          <w:rFonts w:ascii="Times New Roman" w:hAnsi="Times New Roman" w:cs="Times New Roman"/>
-          <w:szCs w:val="22"/>
-        </w:rPr>
-        <w:t>0</w:t>
-      </w:r>
-      <w:r>
-        <w:rPr>
-          <w:rStyle w:val="NormalTok"/>
-          <w:rFonts w:ascii="Times New Roman" w:hAnsi="Times New Roman" w:cs="Times New Roman"/>
-          <w:szCs w:val="22"/>
-        </w:rPr>
-        <w:t xml:space="preserve">, </w:t>
-      </w:r>
-      <w:r>
-        <w:rPr>
-          <w:rStyle w:val="AttributeTok"/>
-          <w:rFonts w:ascii="Times New Roman" w:hAnsi="Times New Roman" w:cs="Times New Roman"/>
-          <w:szCs w:val="22"/>
-        </w:rPr>
-        <w:t>nrow =</w:t>
-      </w:r>
-      <w:r>
-        <w:rPr>
-          <w:rStyle w:val="NormalTok"/>
-          <w:rFonts w:ascii="Times New Roman" w:hAnsi="Times New Roman" w:cs="Times New Roman"/>
-          <w:szCs w:val="22"/>
-        </w:rPr>
-        <w:t xml:space="preserve"> sims, </w:t>
-      </w:r>
-      <w:r>
-        <w:rPr>
-          <w:rStyle w:val="AttributeTok"/>
-          <w:rFonts w:ascii="Times New Roman" w:hAnsi="Times New Roman" w:cs="Times New Roman"/>
-          <w:szCs w:val="22"/>
-        </w:rPr>
-        <w:t>ncol =</w:t>
-      </w:r>
-      <w:r>
-        <w:rPr>
-          <w:rStyle w:val="NormalTok"/>
-          <w:rFonts w:ascii="Times New Roman" w:hAnsi="Times New Roman" w:cs="Times New Roman"/>
-          <w:szCs w:val="22"/>
-        </w:rPr>
-        <w:t xml:space="preserve"> </w:t>
-      </w:r>
-      <w:r>
-        <w:rPr>
-          <w:rStyle w:val="DecValTok"/>
-          <w:rFonts w:ascii="Times New Roman" w:hAnsi="Times New Roman" w:cs="Times New Roman"/>
-          <w:szCs w:val="22"/>
-        </w:rPr>
-        <w:t>2</w:t>
-      </w:r>
-      <w:r>
-        <w:rPr>
-          <w:rStyle w:val="NormalTok"/>
-          <w:rFonts w:ascii="Times New Roman" w:hAnsi="Times New Roman" w:cs="Times New Roman"/>
-          <w:szCs w:val="22"/>
-        </w:rPr>
-        <w:t>)</w:t>
-      </w:r>
-      <w:r>
-        <w:rPr>
-          <w:rFonts w:ascii="Times New Roman" w:hAnsi="Times New Roman" w:cs="Times New Roman"/>
-          <w:sz w:val="22"/>
-          <w:szCs w:val="22"/>
-        </w:rPr>
-        <w:br/>
-      </w:r>
-      <w:r>
-        <w:rPr>
-          <w:rStyle w:val="NormalTok"/>
-          <w:rFonts w:ascii="Times New Roman" w:hAnsi="Times New Roman" w:cs="Times New Roman"/>
-          <w:szCs w:val="22"/>
-        </w:rPr>
-        <w:t xml:space="preserve">  </w:t>
-      </w:r>
-      <w:r>
-        <w:rPr>
-          <w:rStyle w:val="ControlFlowTok"/>
-          <w:rFonts w:ascii="Times New Roman" w:hAnsi="Times New Roman" w:cs="Times New Roman"/>
-          <w:szCs w:val="22"/>
-        </w:rPr>
-        <w:t>for</w:t>
-      </w:r>
-      <w:r>
-        <w:rPr>
-          <w:rStyle w:val="NormalTok"/>
-          <w:rFonts w:ascii="Times New Roman" w:hAnsi="Times New Roman" w:cs="Times New Roman"/>
-          <w:szCs w:val="22"/>
-        </w:rPr>
-        <w:t xml:space="preserve"> (j </w:t>
-      </w:r>
-      <w:r>
-        <w:rPr>
-          <w:rStyle w:val="ControlFlowTok"/>
-          <w:rFonts w:ascii="Times New Roman" w:hAnsi="Times New Roman" w:cs="Times New Roman"/>
-          <w:szCs w:val="22"/>
-        </w:rPr>
-        <w:t>in</w:t>
-      </w:r>
-      <w:r>
-        <w:rPr>
-          <w:rStyle w:val="NormalTok"/>
-          <w:rFonts w:ascii="Times New Roman" w:hAnsi="Times New Roman" w:cs="Times New Roman"/>
-          <w:szCs w:val="22"/>
-        </w:rPr>
-        <w:t xml:space="preserve"> </w:t>
-      </w:r>
-      <w:r>
-        <w:rPr>
-          <w:rStyle w:val="DecValTok"/>
-          <w:rFonts w:ascii="Times New Roman" w:hAnsi="Times New Roman" w:cs="Times New Roman"/>
-          <w:szCs w:val="22"/>
-        </w:rPr>
-        <w:t>1</w:t>
-      </w:r>
-      <w:r>
-        <w:rPr>
-          <w:rStyle w:val="SpecialCharTok"/>
-          <w:rFonts w:ascii="Times New Roman" w:hAnsi="Times New Roman" w:cs="Times New Roman"/>
-          <w:szCs w:val="22"/>
-        </w:rPr>
-        <w:t>:</w:t>
-      </w:r>
-      <w:r>
-        <w:rPr>
-          <w:rStyle w:val="NormalTok"/>
-          <w:rFonts w:ascii="Times New Roman" w:hAnsi="Times New Roman" w:cs="Times New Roman"/>
-          <w:szCs w:val="22"/>
-        </w:rPr>
-        <w:t xml:space="preserve">sims) test_results[j,] </w:t>
-      </w:r>
-      <w:r>
-        <w:rPr>
-          <w:rStyle w:val="OtherTok"/>
-          <w:rFonts w:ascii="Times New Roman" w:hAnsi="Times New Roman" w:cs="Times New Roman"/>
-          <w:szCs w:val="22"/>
-        </w:rPr>
-        <w:t>&lt;-</w:t>
-      </w:r>
-      <w:r>
-        <w:rPr>
-          <w:rStyle w:val="NormalTok"/>
-          <w:rFonts w:ascii="Times New Roman" w:hAnsi="Times New Roman" w:cs="Times New Roman"/>
-          <w:szCs w:val="22"/>
-        </w:rPr>
-        <w:t xml:space="preserve"> </w:t>
-      </w:r>
-      <w:r>
-        <w:rPr>
-          <w:rStyle w:val="FunctionTok"/>
-          <w:rFonts w:ascii="Times New Roman" w:hAnsi="Times New Roman" w:cs="Times New Roman"/>
-          <w:szCs w:val="22"/>
-        </w:rPr>
-        <w:t>sim_game_modified</w:t>
-      </w:r>
-      <w:r>
-        <w:rPr>
-          <w:rStyle w:val="NormalTok"/>
-          <w:rFonts w:ascii="Times New Roman" w:hAnsi="Times New Roman" w:cs="Times New Roman"/>
-          <w:szCs w:val="22"/>
-        </w:rPr>
-        <w:t>(i)</w:t>
-      </w:r>
-      <w:r>
-        <w:rPr>
-          <w:rFonts w:ascii="Times New Roman" w:hAnsi="Times New Roman" w:cs="Times New Roman"/>
-          <w:sz w:val="22"/>
-          <w:szCs w:val="22"/>
-        </w:rPr>
-        <w:br/>
-      </w:r>
-      <w:r>
-        <w:rPr>
-          <w:rStyle w:val="NormalTok"/>
-          <w:rFonts w:ascii="Times New Roman" w:hAnsi="Times New Roman" w:cs="Times New Roman"/>
-          <w:szCs w:val="22"/>
-        </w:rPr>
-        <w:t xml:space="preserve">  </w:t>
-      </w:r>
-      <w:r>
-        <w:rPr>
-          <w:rFonts w:ascii="Times New Roman" w:hAnsi="Times New Roman" w:cs="Times New Roman"/>
-          <w:sz w:val="22"/>
-          <w:szCs w:val="22"/>
-        </w:rPr>
-        <w:br/>
-      </w:r>
-      <w:r>
-        <w:rPr>
-          <w:rStyle w:val="NormalTok"/>
-          <w:rFonts w:ascii="Times New Roman" w:hAnsi="Times New Roman" w:cs="Times New Roman"/>
-          <w:szCs w:val="22"/>
-        </w:rPr>
-        <w:t xml:space="preserve">  choice_results[i,] </w:t>
-      </w:r>
-      <w:r>
-        <w:rPr>
-          <w:rStyle w:val="OtherTok"/>
-          <w:rFonts w:ascii="Times New Roman" w:hAnsi="Times New Roman" w:cs="Times New Roman"/>
-          <w:szCs w:val="22"/>
-        </w:rPr>
-        <w:t>&lt;-</w:t>
-      </w:r>
-      <w:r>
-        <w:rPr>
-          <w:rStyle w:val="NormalTok"/>
-          <w:rFonts w:ascii="Times New Roman" w:hAnsi="Times New Roman" w:cs="Times New Roman"/>
-          <w:szCs w:val="22"/>
-        </w:rPr>
-        <w:t xml:space="preserve"> </w:t>
-      </w:r>
-      <w:r>
-        <w:rPr>
-          <w:rStyle w:val="FunctionTok"/>
-          <w:rFonts w:ascii="Times New Roman" w:hAnsi="Times New Roman" w:cs="Times New Roman"/>
-          <w:szCs w:val="22"/>
-        </w:rPr>
-        <w:t>c</w:t>
-      </w:r>
-      <w:r>
-        <w:rPr>
-          <w:rStyle w:val="NormalTok"/>
-          <w:rFonts w:ascii="Times New Roman" w:hAnsi="Times New Roman" w:cs="Times New Roman"/>
-          <w:szCs w:val="22"/>
-        </w:rPr>
-        <w:t>(</w:t>
-      </w:r>
-      <w:r>
-        <w:rPr>
-          <w:rFonts w:ascii="Times New Roman" w:hAnsi="Times New Roman" w:cs="Times New Roman"/>
-          <w:sz w:val="22"/>
-          <w:szCs w:val="22"/>
-        </w:rPr>
-        <w:br/>
-      </w:r>
-      <w:r>
-        <w:rPr>
-          <w:rStyle w:val="NormalTok"/>
-          <w:rFonts w:ascii="Times New Roman" w:hAnsi="Times New Roman" w:cs="Times New Roman"/>
-          <w:szCs w:val="22"/>
-        </w:rPr>
-        <w:t xml:space="preserve">    </w:t>
-      </w:r>
-      <w:r>
-        <w:rPr>
-          <w:rStyle w:val="FunctionTok"/>
-          <w:rFonts w:ascii="Times New Roman" w:hAnsi="Times New Roman" w:cs="Times New Roman"/>
-          <w:szCs w:val="22"/>
-        </w:rPr>
-        <w:t>mean</w:t>
-      </w:r>
-      <w:r>
-        <w:rPr>
-          <w:rStyle w:val="NormalTok"/>
-          <w:rFonts w:ascii="Times New Roman" w:hAnsi="Times New Roman" w:cs="Times New Roman"/>
-          <w:szCs w:val="22"/>
-        </w:rPr>
-        <w:t>(test_results[,</w:t>
-      </w:r>
-      <w:r>
-        <w:rPr>
-          <w:rStyle w:val="DecValTok"/>
-          <w:rFonts w:ascii="Times New Roman" w:hAnsi="Times New Roman" w:cs="Times New Roman"/>
-          <w:szCs w:val="22"/>
-        </w:rPr>
-        <w:t>1</w:t>
-      </w:r>
-      <w:r>
-        <w:rPr>
-          <w:rStyle w:val="NormalTok"/>
-          <w:rFonts w:ascii="Times New Roman" w:hAnsi="Times New Roman" w:cs="Times New Roman"/>
-          <w:szCs w:val="22"/>
-        </w:rPr>
-        <w:t>]),</w:t>
-      </w:r>
-      <w:r>
-        <w:rPr>
-          <w:rFonts w:ascii="Times New Roman" w:hAnsi="Times New Roman" w:cs="Times New Roman"/>
-          <w:sz w:val="22"/>
-          <w:szCs w:val="22"/>
-        </w:rPr>
-        <w:br/>
-      </w:r>
-      <w:r>
-        <w:rPr>
-          <w:rStyle w:val="NormalTok"/>
-          <w:rFonts w:ascii="Times New Roman" w:hAnsi="Times New Roman" w:cs="Times New Roman"/>
-          <w:szCs w:val="22"/>
-        </w:rPr>
-        <w:t xml:space="preserve">    </w:t>
-      </w:r>
-      <w:r>
-        <w:rPr>
-          <w:rStyle w:val="FunctionTok"/>
-          <w:rFonts w:ascii="Times New Roman" w:hAnsi="Times New Roman" w:cs="Times New Roman"/>
-          <w:szCs w:val="22"/>
-        </w:rPr>
-        <w:t>mean</w:t>
-      </w:r>
-      <w:r>
-        <w:rPr>
-          <w:rStyle w:val="NormalTok"/>
-          <w:rFonts w:ascii="Times New Roman" w:hAnsi="Times New Roman" w:cs="Times New Roman"/>
-          <w:szCs w:val="22"/>
-        </w:rPr>
-        <w:t>(test_results[,</w:t>
-      </w:r>
-      <w:r>
-        <w:rPr>
-          <w:rStyle w:val="DecValTok"/>
-          <w:rFonts w:ascii="Times New Roman" w:hAnsi="Times New Roman" w:cs="Times New Roman"/>
-          <w:szCs w:val="22"/>
-        </w:rPr>
-        <w:t>1</w:t>
-      </w:r>
-      <w:r>
-        <w:rPr>
-          <w:rStyle w:val="NormalTok"/>
-          <w:rFonts w:ascii="Times New Roman" w:hAnsi="Times New Roman" w:cs="Times New Roman"/>
-          <w:szCs w:val="22"/>
-        </w:rPr>
-        <w:t xml:space="preserve">] </w:t>
-      </w:r>
-      <w:r>
-        <w:rPr>
-          <w:rStyle w:val="SpecialCharTok"/>
-          <w:rFonts w:ascii="Times New Roman" w:hAnsi="Times New Roman" w:cs="Times New Roman"/>
-          <w:szCs w:val="22"/>
-        </w:rPr>
-        <w:t>&gt;</w:t>
-      </w:r>
-      <w:r>
-        <w:rPr>
-          <w:rStyle w:val="NormalTok"/>
-          <w:rFonts w:ascii="Times New Roman" w:hAnsi="Times New Roman" w:cs="Times New Roman"/>
-          <w:szCs w:val="22"/>
-        </w:rPr>
-        <w:t xml:space="preserve"> </w:t>
-      </w:r>
-      <w:r>
-        <w:rPr>
-          <w:rStyle w:val="DecValTok"/>
-          <w:rFonts w:ascii="Times New Roman" w:hAnsi="Times New Roman" w:cs="Times New Roman"/>
-          <w:szCs w:val="22"/>
-        </w:rPr>
-        <w:t>0</w:t>
-      </w:r>
-      <w:r>
-        <w:rPr>
-          <w:rStyle w:val="NormalTok"/>
-          <w:rFonts w:ascii="Times New Roman" w:hAnsi="Times New Roman" w:cs="Times New Roman"/>
-          <w:szCs w:val="22"/>
-        </w:rPr>
-        <w:t xml:space="preserve">) </w:t>
-      </w:r>
-      <w:r>
-        <w:rPr>
-          <w:rStyle w:val="SpecialCharTok"/>
-          <w:rFonts w:ascii="Times New Roman" w:hAnsi="Times New Roman" w:cs="Times New Roman"/>
-          <w:szCs w:val="22"/>
-        </w:rPr>
-        <w:t>*</w:t>
-      </w:r>
-      <w:r>
-        <w:rPr>
-          <w:rStyle w:val="NormalTok"/>
-          <w:rFonts w:ascii="Times New Roman" w:hAnsi="Times New Roman" w:cs="Times New Roman"/>
-          <w:szCs w:val="22"/>
-        </w:rPr>
-        <w:t xml:space="preserve"> </w:t>
-      </w:r>
-      <w:r>
-        <w:rPr>
-          <w:rStyle w:val="DecValTok"/>
-          <w:rFonts w:ascii="Times New Roman" w:hAnsi="Times New Roman" w:cs="Times New Roman"/>
-          <w:szCs w:val="22"/>
-        </w:rPr>
-        <w:t>100</w:t>
-      </w:r>
-      <w:r>
-        <w:rPr>
-          <w:rFonts w:ascii="Times New Roman" w:hAnsi="Times New Roman" w:cs="Times New Roman"/>
-          <w:sz w:val="22"/>
-          <w:szCs w:val="22"/>
-        </w:rPr>
-        <w:br/>
-      </w:r>
-      <w:r>
-        <w:rPr>
-          <w:rStyle w:val="NormalTok"/>
-          <w:rFonts w:ascii="Times New Roman" w:hAnsi="Times New Roman" w:cs="Times New Roman"/>
-          <w:szCs w:val="22"/>
-        </w:rPr>
-        <w:t xml:space="preserve">  )</w:t>
-      </w:r>
-      <w:r>
-        <w:rPr>
-          <w:rFonts w:ascii="Times New Roman" w:hAnsi="Times New Roman" w:cs="Times New Roman"/>
-          <w:sz w:val="22"/>
-          <w:szCs w:val="22"/>
-        </w:rPr>
-        <w:br/>
-      </w:r>
-      <w:r>
-        <w:rPr>
-          <w:rStyle w:val="NormalTok"/>
-          <w:rFonts w:ascii="Times New Roman" w:hAnsi="Times New Roman" w:cs="Times New Roman"/>
-          <w:szCs w:val="22"/>
-        </w:rPr>
-        <w:t>}</w:t>
-      </w:r>
-      <w:r>
-        <w:rPr>
-          <w:rFonts w:ascii="Times New Roman" w:hAnsi="Times New Roman" w:cs="Times New Roman"/>
-          <w:sz w:val="22"/>
-          <w:szCs w:val="22"/>
-        </w:rPr>
-        <w:br/>
-      </w:r>
-      <w:r>
-        <w:rPr>
-          <w:rFonts w:ascii="Times New Roman" w:hAnsi="Times New Roman" w:cs="Times New Roman"/>
-          <w:sz w:val="22"/>
-          <w:szCs w:val="22"/>
-        </w:rPr>
-        <w:br/>
-      </w:r>
-      <w:r>
-        <w:rPr>
-          <w:rStyle w:val="CommentTok"/>
-          <w:rFonts w:ascii="Times New Roman" w:hAnsi="Times New Roman" w:cs="Times New Roman"/>
-          <w:szCs w:val="22"/>
-        </w:rPr>
-        <w:t># Print results</w:t>
-      </w:r>
-      <w:r>
-        <w:rPr>
-          <w:rFonts w:ascii="Times New Roman" w:hAnsi="Times New Roman" w:cs="Times New Roman"/>
-          <w:sz w:val="22"/>
-          <w:szCs w:val="22"/>
-        </w:rPr>
-        <w:br/>
-      </w:r>
-      <w:r>
-        <w:rPr>
-          <w:rStyle w:val="FunctionTok"/>
-          <w:rFonts w:ascii="Times New Roman" w:hAnsi="Times New Roman" w:cs="Times New Roman"/>
-          <w:szCs w:val="22"/>
-        </w:rPr>
-        <w:t>cat</w:t>
-      </w:r>
-      <w:r>
-        <w:rPr>
-          <w:rStyle w:val="NormalTok"/>
-          <w:rFonts w:ascii="Times New Roman" w:hAnsi="Times New Roman" w:cs="Times New Roman"/>
-          <w:szCs w:val="22"/>
-        </w:rPr>
-        <w:t>(</w:t>
-      </w:r>
-      <w:r>
-        <w:rPr>
-          <w:rStyle w:val="StringTok"/>
-          <w:rFonts w:ascii="Times New Roman" w:hAnsi="Times New Roman" w:cs="Times New Roman"/>
-          <w:szCs w:val="22"/>
-        </w:rPr>
-        <w:t>"</w:t>
-      </w:r>
-      <w:r>
-        <w:rPr>
-          <w:rStyle w:val="SpecialCharTok"/>
-          <w:rFonts w:ascii="Times New Roman" w:hAnsi="Times New Roman" w:cs="Times New Roman"/>
-          <w:szCs w:val="22"/>
-        </w:rPr>
-        <w:t>\n</w:t>
-      </w:r>
-      <w:r>
-        <w:rPr>
-          <w:rStyle w:val="StringTok"/>
-          <w:rFonts w:ascii="Times New Roman" w:hAnsi="Times New Roman" w:cs="Times New Roman"/>
-          <w:szCs w:val="22"/>
-        </w:rPr>
-        <w:t>Card choice results (Expected Value, Win %):"</w:t>
-      </w:r>
-      <w:r>
-        <w:rPr>
-          <w:rStyle w:val="NormalTok"/>
-          <w:rFonts w:ascii="Times New Roman" w:hAnsi="Times New Roman" w:cs="Times New Roman"/>
-          <w:szCs w:val="22"/>
-        </w:rPr>
-        <w:t>)</w:t>
-      </w:r>
-    </w:p>
-    <w:p>
-      <w:pPr>
-        <w:pStyle w:val="SourceCode"/>
-        <w:rPr>
-          <w:rFonts w:ascii="Times New Roman" w:hAnsi="Times New Roman" w:cs="Times New Roman"/>
-          <w:sz w:val="22"/>
-          <w:szCs w:val="22"/>
-        </w:rPr>
-      </w:pPr>
-      <w:r>
-        <w:rPr>
-          <w:rStyle w:val="VerbatimChar"/>
-          <w:rFonts w:ascii="Times New Roman" w:hAnsi="Times New Roman" w:cs="Times New Roman"/>
-          <w:szCs w:val="22"/>
-        </w:rPr>
-        <w:t xml:space="preserve">## </w:t>
-      </w:r>
-      <w:r>
-        <w:rPr>
-          <w:rFonts w:ascii="Times New Roman" w:hAnsi="Times New Roman" w:cs="Times New Roman"/>
-          <w:sz w:val="22"/>
-          <w:szCs w:val="22"/>
-        </w:rPr>
-        <w:br/>
-      </w:r>
-      <w:r>
-        <w:rPr>
-          <w:rStyle w:val="VerbatimChar"/>
-          <w:rFonts w:ascii="Times New Roman" w:hAnsi="Times New Roman" w:cs="Times New Roman"/>
-          <w:szCs w:val="22"/>
-        </w:rPr>
-        <w:t>## Card choice results (Expected Value, Win %):</w:t>
-      </w:r>
-    </w:p>
-    <w:p>
-      <w:pPr>
-        <w:pStyle w:val="SourceCode"/>
-        <w:rPr>
-          <w:rFonts w:ascii="Times New Roman" w:hAnsi="Times New Roman" w:cs="Times New Roman"/>
-          <w:sz w:val="22"/>
-          <w:szCs w:val="22"/>
-        </w:rPr>
-      </w:pPr>
-      <w:r>
-        <w:rPr>
-          <w:rStyle w:val="ControlFlowTok"/>
-          <w:rFonts w:ascii="Times New Roman" w:hAnsi="Times New Roman" w:cs="Times New Roman"/>
-          <w:szCs w:val="22"/>
-        </w:rPr>
-        <w:t>for</w:t>
-      </w:r>
-      <w:r>
-        <w:rPr>
-          <w:rStyle w:val="NormalTok"/>
-          <w:rFonts w:ascii="Times New Roman" w:hAnsi="Times New Roman" w:cs="Times New Roman"/>
-          <w:szCs w:val="22"/>
-        </w:rPr>
-        <w:t xml:space="preserve"> (i </w:t>
-      </w:r>
-      <w:r>
-        <w:rPr>
-          <w:rStyle w:val="ControlFlowTok"/>
-          <w:rFonts w:ascii="Times New Roman" w:hAnsi="Times New Roman" w:cs="Times New Roman"/>
-          <w:szCs w:val="22"/>
-        </w:rPr>
-        <w:t>in</w:t>
-      </w:r>
-      <w:r>
-        <w:rPr>
-          <w:rStyle w:val="NormalTok"/>
-          <w:rFonts w:ascii="Times New Roman" w:hAnsi="Times New Roman" w:cs="Times New Roman"/>
-          <w:szCs w:val="22"/>
-        </w:rPr>
-        <w:t xml:space="preserve"> </w:t>
-      </w:r>
-      <w:r>
-        <w:rPr>
-          <w:rStyle w:val="DecValTok"/>
-          <w:rFonts w:ascii="Times New Roman" w:hAnsi="Times New Roman" w:cs="Times New Roman"/>
-          <w:szCs w:val="22"/>
-        </w:rPr>
-        <w:t>1</w:t>
-      </w:r>
-      <w:r>
-        <w:rPr>
-          <w:rStyle w:val="SpecialCharTok"/>
-          <w:rFonts w:ascii="Times New Roman" w:hAnsi="Times New Roman" w:cs="Times New Roman"/>
-          <w:szCs w:val="22"/>
-        </w:rPr>
-        <w:t>:</w:t>
-      </w:r>
-      <w:r>
-        <w:rPr>
-          <w:rStyle w:val="DecValTok"/>
-          <w:rFonts w:ascii="Times New Roman" w:hAnsi="Times New Roman" w:cs="Times New Roman"/>
-          <w:szCs w:val="22"/>
-        </w:rPr>
-        <w:t>8</w:t>
-      </w:r>
-      <w:r>
-        <w:rPr>
-          <w:rStyle w:val="NormalTok"/>
-          <w:rFonts w:ascii="Times New Roman" w:hAnsi="Times New Roman" w:cs="Times New Roman"/>
-          <w:szCs w:val="22"/>
-        </w:rPr>
-        <w:t>) {</w:t>
-      </w:r>
-      <w:r>
-        <w:rPr>
-          <w:rFonts w:ascii="Times New Roman" w:hAnsi="Times New Roman" w:cs="Times New Roman"/>
-          <w:sz w:val="22"/>
-          <w:szCs w:val="22"/>
-        </w:rPr>
-        <w:br/>
-      </w:r>
-      <w:r>
-        <w:rPr>
-          <w:rStyle w:val="NormalTok"/>
-          <w:rFonts w:ascii="Times New Roman" w:hAnsi="Times New Roman" w:cs="Times New Roman"/>
-          <w:szCs w:val="22"/>
-        </w:rPr>
-        <w:t xml:space="preserve">  </w:t>
-      </w:r>
-      <w:r>
-        <w:rPr>
-          <w:rStyle w:val="FunctionTok"/>
-          <w:rFonts w:ascii="Times New Roman" w:hAnsi="Times New Roman" w:cs="Times New Roman"/>
-          <w:szCs w:val="22"/>
-        </w:rPr>
-        <w:t>cat</w:t>
-      </w:r>
-      <w:r>
-        <w:rPr>
-          <w:rStyle w:val="NormalTok"/>
-          <w:rFonts w:ascii="Times New Roman" w:hAnsi="Times New Roman" w:cs="Times New Roman"/>
-          <w:szCs w:val="22"/>
-        </w:rPr>
-        <w:t>(</w:t>
-      </w:r>
-      <w:r>
-        <w:rPr>
-          <w:rStyle w:val="StringTok"/>
-          <w:rFonts w:ascii="Times New Roman" w:hAnsi="Times New Roman" w:cs="Times New Roman"/>
-          <w:szCs w:val="22"/>
-        </w:rPr>
-        <w:t>"</w:t>
-      </w:r>
-      <w:r>
-        <w:rPr>
-          <w:rStyle w:val="SpecialCharTok"/>
-          <w:rFonts w:ascii="Times New Roman" w:hAnsi="Times New Roman" w:cs="Times New Roman"/>
-          <w:szCs w:val="22"/>
-        </w:rPr>
-        <w:t>\n</w:t>
-      </w:r>
-      <w:r>
-        <w:rPr>
-          <w:rStyle w:val="StringTok"/>
-          <w:rFonts w:ascii="Times New Roman" w:hAnsi="Times New Roman" w:cs="Times New Roman"/>
-          <w:szCs w:val="22"/>
-        </w:rPr>
-        <w:t>Card"</w:t>
-      </w:r>
-      <w:r>
-        <w:rPr>
-          <w:rStyle w:val="NormalTok"/>
-          <w:rFonts w:ascii="Times New Roman" w:hAnsi="Times New Roman" w:cs="Times New Roman"/>
-          <w:szCs w:val="22"/>
-        </w:rPr>
-        <w:t xml:space="preserve">, i, </w:t>
-      </w:r>
-      <w:r>
-        <w:rPr>
-          <w:rStyle w:val="StringTok"/>
-          <w:rFonts w:ascii="Times New Roman" w:hAnsi="Times New Roman" w:cs="Times New Roman"/>
-          <w:szCs w:val="22"/>
-        </w:rPr>
-        <w:t>":"</w:t>
-      </w:r>
-      <w:r>
-        <w:rPr>
-          <w:rStyle w:val="NormalTok"/>
-          <w:rFonts w:ascii="Times New Roman" w:hAnsi="Times New Roman" w:cs="Times New Roman"/>
-          <w:szCs w:val="22"/>
-        </w:rPr>
-        <w:t xml:space="preserve">, </w:t>
-      </w:r>
-      <w:r>
-        <w:rPr>
-          <w:rStyle w:val="FunctionTok"/>
-          <w:rFonts w:ascii="Times New Roman" w:hAnsi="Times New Roman" w:cs="Times New Roman"/>
-          <w:szCs w:val="22"/>
-        </w:rPr>
-        <w:t>round</w:t>
-      </w:r>
-      <w:r>
-        <w:rPr>
-          <w:rStyle w:val="NormalTok"/>
-          <w:rFonts w:ascii="Times New Roman" w:hAnsi="Times New Roman" w:cs="Times New Roman"/>
-          <w:szCs w:val="22"/>
-        </w:rPr>
-        <w:t>(choice_results[i,</w:t>
-      </w:r>
-      <w:r>
-        <w:rPr>
-          <w:rStyle w:val="DecValTok"/>
-          <w:rFonts w:ascii="Times New Roman" w:hAnsi="Times New Roman" w:cs="Times New Roman"/>
-          <w:szCs w:val="22"/>
-        </w:rPr>
-        <w:t>1</w:t>
-      </w:r>
-      <w:r>
-        <w:rPr>
-          <w:rStyle w:val="NormalTok"/>
-          <w:rFonts w:ascii="Times New Roman" w:hAnsi="Times New Roman" w:cs="Times New Roman"/>
-          <w:szCs w:val="22"/>
-        </w:rPr>
-        <w:t xml:space="preserve">], </w:t>
-      </w:r>
-      <w:r>
-        <w:rPr>
-          <w:rStyle w:val="DecValTok"/>
-          <w:rFonts w:ascii="Times New Roman" w:hAnsi="Times New Roman" w:cs="Times New Roman"/>
-          <w:szCs w:val="22"/>
-        </w:rPr>
-        <w:t>4</w:t>
-      </w:r>
-      <w:r>
-        <w:rPr>
-          <w:rStyle w:val="NormalTok"/>
-          <w:rFonts w:ascii="Times New Roman" w:hAnsi="Times New Roman" w:cs="Times New Roman"/>
-          <w:szCs w:val="22"/>
-        </w:rPr>
-        <w:t xml:space="preserve">), </w:t>
-      </w:r>
-      <w:r>
-        <w:rPr>
-          <w:rFonts w:ascii="Times New Roman" w:hAnsi="Times New Roman" w:cs="Times New Roman"/>
-          <w:sz w:val="22"/>
-          <w:szCs w:val="22"/>
-        </w:rPr>
-        <w:br/>
-      </w:r>
-      <w:r>
-        <w:rPr>
-          <w:rStyle w:val="NormalTok"/>
-          <w:rFonts w:ascii="Times New Roman" w:hAnsi="Times New Roman" w:cs="Times New Roman"/>
-          <w:szCs w:val="22"/>
-        </w:rPr>
-        <w:lastRenderedPageBreak/>
-        <w:t xml:space="preserve">      </w:t>
-      </w:r>
-      <w:r>
-        <w:rPr>
-          <w:rStyle w:val="StringTok"/>
-          <w:rFonts w:ascii="Times New Roman" w:hAnsi="Times New Roman" w:cs="Times New Roman"/>
-          <w:szCs w:val="22"/>
-        </w:rPr>
-        <w:t>", "</w:t>
-      </w:r>
-      <w:r>
-        <w:rPr>
-          <w:rStyle w:val="NormalTok"/>
-          <w:rFonts w:ascii="Times New Roman" w:hAnsi="Times New Roman" w:cs="Times New Roman"/>
-          <w:szCs w:val="22"/>
-        </w:rPr>
-        <w:t xml:space="preserve">, </w:t>
-      </w:r>
-      <w:r>
-        <w:rPr>
-          <w:rStyle w:val="FunctionTok"/>
-          <w:rFonts w:ascii="Times New Roman" w:hAnsi="Times New Roman" w:cs="Times New Roman"/>
-          <w:szCs w:val="22"/>
-        </w:rPr>
-        <w:t>round</w:t>
-      </w:r>
-      <w:r>
-        <w:rPr>
-          <w:rStyle w:val="NormalTok"/>
-          <w:rFonts w:ascii="Times New Roman" w:hAnsi="Times New Roman" w:cs="Times New Roman"/>
-          <w:szCs w:val="22"/>
-        </w:rPr>
-        <w:t>(choice_results[i,</w:t>
-      </w:r>
-      <w:r>
-        <w:rPr>
-          <w:rStyle w:val="DecValTok"/>
-          <w:rFonts w:ascii="Times New Roman" w:hAnsi="Times New Roman" w:cs="Times New Roman"/>
-          <w:szCs w:val="22"/>
-        </w:rPr>
-        <w:t>2</w:t>
-      </w:r>
-      <w:r>
-        <w:rPr>
-          <w:rStyle w:val="NormalTok"/>
-          <w:rFonts w:ascii="Times New Roman" w:hAnsi="Times New Roman" w:cs="Times New Roman"/>
-          <w:szCs w:val="22"/>
-        </w:rPr>
-        <w:t xml:space="preserve">], </w:t>
-      </w:r>
-      <w:r>
-        <w:rPr>
-          <w:rStyle w:val="DecValTok"/>
-          <w:rFonts w:ascii="Times New Roman" w:hAnsi="Times New Roman" w:cs="Times New Roman"/>
-          <w:szCs w:val="22"/>
-        </w:rPr>
-        <w:t>1</w:t>
-      </w:r>
-      <w:r>
-        <w:rPr>
-          <w:rStyle w:val="NormalTok"/>
-          <w:rFonts w:ascii="Times New Roman" w:hAnsi="Times New Roman" w:cs="Times New Roman"/>
-          <w:szCs w:val="22"/>
-        </w:rPr>
-        <w:t xml:space="preserve">), </w:t>
-      </w:r>
-      <w:r>
-        <w:rPr>
-          <w:rStyle w:val="StringTok"/>
-          <w:rFonts w:ascii="Times New Roman" w:hAnsi="Times New Roman" w:cs="Times New Roman"/>
-          <w:szCs w:val="22"/>
-        </w:rPr>
-        <w:t>"%"</w:t>
-      </w:r>
-      <w:r>
-        <w:rPr>
-          <w:rStyle w:val="NormalTok"/>
-          <w:rFonts w:ascii="Times New Roman" w:hAnsi="Times New Roman" w:cs="Times New Roman"/>
-          <w:szCs w:val="22"/>
-        </w:rPr>
-        <w:t>)</w:t>
-      </w:r>
-      <w:r>
-        <w:rPr>
-          <w:rFonts w:ascii="Times New Roman" w:hAnsi="Times New Roman" w:cs="Times New Roman"/>
-          <w:sz w:val="22"/>
-          <w:szCs w:val="22"/>
-        </w:rPr>
-        <w:br/>
-      </w:r>
-      <w:r>
-        <w:rPr>
-          <w:rStyle w:val="NormalTok"/>
-          <w:rFonts w:ascii="Times New Roman" w:hAnsi="Times New Roman" w:cs="Times New Roman"/>
-          <w:szCs w:val="22"/>
-        </w:rPr>
-        <w:t>}</w:t>
-      </w:r>
-    </w:p>
-    <w:p>
-      <w:pPr>
-        <w:pStyle w:val="SourceCode"/>
-        <w:rPr>
-          <w:rFonts w:ascii="Times New Roman" w:hAnsi="Times New Roman" w:cs="Times New Roman"/>
-          <w:sz w:val="22"/>
-          <w:szCs w:val="22"/>
-        </w:rPr>
-      </w:pPr>
-      <w:r>
-        <w:rPr>
-          <w:rStyle w:val="VerbatimChar"/>
-          <w:rFonts w:ascii="Times New Roman" w:hAnsi="Times New Roman" w:cs="Times New Roman"/>
-          <w:szCs w:val="22"/>
-        </w:rPr>
-        <w:t xml:space="preserve">## </w:t>
-      </w:r>
-      <w:r>
-        <w:rPr>
-          <w:rFonts w:ascii="Times New Roman" w:hAnsi="Times New Roman" w:cs="Times New Roman"/>
-          <w:sz w:val="22"/>
-          <w:szCs w:val="22"/>
-        </w:rPr>
-        <w:br/>
-      </w:r>
-      <w:r>
-        <w:rPr>
-          <w:rStyle w:val="VerbatimChar"/>
-          <w:rFonts w:ascii="Times New Roman" w:hAnsi="Times New Roman" w:cs="Times New Roman"/>
-          <w:szCs w:val="22"/>
-        </w:rPr>
-        <w:t>## Card 1 : 0.294 ,  70.9 %</w:t>
-      </w:r>
-      <w:r>
-        <w:rPr>
-          <w:rFonts w:ascii="Times New Roman" w:hAnsi="Times New Roman" w:cs="Times New Roman"/>
-          <w:sz w:val="22"/>
-          <w:szCs w:val="22"/>
-        </w:rPr>
-        <w:br/>
-      </w:r>
-      <w:r>
-        <w:rPr>
-          <w:rStyle w:val="VerbatimChar"/>
-          <w:rFonts w:ascii="Times New Roman" w:hAnsi="Times New Roman" w:cs="Times New Roman"/>
-          <w:szCs w:val="22"/>
-        </w:rPr>
-        <w:t>## Card 2 : 0.518 ,  63.4 %</w:t>
-      </w:r>
-      <w:r>
-        <w:rPr>
-          <w:rFonts w:ascii="Times New Roman" w:hAnsi="Times New Roman" w:cs="Times New Roman"/>
-          <w:sz w:val="22"/>
-          <w:szCs w:val="22"/>
-        </w:rPr>
-        <w:br/>
-      </w:r>
-      <w:r>
-        <w:rPr>
-          <w:rStyle w:val="VerbatimChar"/>
-          <w:rFonts w:ascii="Times New Roman" w:hAnsi="Times New Roman" w:cs="Times New Roman"/>
-          <w:szCs w:val="22"/>
-        </w:rPr>
-        <w:t>## Card 3 : 0.4087 ,  56.6 %</w:t>
-      </w:r>
-      <w:r>
-        <w:rPr>
-          <w:rFonts w:ascii="Times New Roman" w:hAnsi="Times New Roman" w:cs="Times New Roman"/>
-          <w:sz w:val="22"/>
-          <w:szCs w:val="22"/>
-        </w:rPr>
-        <w:br/>
-      </w:r>
-      <w:r>
-        <w:rPr>
-          <w:rStyle w:val="VerbatimChar"/>
-          <w:rFonts w:ascii="Times New Roman" w:hAnsi="Times New Roman" w:cs="Times New Roman"/>
-          <w:szCs w:val="22"/>
-        </w:rPr>
-        <w:t>## Card 4 : 0.2018 ,  50 %</w:t>
-      </w:r>
-      <w:r>
-        <w:rPr>
-          <w:rFonts w:ascii="Times New Roman" w:hAnsi="Times New Roman" w:cs="Times New Roman"/>
-          <w:sz w:val="22"/>
-          <w:szCs w:val="22"/>
-        </w:rPr>
-        <w:br/>
-      </w:r>
-      <w:r>
-        <w:rPr>
-          <w:rStyle w:val="VerbatimChar"/>
-          <w:rFonts w:ascii="Times New Roman" w:hAnsi="Times New Roman" w:cs="Times New Roman"/>
-          <w:szCs w:val="22"/>
-        </w:rPr>
-        <w:t>## Card 5 : -0.0165 ,  43.9 %</w:t>
-      </w:r>
-      <w:r>
-        <w:rPr>
-          <w:rFonts w:ascii="Times New Roman" w:hAnsi="Times New Roman" w:cs="Times New Roman"/>
-          <w:sz w:val="22"/>
-          <w:szCs w:val="22"/>
-        </w:rPr>
-        <w:br/>
-      </w:r>
-      <w:r>
-        <w:rPr>
-          <w:rStyle w:val="VerbatimChar"/>
-          <w:rFonts w:ascii="Times New Roman" w:hAnsi="Times New Roman" w:cs="Times New Roman"/>
-          <w:szCs w:val="22"/>
-        </w:rPr>
-        <w:t>## Card 6 : -0.2471 ,  37.4 %</w:t>
-      </w:r>
-      <w:r>
-        <w:rPr>
-          <w:rFonts w:ascii="Times New Roman" w:hAnsi="Times New Roman" w:cs="Times New Roman"/>
-          <w:sz w:val="22"/>
-          <w:szCs w:val="22"/>
-        </w:rPr>
-        <w:br/>
-      </w:r>
-      <w:r>
-        <w:rPr>
-          <w:rStyle w:val="VerbatimChar"/>
-          <w:rFonts w:ascii="Times New Roman" w:hAnsi="Times New Roman" w:cs="Times New Roman"/>
-          <w:szCs w:val="22"/>
-        </w:rPr>
-        <w:t>## Card 7 : -0.4956 ,  30.5 %</w:t>
-      </w:r>
-      <w:r>
-        <w:rPr>
-          <w:rFonts w:ascii="Times New Roman" w:hAnsi="Times New Roman" w:cs="Times New Roman"/>
-          <w:sz w:val="22"/>
-          <w:szCs w:val="22"/>
-        </w:rPr>
-        <w:br/>
-      </w:r>
-      <w:r>
-        <w:rPr>
-          <w:rStyle w:val="VerbatimChar"/>
-          <w:rFonts w:ascii="Times New Roman" w:hAnsi="Times New Roman" w:cs="Times New Roman"/>
-          <w:szCs w:val="22"/>
-        </w:rPr>
-        <w:t xml:space="preserve">## Card 8 : -0.747 ,  23.5 </w:t>
-      </w:r>
-      <w:proofErr w:type="gramStart"/>
-      <w:r>
-        <w:rPr>
-          <w:rStyle w:val="VerbatimChar"/>
-          <w:rFonts w:ascii="Times New Roman" w:hAnsi="Times New Roman" w:cs="Times New Roman"/>
-          <w:szCs w:val="22"/>
-        </w:rPr>
-        <w:t>%</w:t>
-      </w:r>
-      <w:proofErr w:type="gramEnd"/>
-    </w:p>
-    <w:p>
-      <w:pPr>
-        <w:pStyle w:val="SourceCode"/>
-        <w:rPr>
-          <w:rFonts w:ascii="Times New Roman" w:hAnsi="Times New Roman" w:cs="Times New Roman"/>
-          <w:sz w:val="22"/>
-          <w:szCs w:val="22"/>
-        </w:rPr>
-      </w:pPr>
-      <w:r>
-        <w:rPr>
-          <w:rStyle w:val="NormalTok"/>
-          <w:rFonts w:ascii="Times New Roman" w:hAnsi="Times New Roman" w:cs="Times New Roman"/>
-          <w:szCs w:val="22"/>
-        </w:rPr>
-        <w:t xml:space="preserve">best </w:t>
-      </w:r>
-      <w:r>
-        <w:rPr>
-          <w:rStyle w:val="OtherTok"/>
-          <w:rFonts w:ascii="Times New Roman" w:hAnsi="Times New Roman" w:cs="Times New Roman"/>
-          <w:szCs w:val="22"/>
-        </w:rPr>
-        <w:t>&lt;-</w:t>
-      </w:r>
-      <w:r>
-        <w:rPr>
-          <w:rStyle w:val="NormalTok"/>
-          <w:rFonts w:ascii="Times New Roman" w:hAnsi="Times New Roman" w:cs="Times New Roman"/>
-          <w:szCs w:val="22"/>
-        </w:rPr>
-        <w:t xml:space="preserve"> </w:t>
-      </w:r>
-      <w:r>
-        <w:rPr>
-          <w:rStyle w:val="FunctionTok"/>
-          <w:rFonts w:ascii="Times New Roman" w:hAnsi="Times New Roman" w:cs="Times New Roman"/>
-          <w:szCs w:val="22"/>
-        </w:rPr>
-        <w:t>which.max</w:t>
-      </w:r>
-      <w:r>
-        <w:rPr>
-          <w:rStyle w:val="NormalTok"/>
-          <w:rFonts w:ascii="Times New Roman" w:hAnsi="Times New Roman" w:cs="Times New Roman"/>
-          <w:szCs w:val="22"/>
-        </w:rPr>
-        <w:t>(choice_results[,</w:t>
-      </w:r>
-      <w:r>
-        <w:rPr>
-          <w:rStyle w:val="DecValTok"/>
-          <w:rFonts w:ascii="Times New Roman" w:hAnsi="Times New Roman" w:cs="Times New Roman"/>
-          <w:szCs w:val="22"/>
-        </w:rPr>
-        <w:t>1</w:t>
-      </w:r>
-      <w:r>
-        <w:rPr>
-          <w:rStyle w:val="NormalTok"/>
-          <w:rFonts w:ascii="Times New Roman" w:hAnsi="Times New Roman" w:cs="Times New Roman"/>
-          <w:szCs w:val="22"/>
-        </w:rPr>
-        <w:t>])</w:t>
-      </w:r>
-      <w:r>
-        <w:rPr>
-          <w:rFonts w:ascii="Times New Roman" w:hAnsi="Times New Roman" w:cs="Times New Roman"/>
-          <w:sz w:val="22"/>
-          <w:szCs w:val="22"/>
-        </w:rPr>
-        <w:br/>
-      </w:r>
-      <w:r>
-        <w:rPr>
-          <w:rStyle w:val="FunctionTok"/>
-          <w:rFonts w:ascii="Times New Roman" w:hAnsi="Times New Roman" w:cs="Times New Roman"/>
-          <w:szCs w:val="22"/>
-        </w:rPr>
-        <w:t>cat</w:t>
-      </w:r>
-      <w:r>
-        <w:rPr>
-          <w:rStyle w:val="NormalTok"/>
-          <w:rFonts w:ascii="Times New Roman" w:hAnsi="Times New Roman" w:cs="Times New Roman"/>
-          <w:szCs w:val="22"/>
-        </w:rPr>
-        <w:t>(</w:t>
-      </w:r>
-      <w:r>
-        <w:rPr>
-          <w:rStyle w:val="StringTok"/>
-          <w:rFonts w:ascii="Times New Roman" w:hAnsi="Times New Roman" w:cs="Times New Roman"/>
-          <w:szCs w:val="22"/>
-        </w:rPr>
-        <w:t>"</w:t>
-      </w:r>
-      <w:r>
-        <w:rPr>
-          <w:rStyle w:val="SpecialCharTok"/>
-          <w:rFonts w:ascii="Times New Roman" w:hAnsi="Times New Roman" w:cs="Times New Roman"/>
-          <w:szCs w:val="22"/>
-        </w:rPr>
-        <w:t>\n\n</w:t>
-      </w:r>
-      <w:r>
-        <w:rPr>
-          <w:rStyle w:val="StringTok"/>
-          <w:rFonts w:ascii="Times New Roman" w:hAnsi="Times New Roman" w:cs="Times New Roman"/>
-          <w:szCs w:val="22"/>
-        </w:rPr>
-        <w:t>Best choice for Player 1: Card"</w:t>
-      </w:r>
-      <w:r>
-        <w:rPr>
-          <w:rStyle w:val="NormalTok"/>
-          <w:rFonts w:ascii="Times New Roman" w:hAnsi="Times New Roman" w:cs="Times New Roman"/>
-          <w:szCs w:val="22"/>
-        </w:rPr>
-        <w:t>, best)</w:t>
-      </w:r>
-    </w:p>
-    <w:p>
-      <w:pPr>
-        <w:pStyle w:val="SourceCode"/>
-        <w:rPr>
-          <w:rFonts w:ascii="Times New Roman" w:hAnsi="Times New Roman" w:cs="Times New Roman"/>
-          <w:sz w:val="22"/>
-          <w:szCs w:val="22"/>
-        </w:rPr>
-      </w:pPr>
-      <w:r>
-        <w:rPr>
-          <w:rStyle w:val="VerbatimChar"/>
-          <w:rFonts w:ascii="Times New Roman" w:hAnsi="Times New Roman" w:cs="Times New Roman"/>
-          <w:szCs w:val="22"/>
-        </w:rPr>
-        <w:t xml:space="preserve">## </w:t>
-      </w:r>
-      <w:r>
-        <w:rPr>
-          <w:rFonts w:ascii="Times New Roman" w:hAnsi="Times New Roman" w:cs="Times New Roman"/>
-          <w:sz w:val="22"/>
-          <w:szCs w:val="22"/>
-        </w:rPr>
-        <w:br/>
-      </w:r>
-      <w:r>
-        <w:rPr>
-          <w:rStyle w:val="VerbatimChar"/>
-          <w:rFonts w:ascii="Times New Roman" w:hAnsi="Times New Roman" w:cs="Times New Roman"/>
-          <w:szCs w:val="22"/>
-        </w:rPr>
-        <w:t xml:space="preserve">## </w:t>
-      </w:r>
-      <w:r>
-        <w:rPr>
-          <w:rFonts w:ascii="Times New Roman" w:hAnsi="Times New Roman" w:cs="Times New Roman"/>
-          <w:sz w:val="22"/>
-          <w:szCs w:val="22"/>
-        </w:rPr>
-        <w:br/>
-      </w:r>
-      <w:r>
-        <w:rPr>
-          <w:rStyle w:val="VerbatimChar"/>
-          <w:rFonts w:ascii="Times New Roman" w:hAnsi="Times New Roman" w:cs="Times New Roman"/>
-          <w:szCs w:val="22"/>
-        </w:rPr>
-        <w:t>## Best choice for Player 1: Card 2</w:t>
-      </w:r>
-    </w:p>
-    <w:p>
-      <w:pPr>
-        <w:pStyle w:val="SourceCode"/>
-        <w:rPr>
-          <w:rFonts w:ascii="Times New Roman" w:hAnsi="Times New Roman" w:cs="Times New Roman"/>
-          <w:sz w:val="22"/>
-          <w:szCs w:val="22"/>
-        </w:rPr>
-      </w:pPr>
-      <w:r>
-        <w:rPr>
-          <w:rStyle w:val="FunctionTok"/>
-          <w:rFonts w:ascii="Times New Roman" w:hAnsi="Times New Roman" w:cs="Times New Roman"/>
-          <w:szCs w:val="22"/>
-        </w:rPr>
-        <w:t>cat</w:t>
-      </w:r>
-      <w:r>
-        <w:rPr>
-          <w:rStyle w:val="NormalTok"/>
-          <w:rFonts w:ascii="Times New Roman" w:hAnsi="Times New Roman" w:cs="Times New Roman"/>
-          <w:szCs w:val="22"/>
-        </w:rPr>
-        <w:t>(</w:t>
-      </w:r>
-      <w:r>
-        <w:rPr>
-          <w:rStyle w:val="StringTok"/>
-          <w:rFonts w:ascii="Times New Roman" w:hAnsi="Times New Roman" w:cs="Times New Roman"/>
-          <w:szCs w:val="22"/>
-        </w:rPr>
-        <w:t>"</w:t>
-      </w:r>
-      <w:r>
-        <w:rPr>
-          <w:rStyle w:val="SpecialCharTok"/>
-          <w:rFonts w:ascii="Times New Roman" w:hAnsi="Times New Roman" w:cs="Times New Roman"/>
-          <w:szCs w:val="22"/>
-        </w:rPr>
-        <w:t>\n</w:t>
-      </w:r>
-      <w:r>
-        <w:rPr>
-          <w:rStyle w:val="StringTok"/>
-          <w:rFonts w:ascii="Times New Roman" w:hAnsi="Times New Roman" w:cs="Times New Roman"/>
-          <w:szCs w:val="22"/>
-        </w:rPr>
-        <w:t>This gives expected value of"</w:t>
-      </w:r>
-      <w:r>
-        <w:rPr>
-          <w:rStyle w:val="NormalTok"/>
-          <w:rFonts w:ascii="Times New Roman" w:hAnsi="Times New Roman" w:cs="Times New Roman"/>
-          <w:szCs w:val="22"/>
-        </w:rPr>
-        <w:t xml:space="preserve">, </w:t>
-      </w:r>
-      <w:r>
-        <w:rPr>
-          <w:rStyle w:val="FunctionTok"/>
-          <w:rFonts w:ascii="Times New Roman" w:hAnsi="Times New Roman" w:cs="Times New Roman"/>
-          <w:szCs w:val="22"/>
-        </w:rPr>
-        <w:t>round</w:t>
-      </w:r>
-      <w:r>
-        <w:rPr>
-          <w:rStyle w:val="NormalTok"/>
-          <w:rFonts w:ascii="Times New Roman" w:hAnsi="Times New Roman" w:cs="Times New Roman"/>
-          <w:szCs w:val="22"/>
-        </w:rPr>
-        <w:t>(choice_results[best,</w:t>
-      </w:r>
-      <w:r>
-        <w:rPr>
-          <w:rStyle w:val="DecValTok"/>
-          <w:rFonts w:ascii="Times New Roman" w:hAnsi="Times New Roman" w:cs="Times New Roman"/>
-          <w:szCs w:val="22"/>
-        </w:rPr>
-        <w:t>1</w:t>
-      </w:r>
-      <w:r>
-        <w:rPr>
-          <w:rStyle w:val="NormalTok"/>
-          <w:rFonts w:ascii="Times New Roman" w:hAnsi="Times New Roman" w:cs="Times New Roman"/>
-          <w:szCs w:val="22"/>
-        </w:rPr>
-        <w:t xml:space="preserve">], </w:t>
-      </w:r>
-      <w:r>
-        <w:rPr>
-          <w:rStyle w:val="DecValTok"/>
-          <w:rFonts w:ascii="Times New Roman" w:hAnsi="Times New Roman" w:cs="Times New Roman"/>
-          <w:szCs w:val="22"/>
-        </w:rPr>
-        <w:t>4</w:t>
-      </w:r>
-      <w:r>
-        <w:rPr>
-          <w:rStyle w:val="NormalTok"/>
-          <w:rFonts w:ascii="Times New Roman" w:hAnsi="Times New Roman" w:cs="Times New Roman"/>
-          <w:szCs w:val="22"/>
-        </w:rPr>
-        <w:t xml:space="preserve">), </w:t>
-      </w:r>
-      <w:r>
-        <w:rPr>
-          <w:rStyle w:val="StringTok"/>
-          <w:rFonts w:ascii="Times New Roman" w:hAnsi="Times New Roman" w:cs="Times New Roman"/>
-          <w:szCs w:val="22"/>
-        </w:rPr>
-        <w:t>"per game"</w:t>
-      </w:r>
-      <w:r>
-        <w:rPr>
-          <w:rStyle w:val="NormalTok"/>
-          <w:rFonts w:ascii="Times New Roman" w:hAnsi="Times New Roman" w:cs="Times New Roman"/>
-          <w:szCs w:val="22"/>
-        </w:rPr>
-        <w:t>)</w:t>
-      </w:r>
-    </w:p>
-    <w:p>
-      <w:pPr>
-        <w:pStyle w:val="SourceCode"/>
-        <w:rPr>
-          <w:rFonts w:ascii="Times New Roman" w:hAnsi="Times New Roman" w:cs="Times New Roman"/>
-          <w:sz w:val="22"/>
-          <w:szCs w:val="22"/>
-        </w:rPr>
-      </w:pPr>
-      <w:r>
-        <w:rPr>
-          <w:rStyle w:val="VerbatimChar"/>
-          <w:rFonts w:ascii="Times New Roman" w:hAnsi="Times New Roman" w:cs="Times New Roman"/>
-          <w:szCs w:val="22"/>
-        </w:rPr>
-        <w:t xml:space="preserve">## </w:t>
-      </w:r>
-      <w:r>
-        <w:rPr>
-          <w:rFonts w:ascii="Times New Roman" w:hAnsi="Times New Roman" w:cs="Times New Roman"/>
-          <w:sz w:val="22"/>
-          <w:szCs w:val="22"/>
-        </w:rPr>
-        <w:br/>
-      </w:r>
-      <w:r>
-        <w:rPr>
-          <w:rStyle w:val="VerbatimChar"/>
-          <w:rFonts w:ascii="Times New Roman" w:hAnsi="Times New Roman" w:cs="Times New Roman"/>
-          <w:szCs w:val="22"/>
-        </w:rPr>
-        <w:t xml:space="preserve">## This gives </w:t>
-      </w:r>
-      <w:r>
-        <w:rPr>
-          <w:rStyle w:val="VerbatimChar"/>
-          <w:rFonts w:ascii="Times New Roman" w:hAnsi="Times New Roman" w:cs="Times New Roman"/>
-          <w:szCs w:val="22"/>
-        </w:rPr>
-        <w:t xml:space="preserve">an </w:t>
-      </w:r>
-      <w:r>
-        <w:rPr>
-          <w:rStyle w:val="VerbatimChar"/>
-          <w:rFonts w:ascii="Times New Roman" w:hAnsi="Times New Roman" w:cs="Times New Roman"/>
-          <w:szCs w:val="22"/>
-        </w:rPr>
-        <w:t>expected value of 0.518 per game</w:t>
-      </w:r>
-    </w:p>
-    <w:p>
-      <w:pPr>
-        <w:pStyle w:val="SourceCode"/>
-        <w:rPr>
-          <w:rFonts w:ascii="Times New Roman" w:hAnsi="Times New Roman" w:cs="Times New Roman"/>
-          <w:sz w:val="22"/>
-          <w:szCs w:val="22"/>
-        </w:rPr>
-      </w:pPr>
-      <w:r>
-        <w:rPr>
-          <w:rStyle w:val="FunctionTok"/>
-          <w:rFonts w:ascii="Times New Roman" w:hAnsi="Times New Roman" w:cs="Times New Roman"/>
-          <w:szCs w:val="22"/>
-        </w:rPr>
-        <w:t>cat</w:t>
-      </w:r>
-      <w:proofErr w:type="gramStart"/>
-      <w:r>
-        <w:rPr>
-          <w:rStyle w:val="NormalTok"/>
-          <w:rFonts w:ascii="Times New Roman" w:hAnsi="Times New Roman" w:cs="Times New Roman"/>
-          <w:szCs w:val="22"/>
-        </w:rPr>
-        <w:t>(</w:t>
-      </w:r>
-      <w:r>
-        <w:rPr>
-          <w:rStyle w:val="StringTok"/>
-          <w:rFonts w:ascii="Times New Roman" w:hAnsi="Times New Roman" w:cs="Times New Roman"/>
-          <w:szCs w:val="22"/>
-        </w:rPr>
-        <w:t>"</w:t>
-      </w:r>
-      <w:r>
-        <w:rPr>
-          <w:rStyle w:val="SpecialCharTok"/>
-          <w:rFonts w:ascii="Times New Roman" w:hAnsi="Times New Roman" w:cs="Times New Roman"/>
-          <w:szCs w:val="22"/>
-        </w:rPr>
-        <w:t>\</w:t>
-      </w:r>
-      <w:proofErr w:type="gramEnd"/>
-      <w:r>
-        <w:rPr>
-          <w:rStyle w:val="SpecialCharTok"/>
-          <w:rFonts w:ascii="Times New Roman" w:hAnsi="Times New Roman" w:cs="Times New Roman"/>
-          <w:szCs w:val="22"/>
-        </w:rPr>
-        <w:t>n</w:t>
-      </w:r>
-      <w:r>
-        <w:rPr>
-          <w:rStyle w:val="StringTok"/>
-          <w:rFonts w:ascii="Times New Roman" w:hAnsi="Times New Roman" w:cs="Times New Roman"/>
-          <w:szCs w:val="22"/>
-        </w:rPr>
-        <w:t>The fair game had expected value around 0, so this is definitely better"</w:t>
-      </w:r>
-      <w:r>
-        <w:rPr>
-          <w:rStyle w:val="NormalTok"/>
-          <w:rFonts w:ascii="Times New Roman" w:hAnsi="Times New Roman" w:cs="Times New Roman"/>
-          <w:szCs w:val="22"/>
-        </w:rPr>
-        <w:t>)</w:t>
-      </w:r>
-    </w:p>
-    <w:p>
-      <w:pPr>
-        <w:pStyle w:val="SourceCode"/>
-        <w:rPr>
-          <w:rFonts w:ascii="Times New Roman" w:hAnsi="Times New Roman" w:cs="Times New Roman"/>
-          <w:sz w:val="22"/>
-          <w:szCs w:val="22"/>
-        </w:rPr>
-      </w:pPr>
-      <w:r>
-        <w:rPr>
-          <w:rStyle w:val="VerbatimChar"/>
-          <w:rFonts w:ascii="Times New Roman" w:hAnsi="Times New Roman" w:cs="Times New Roman"/>
-          <w:szCs w:val="22"/>
-        </w:rPr>
-        <w:t xml:space="preserve">## </w:t>
-      </w:r>
-      <w:r>
-        <w:rPr>
-          <w:rFonts w:ascii="Times New Roman" w:hAnsi="Times New Roman" w:cs="Times New Roman"/>
-          <w:sz w:val="22"/>
-          <w:szCs w:val="22"/>
-        </w:rPr>
-        <w:br/>
-      </w:r>
-      <w:r>
-        <w:rPr>
-          <w:rStyle w:val="VerbatimChar"/>
-          <w:rFonts w:ascii="Times New Roman" w:hAnsi="Times New Roman" w:cs="Times New Roman"/>
-          <w:szCs w:val="22"/>
-        </w:rPr>
-        <w:t xml:space="preserve">## The fair game had </w:t>
-      </w:r>
-      <w:r>
-        <w:rPr>
-          <w:rStyle w:val="VerbatimChar"/>
-          <w:rFonts w:ascii="Times New Roman" w:hAnsi="Times New Roman" w:cs="Times New Roman"/>
-          <w:szCs w:val="22"/>
-        </w:rPr>
-        <w:t xml:space="preserve">an </w:t>
-      </w:r>
-      <w:r>
-        <w:rPr>
-          <w:rStyle w:val="VerbatimChar"/>
-          <w:rFonts w:ascii="Times New Roman" w:hAnsi="Times New Roman" w:cs="Times New Roman"/>
-          <w:szCs w:val="22"/>
-        </w:rPr>
-        <w:t xml:space="preserve">expected value </w:t>
-      </w:r>
-      <w:r>
-        <w:rPr>
-          <w:rStyle w:val="VerbatimChar"/>
-          <w:rFonts w:ascii="Times New Roman" w:hAnsi="Times New Roman" w:cs="Times New Roman"/>
-          <w:szCs w:val="22"/>
-        </w:rPr>
-        <w:t xml:space="preserve">of </w:t>
-      </w:r>
-      <w:r>
-        <w:rPr>
-          <w:rStyle w:val="VerbatimChar"/>
-          <w:rFonts w:ascii="Times New Roman" w:hAnsi="Times New Roman" w:cs="Times New Roman"/>
-          <w:szCs w:val="22"/>
-        </w:rPr>
-        <w:t>around 0, so this is definitely better</w:t>
-      </w:r>
-    </w:p>
-    <w:p>
-      <w:pPr>
-        <w:pStyle w:val="FirstParagraph"/>
-        <w:rPr>
-          <w:rFonts w:ascii="Times New Roman" w:hAnsi="Times New Roman" w:cs="Times New Roman"/>
-          <w:sz w:val="22"/>
-          <w:szCs w:val="22"/>
-        </w:rPr>
-      </w:pPr>
-      <w:r>
-        <w:rPr>
-          <w:rFonts w:ascii="Times New Roman" w:hAnsi="Times New Roman" w:cs="Times New Roman"/>
-          <w:sz w:val="22"/>
-          <w:szCs w:val="22"/>
-        </w:rPr>
-        <w:t>Conclusion:</w:t>
-      </w:r>
-      <w:r>
-        <w:rPr>
-          <w:rFonts w:ascii="Times New Roman" w:hAnsi="Times New Roman" w:cs="Times New Roman"/>
-          <w:sz w:val="22"/>
-          <w:szCs w:val="22"/>
-        </w:rPr>
-        <w:br/>
+          <w:rFonts w:ascii="Times New Roman" w:hAnsi="Times New Roman" w:cs="Times New Roman"/>
+          <w:sz w:val="22"/>
+          <w:szCs w:val="22"/>
+        </w:rPr>
+        <w:t>higher payoff when winning.</w:t>
+      </w:r>
+      <w:r>
+        <w:rPr>
+          <w:rFonts w:ascii="Times New Roman" w:hAnsi="Times New Roman" w:cs="Times New Roman"/>
+          <w:sz w:val="22"/>
+          <w:szCs w:val="22"/>
+        </w:rPr>
+        <w:br/>
+        <w:t xml:space="preserve">As card </w:t>
+      </w:r>
+      <w:r>
+        <w:rPr>
+          <w:rFonts w:ascii="Times New Roman" w:hAnsi="Times New Roman" w:cs="Times New Roman"/>
+          <w:sz w:val="22"/>
+          <w:szCs w:val="22"/>
+          <w:lang w:eastAsia="zh-CN"/>
+        </w:rPr>
+        <w:t>numbers</w:t>
+      </w:r>
+      <w:r>
+        <w:rPr>
+          <w:rFonts w:ascii="Times New Roman" w:hAnsi="Times New Roman" w:cs="Times New Roman"/>
+          <w:sz w:val="22"/>
+          <w:szCs w:val="22"/>
+        </w:rPr>
+        <w:t xml:space="preserve"> increase, both expected values</w:t>
       </w:r>
       <w:r>
         <w:rPr>
@@ -6610,144 +6579,6 @@
           <w:szCs w:val="22"/>
           <w:lang w:eastAsia="zh-CN"/>
         </w:rPr>
-        <w:t>The p</w:t>
-      </w:r>
-      <w:r>
-        <w:rPr>
-          <w:rFonts w:ascii="Times New Roman" w:hAnsi="Times New Roman" w:cs="Times New Roman"/>
-          <w:sz w:val="22"/>
-          <w:szCs w:val="22"/>
-        </w:rPr>
-        <w:t xml:space="preserve">layer A should choose card 2. It gives the highest expected value of </w:t>
-      </w:r>
-      <w:r>
-        <w:rPr>
-          <w:rFonts w:ascii="Times New Roman" w:hAnsi="Times New Roman" w:cs="Times New Roman"/>
-          <w:sz w:val="22"/>
-          <w:szCs w:val="22"/>
-          <w:lang w:eastAsia="zh-CN"/>
-        </w:rPr>
-        <w:t>payoff</w:t>
-      </w:r>
-      <w:r>
-        <w:rPr>
-          <w:rFonts w:ascii="Times New Roman" w:hAnsi="Times New Roman" w:cs="Times New Roman" w:hint="eastAsia"/>
-          <w:sz w:val="22"/>
-          <w:szCs w:val="22"/>
-          <w:lang w:eastAsia="zh-CN"/>
-        </w:rPr>
-        <w:t xml:space="preserve"> </w:t>
-      </w:r>
-      <w:r>
-        <w:rPr>
-          <w:rFonts w:ascii="Times New Roman" w:hAnsi="Times New Roman" w:cs="Times New Roman"/>
-          <w:sz w:val="22"/>
-          <w:szCs w:val="22"/>
-          <w:lang w:eastAsia="zh-CN"/>
-        </w:rPr>
-        <w:t>equal</w:t>
-      </w:r>
-      <w:r>
-        <w:rPr>
-          <w:rFonts w:ascii="Times New Roman" w:hAnsi="Times New Roman" w:cs="Times New Roman" w:hint="eastAsia"/>
-          <w:sz w:val="22"/>
-          <w:szCs w:val="22"/>
-          <w:lang w:eastAsia="zh-CN"/>
-        </w:rPr>
-        <w:t xml:space="preserve"> to </w:t>
-      </w:r>
-      <w:r>
-        <w:rPr>
-          <w:rFonts w:ascii="Times New Roman" w:hAnsi="Times New Roman" w:cs="Times New Roman"/>
-          <w:sz w:val="22"/>
-          <w:szCs w:val="22"/>
-        </w:rPr>
-        <w:t>0.518 per game.</w:t>
-      </w:r>
-      <w:r>
-        <w:rPr>
-          <w:rFonts w:ascii="Times New Roman" w:hAnsi="Times New Roman" w:cs="Times New Roman"/>
-          <w:sz w:val="22"/>
-          <w:szCs w:val="22"/>
-        </w:rPr>
-        <w:br/>
-        <w:t xml:space="preserve">While choosing card 1 offers the highest win probability (70.9%), it only yields an expected value of </w:t>
-      </w:r>
-      <w:r>
-        <w:rPr>
-          <w:rFonts w:ascii="Times New Roman" w:hAnsi="Times New Roman" w:cs="Times New Roman" w:hint="eastAsia"/>
-          <w:sz w:val="22"/>
-          <w:szCs w:val="22"/>
-          <w:lang w:eastAsia="zh-CN"/>
-        </w:rPr>
-        <w:t xml:space="preserve">payoff equal to </w:t>
-      </w:r>
-      <w:r>
-        <w:rPr>
-          <w:rFonts w:ascii="Times New Roman" w:hAnsi="Times New Roman" w:cs="Times New Roman"/>
-          <w:sz w:val="22"/>
-          <w:szCs w:val="22"/>
-        </w:rPr>
-        <w:t>0.294.</w:t>
-      </w:r>
-      <w:r>
-        <w:rPr>
-          <w:rFonts w:ascii="Times New Roman" w:hAnsi="Times New Roman" w:cs="Times New Roman"/>
-          <w:sz w:val="22"/>
-          <w:szCs w:val="22"/>
-        </w:rPr>
-        <w:br/>
-        <w:t xml:space="preserve">Card 2 provides a better balance of win probability (63.4%) and </w:t>
-      </w:r>
-      <w:r>
-        <w:rPr>
-          <w:rFonts w:ascii="Times New Roman" w:hAnsi="Times New Roman" w:cs="Times New Roman"/>
-          <w:sz w:val="22"/>
-          <w:szCs w:val="22"/>
-        </w:rPr>
-        <w:t xml:space="preserve">a </w:t>
-      </w:r>
-      <w:r>
-        <w:rPr>
-          <w:rFonts w:ascii="Times New Roman" w:hAnsi="Times New Roman" w:cs="Times New Roman"/>
-          <w:sz w:val="22"/>
-          <w:szCs w:val="22"/>
-        </w:rPr>
-        <w:t>higher payoff when winning.</w:t>
-      </w:r>
-      <w:r>
-        <w:rPr>
-          <w:rFonts w:ascii="Times New Roman" w:hAnsi="Times New Roman" w:cs="Times New Roman"/>
-          <w:sz w:val="22"/>
-          <w:szCs w:val="22"/>
-        </w:rPr>
-        <w:br/>
-        <w:t xml:space="preserve">As card </w:t>
-      </w:r>
-      <w:r>
-        <w:rPr>
-          <w:rFonts w:ascii="Times New Roman" w:hAnsi="Times New Roman" w:cs="Times New Roman"/>
-          <w:sz w:val="22"/>
-          <w:szCs w:val="22"/>
-          <w:lang w:eastAsia="zh-CN"/>
-        </w:rPr>
-        <w:t>numbers</w:t>
-      </w:r>
-      <w:r>
-        <w:rPr>
-          <w:rFonts w:ascii="Times New Roman" w:hAnsi="Times New Roman" w:cs="Times New Roman"/>
-          <w:sz w:val="22"/>
-          <w:szCs w:val="22"/>
-        </w:rPr>
-        <w:t xml:space="preserve"> increase, both expected values</w:t>
-      </w:r>
-      <w:r>
-        <w:rPr>
-          <w:rFonts w:ascii="Times New Roman" w:hAnsi="Times New Roman" w:cs="Times New Roman" w:hint="eastAsia"/>
-          <w:sz w:val="22"/>
-          <w:szCs w:val="22"/>
-          <w:lang w:eastAsia="zh-CN"/>
-        </w:rPr>
         <w:t xml:space="preserve"> of payoff</w:t>
       </w:r>
       <w:r>
@@ -6766,16 +6597,6 @@
         </w:rPr>
         <w:br/>
       </w:r>
-    </w:p>
-    <w:p>
-      <w:pPr>
-        <w:pStyle w:val="a0"/>
-        <w:rPr>
-          <w:rFonts w:ascii="Times New Roman" w:hAnsi="Times New Roman" w:cs="Times New Roman"/>
-          <w:sz w:val="22"/>
-          <w:szCs w:val="22"/>
-        </w:rPr>
-      </w:pPr>
       <w:r>
         <w:rPr>
           <w:rFonts w:ascii="Times New Roman" w:hAnsi="Times New Roman" w:cs="Times New Roman"/>
@@ -6789,15 +6610,16 @@
     </w:p>
     <w:sectPr>
       <w:pgSz w:w="12240" w:h="15840"/>
-      <w:pgMar w:top="1440" w:right="1800" w:bottom="1440" w:left="1800" w:header="720" w:footer="720" w:gutter="0"/>
+      <w:pgMar w:top="567" w:right="851" w:bottom="567" w:left="851" w:header="720" w:footer="720" w:gutter="0"/>
       <w:cols w:space="720"/>
+      <w:docGrid w:linePitch="326"/>
     </w:sectPr>
   </w:body>
 </w:document>
 </file>
 
 <file path=word/endnotes.xml><?xml version="1.0" encoding="utf-8"?>
-<w:endnotes xmlns:wpc="http://schemas.microsoft.com/office/word/2010/wordprocessingCanvas" xmlns:cx="http://schemas.microsoft.com/office/drawing/2014/chartex" xmlns:cx1="http://schemas.microsoft.com/office/drawing/2015/9/8/chartex" xmlns:cx2="http://schemas.microsoft.com/office/drawing/2015/10/21/chartex" xmlns:cx3="http://schemas.microsoft.com/office/drawing/2016/5/9/chartex" xmlns:cx4="http://schemas.microsoft.com/office/drawing/2016/5/10/chartex" xmlns:cx5="http://schemas.microsoft.com/office/drawing/2016/5/11/chartex" xmlns:cx6="http://schemas.microsoft.com/office/drawing/2016/5/12/chartex" xmlns:cx7="http://schemas.microsoft.com/office/drawing/2016/5/13/chartex" xmlns:cx8="http://schemas.microsoft.com/office/drawing/2016/5/14/chartex" xmlns:mc="http://schemas.openxmlformats.org/markup-compatibility/2006" xmlns:aink="http://schemas.microsoft.com/office/drawing/2016/ink" xmlns:am3d="http://schemas.microsoft.com/office/drawing/2017/model3d" xmlns:o="urn:schemas-microsoft-com:office:office" xmlns:oel="http://schemas.microsoft.com/office/2019/extlst" xmlns:r="http://schemas.openxmlformats.org/officeDocument/2006/relationships" xmlns:m="http://schemas.openxmlformats.org/officeDocument/2006/math" xmlns:v="urn:schemas-microsoft-com:vml" xmlns:wp14="http://schemas.microsoft.com/office/word/2010/wordprocessingDrawing" xmlns:wp="http://schemas.openxmlformats.org/drawingml/2006/wordprocessingDrawing" xmlns:w10="urn:schemas-microsoft-com:office:word" xmlns:w="http://schemas.openxmlformats.org/wordprocessingml/2006/main" xmlns:w14="http://schemas.microsoft.com/office/word/2010/wordml" xmlns:w15="http://schemas.microsoft.com/office/word/2012/wordml" xmlns:w16cex="http://schemas.microsoft.com/office/word/2018/wordml/cex" xmlns:w16cid="http://schemas.microsoft.com/office/word/2016/wordml/cid" xmlns:w16="http://schemas.microsoft.com/office/word/2018/wordml" xmlns:w16du="http://schemas.microsoft.com/office/word/2023/wordml/word16du" xmlns:w16sdtdh="http://schemas.microsoft.com/office/word/2020/wordml/sdtdatahash" xmlns:w16sdtfl="http://schemas.microsoft.com/office/word/2024/wordml/sdtformatlock" xmlns:w16se="http://schemas.microsoft.com/office/word/2015/wordml/symex" xmlns:wpg="http://schemas.microsoft.com/office/word/2010/wordprocessingGroup" xmlns:wpi="http://schemas.microsoft.com/office/word/2010/wordprocessingInk" xmlns:wne="http://schemas.microsoft.com/office/word/2006/wordml" xmlns:wps="http://schemas.microsoft.com/office/word/2010/wordprocessingShape" mc:Ignorable="w14 w15 w16se w16cid w16 w16cex w16sdtdh w16sdtfl w16du wp14">
+<w:endnotes xmlns:wpc="http://schemas.microsoft.com/office/word/2010/wordprocessingCanvas" xmlns:cx="http://schemas.microsoft.com/office/drawing/2014/chartex" xmlns:cx1="http://schemas.microsoft.com/office/drawing/2015/9/8/chartex" xmlns:cx2="http://schemas.microsoft.com/office/drawing/2015/10/21/chartex" xmlns:cx3="http://schemas.microsoft.com/office/drawing/2016/5/9/chartex" xmlns:cx4="http://schemas.microsoft.com/office/drawing/2016/5/10/chartex" xmlns:cx5="http://schemas.microsoft.com/office/drawing/2016/5/11/chartex" xmlns:cx6="http://schemas.microsoft.com/office/drawing/2016/5/12/chartex" xmlns:cx7="http://schemas.microsoft.com/office/drawing/2016/5/13/chartex" xmlns:cx8="http://schemas.microsoft.com/office/drawing/2016/5/14/chartex" xmlns:mc="http://schemas.openxmlformats.org/markup-compatibility/2006" xmlns:aink="http://schemas.microsoft.com/office/drawing/2016/ink" xmlns:am3d="http://schemas.microsoft.com/office/drawing/2017/model3d" xmlns:o="urn:schemas-microsoft-com:office:office" xmlns:oel="http://schemas.microsoft.com/office/2019/extlst" xmlns:r="http://schemas.openxmlformats.org/officeDocument/2006/relationships" xmlns:m="http://schemas.openxmlformats.org/officeDocument/2006/math" xmlns:v="urn:schemas-microsoft-com:vml" xmlns:wp14="http://schemas.microsoft.com/office/word/2010/wordprocessingDrawing" xmlns:wp="http://schemas.openxmlformats.org/drawingml/2006/wordprocessingDrawing" xmlns:w10="urn:schemas-microsoft-com:office:word" xmlns:w="http://schemas.openxmlformats.org/wordprocessingml/2006/main" xmlns:w14="http://schemas.microsoft.com/office/word/2010/wordml" xmlns:w15="http://schemas.microsoft.com/office/word/2012/wordml" xmlns:w16cex="http://schemas.microsoft.com/office/word/2018/wordml/cex" xmlns:w16cid="http://schemas.microsoft.com/office/word/2016/wordml/cid" xmlns:w16="http://schemas.microsoft.com/office/word/2018/wordml" xmlns:w16du="http://schemas.microsoft.com/office/word/2023/wordml/word16du" xmlns:w16sdtdh="http://schemas.microsoft.com/office/word/2020/wordml/sdtdatahash" xmlns:w16se="http://schemas.microsoft.com/office/word/2015/wordml/symex" xmlns:wpg="http://schemas.microsoft.com/office/word/2010/wordprocessingGroup" xmlns:wpi="http://schemas.microsoft.com/office/word/2010/wordprocessingInk" xmlns:wne="http://schemas.microsoft.com/office/word/2006/wordml" xmlns:wps="http://schemas.microsoft.com/office/word/2010/wordprocessingShape" mc:Ignorable="w14 w15 w16se w16cid w16 w16cex w16sdtdh w16du wp14">
   <w:endnote w:type="separator" w:id="-1">
     <w:p>
       <w:pPr>
@@ -6822,7 +6644,7 @@
 </file>
 
 <file path=word/footnotes.xml><?xml version="1.0" encoding="utf-8"?>
-<w:footnotes xmlns:wpc="http://schemas.microsoft.com/office/word/2010/wordprocessingCanvas" xmlns:cx="http://schemas.microsoft.com/office/drawing/2014/chartex" xmlns:cx1="http://schemas.microsoft.com/office/drawing/2015/9/8/chartex" xmlns:cx2="http://schemas.microsoft.com/office/drawing/2015/10/21/chartex" xmlns:cx3="http://schemas.microsoft.com/office/drawing/2016/5/9/chartex" xmlns:cx4="http://schemas.microsoft.com/office/drawing/2016/5/10/chartex" xmlns:cx5="http://schemas.microsoft.com/office/drawing/2016/5/11/chartex" xmlns:cx6="http://schemas.microsoft.com/office/drawing/2016/5/12/chartex" xmlns:cx7="http://schemas.microsoft.com/office/drawing/2016/5/13/chartex" xmlns:cx8="http://schemas.microsoft.com/office/drawing/2016/5/14/chartex" xmlns:mc="http://schemas.openxmlformats.org/markup-compatibility/2006" xmlns:aink="http://schemas.microsoft.com/office/drawing/2016/ink" xmlns:am3d="http://schemas.microsoft.com/office/drawing/2017/model3d" xmlns:o="urn:schemas-microsoft-com:office:office" xmlns:oel="http://schemas.microsoft.com/office/2019/extlst" xmlns:r="http://schemas.openxmlformats.org/officeDocument/2006/relationships" xmlns:m="http://schemas.openxmlformats.org/officeDocument/2006/math" xmlns:v="urn:schemas-microsoft-com:vml" xmlns:wp14="http://schemas.microsoft.com/office/word/2010/wordprocessingDrawing" xmlns:wp="http://schemas.openxmlformats.org/drawingml/2006/wordprocessingDrawing" xmlns:w10="urn:schemas-microsoft-com:office:word" xmlns:w="http://schemas.openxmlformats.org/wordprocessingml/2006/main" xmlns:w14="http://schemas.microsoft.com/office/word/2010/wordml" xmlns:w15="http://schemas.microsoft.com/office/word/2012/wordml" xmlns:w16cex="http://schemas.microsoft.com/office/word/2018/wordml/cex" xmlns:w16cid="http://schemas.microsoft.com/office/word/2016/wordml/cid" xmlns:w16="http://schemas.microsoft.com/office/word/2018/wordml" xmlns:w16du="http://schemas.microsoft.com/office/word/2023/wordml/word16du" xmlns:w16sdtdh="http://schemas.microsoft.com/office/word/2020/wordml/sdtdatahash" xmlns:w16sdtfl="http://schemas.microsoft.com/office/word/2024/wordml/sdtformatlock" xmlns:w16se="http://schemas.microsoft.com/office/word/2015/wordml/symex" xmlns:wpg="http://schemas.microsoft.com/office/word/2010/wordprocessingGroup" xmlns:wpi="http://schemas.microsoft.com/office/word/2010/wordprocessingInk" xmlns:wne="http://schemas.microsoft.com/office/word/2006/wordml" xmlns:wps="http://schemas.microsoft.com/office/word/2010/wordprocessingShape" mc:Ignorable="w14 w15 w16se w16cid w16 w16cex w16sdtdh w16sdtfl w16du wp14">
+<w:footnotes xmlns:wpc="http://schemas.microsoft.com/office/word/2010/wordprocessingCanvas" xmlns:cx="http://schemas.microsoft.com/office/drawing/2014/chartex" xmlns:cx1="http://schemas.microsoft.com/office/drawing/2015/9/8/chartex" xmlns:cx2="http://schemas.microsoft.com/office/drawing/2015/10/21/chartex" xmlns:cx3="http://schemas.microsoft.com/office/drawing/2016/5/9/chartex" xmlns:cx4="http://schemas.microsoft.com/office/drawing/2016/5/10/chartex" xmlns:cx5="http://schemas.microsoft.com/office/drawing/2016/5/11/chartex" xmlns:cx6="http://schemas.microsoft.com/office/drawing/2016/5/12/chartex" xmlns:cx7="http://schemas.microsoft.com/office/drawing/2016/5/13/chartex" xmlns:cx8="http://schemas.microsoft.com/office/drawing/2016/5/14/chartex" xmlns:mc="http://schemas.openxmlformats.org/markup-compatibility/2006" xmlns:aink="http://schemas.microsoft.com/office/drawing/2016/ink" xmlns:am3d="http://schemas.microsoft.com/office/drawing/2017/model3d" xmlns:o="urn:schemas-microsoft-com:office:office" xmlns:oel="http://schemas.microsoft.com/office/2019/extlst" xmlns:r="http://schemas.openxmlformats.org/officeDocument/2006/relationships" xmlns:m="http://schemas.openxmlformats.org/officeDocument/2006/math" xmlns:v="urn:schemas-microsoft-com:vml" xmlns:wp14="http://schemas.microsoft.com/office/word/2010/wordprocessingDrawing" xmlns:wp="http://schemas.openxmlformats.org/drawingml/2006/wordprocessingDrawing" xmlns:w10="urn:schemas-microsoft-com:office:word" xmlns:w="http://schemas.openxmlformats.org/wordprocessingml/2006/main" xmlns:w14="http://schemas.microsoft.com/office/word/2010/wordml" xmlns:w15="http://schemas.microsoft.com/office/word/2012/wordml" xmlns:w16cex="http://schemas.microsoft.com/office/word/2018/wordml/cex" xmlns:w16cid="http://schemas.microsoft.com/office/word/2016/wordml/cid" xmlns:w16="http://schemas.microsoft.com/office/word/2018/wordml" xmlns:w16du="http://schemas.microsoft.com/office/word/2023/wordml/word16du" xmlns:w16sdtdh="http://schemas.microsoft.com/office/word/2020/wordml/sdtdatahash" xmlns:w16se="http://schemas.microsoft.com/office/word/2015/wordml/symex" xmlns:wpg="http://schemas.microsoft.com/office/word/2010/wordprocessingGroup" xmlns:wpi="http://schemas.microsoft.com/office/word/2010/wordprocessingInk" xmlns:wne="http://schemas.microsoft.com/office/word/2006/wordml" xmlns:wps="http://schemas.microsoft.com/office/word/2010/wordprocessingShape" mc:Ignorable="w14 w15 w16se w16cid w16 w16cex w16sdtdh w16du wp14">
   <w:footnote w:type="separator" w:id="-1">
     <w:p>
       <w:pPr>
@@ -6847,7 +6669,7 @@
 </file>
 
 <file path=word/numbering.xml><?xml version="1.0" encoding="utf-8"?>
-<w:numbering xmlns:wpc="http://schemas.microsoft.com/office/word/2010/wordprocessingCanvas" xmlns:cx="http://schemas.microsoft.com/office/drawing/2014/chartex" xmlns:cx1="http://schemas.microsoft.com/office/drawing/2015/9/8/chartex" xmlns:cx2="http://schemas.microsoft.com/office/drawing/2015/10/21/chartex" xmlns:cx3="http://schemas.microsoft.com/office/drawing/2016/5/9/chartex" xmlns:cx4="http://schemas.microsoft.com/office/drawing/2016/5/10/chartex" xmlns:cx5="http://schemas.microsoft.com/office/drawing/2016/5/11/chartex" xmlns:cx6="http://schemas.microsoft.com/office/drawing/2016/5/12/chartex" xmlns:cx7="http://schemas.microsoft.com/office/drawing/2016/5/13/chartex" xmlns:cx8="http://schemas.microsoft.com/office/drawing/2016/5/14/chartex" xmlns:mc="http://schemas.openxmlformats.org/markup-compatibility/2006" xmlns:aink="http://schemas.microsoft.com/office/drawing/2016/ink" xmlns:am3d="http://schemas.microsoft.com/office/drawing/2017/model3d" xmlns:o="urn:schemas-microsoft-com:office:office" xmlns:oel="http://schemas.microsoft.com/office/2019/extlst" xmlns:r="http://schemas.openxmlformats.org/officeDocument/2006/relationships" xmlns:m="http://schemas.openxmlformats.org/officeDocument/2006/math" xmlns:v="urn:schemas-microsoft-com:vml" xmlns:wp14="http://schemas.microsoft.com/office/word/2010/wordprocessingDrawing" xmlns:wp="http://schemas.openxmlformats.org/drawingml/2006/wordprocessingDrawing" xmlns:w10="urn:schemas-microsoft-com:office:word" xmlns:w="http://schemas.openxmlformats.org/wordprocessingml/2006/main" xmlns:w14="http://schemas.microsoft.com/office/word/2010/wordml" xmlns:w15="http://schemas.microsoft.com/office/word/2012/wordml" xmlns:w16cex="http://schemas.microsoft.com/office/word/2018/wordml/cex" xmlns:w16cid="http://schemas.microsoft.com/office/word/2016/wordml/cid" xmlns:w16="http://schemas.microsoft.com/office/word/2018/wordml" xmlns:w16du="http://schemas.microsoft.com/office/word/2023/wordml/word16du" xmlns:w16sdtdh="http://schemas.microsoft.com/office/word/2020/wordml/sdtdatahash" xmlns:w16sdtfl="http://schemas.microsoft.com/office/word/2024/wordml/sdtformatlock" xmlns:w16se="http://schemas.microsoft.com/office/word/2015/wordml/symex" xmlns:wpg="http://schemas.microsoft.com/office/word/2010/wordprocessingGroup" xmlns:wpi="http://schemas.microsoft.com/office/word/2010/wordprocessingInk" xmlns:wne="http://schemas.microsoft.com/office/word/2006/wordml" xmlns:wps="http://schemas.microsoft.com/office/word/2010/wordprocessingShape" mc:Ignorable="w14 w15 w16se w16cid w16 w16cex w16sdtdh w16sdtfl w16du wp14">
+<w:numbering xmlns:wpc="http://schemas.microsoft.com/office/word/2010/wordprocessingCanvas" xmlns:cx="http://schemas.microsoft.com/office/drawing/2014/chartex" xmlns:cx1="http://schemas.microsoft.com/office/drawing/2015/9/8/chartex" xmlns:cx2="http://schemas.microsoft.com/office/drawing/2015/10/21/chartex" xmlns:cx3="http://schemas.microsoft.com/office/drawing/2016/5/9/chartex" xmlns:cx4="http://schemas.microsoft.com/office/drawing/2016/5/10/chartex" xmlns:cx5="http://schemas.microsoft.com/office/drawing/2016/5/11/chartex" xmlns:cx6="http://schemas.microsoft.com/office/drawing/2016/5/12/chartex" xmlns:cx7="http://schemas.microsoft.com/office/drawing/2016/5/13/chartex" xmlns:cx8="http://schemas.microsoft.com/office/drawing/2016/5/14/chartex" xmlns:mc="http://schemas.openxmlformats.org/markup-compatibility/2006" xmlns:aink="http://schemas.microsoft.com/office/drawing/2016/ink" xmlns:am3d="http://schemas.microsoft.com/office/drawing/2017/model3d" xmlns:o="urn:schemas-microsoft-com:office:office" xmlns:oel="http://schemas.microsoft.com/office/2019/extlst" xmlns:r="http://schemas.openxmlformats.org/officeDocument/2006/relationships" xmlns:m="http://schemas.openxmlformats.org/officeDocument/2006/math" xmlns:v="urn:schemas-microsoft-com:vml" xmlns:wp14="http://schemas.microsoft.com/office/word/2010/wordprocessingDrawing" xmlns:wp="http://schemas.openxmlformats.org/drawingml/2006/wordprocessingDrawing" xmlns:w10="urn:schemas-microsoft-com:office:word" xmlns:w="http://schemas.openxmlformats.org/wordprocessingml/2006/main" xmlns:w14="http://schemas.microsoft.com/office/word/2010/wordml" xmlns:w15="http://schemas.microsoft.com/office/word/2012/wordml" xmlns:w16cex="http://schemas.microsoft.com/office/word/2018/wordml/cex" xmlns:w16cid="http://schemas.microsoft.com/office/word/2016/wordml/cid" xmlns:w16="http://schemas.microsoft.com/office/word/2018/wordml" xmlns:w16du="http://schemas.microsoft.com/office/word/2023/wordml/word16du" xmlns:w16sdtdh="http://schemas.microsoft.com/office/word/2020/wordml/sdtdatahash" xmlns:w16se="http://schemas.microsoft.com/office/word/2015/wordml/symex" xmlns:wpg="http://schemas.microsoft.com/office/word/2010/wordprocessingGroup" xmlns:wpi="http://schemas.microsoft.com/office/word/2010/wordprocessingInk" xmlns:wne="http://schemas.microsoft.com/office/word/2006/wordml" xmlns:wps="http://schemas.microsoft.com/office/word/2010/wordprocessingShape" mc:Ignorable="w14 w15 w16se w16cid w16 w16cex w16sdtdh w16du wp14">
   <w:abstractNum w:abstractNumId="0" w15:restartNumberingAfterBreak="0">
     <w:nsid w:val="0000A990"/>
     <w:multiLevelType w:val="multilevel"/>
@@ -6932,7 +6754,7 @@
 </file>
 
 <file path=word/styles.xml><?xml version="1.0" encoding="utf-8"?>
-<w:styles xmlns:mc="http://schemas.openxmlformats.org/markup-compatibility/2006" xmlns:r="http://schemas.openxmlformats.org/officeDocument/2006/relationships" xmlns:w="http://schemas.openxmlformats.org/wordprocessingml/2006/main" xmlns:w14="http://schemas.microsoft.com/office/word/2010/wordml" xmlns:w15="http://schemas.microsoft.com/office/word/2012/wordml" xmlns:w16cex="http://schemas.microsoft.com/office/word/2018/wordml/cex" xmlns:w16cid="http://schemas.microsoft.com/office/word/2016/wordml/cid" xmlns:w16="http://schemas.microsoft.com/office/word/2018/wordml" xmlns:w16du="http://schemas.microsoft.com/office/word/2023/wordml/word16du" xmlns:w16sdtdh="http://schemas.microsoft.com/office/word/2020/wordml/sdtdatahash" xmlns:w16sdtfl="http://schemas.microsoft.com/office/word/2024/wordml/sdtformatlock" xmlns:w16se="http://schemas.microsoft.com/office/word/2015/wordml/symex" mc:Ignorable="w14 w15 w16se w16cid w16 w16cex w16sdtdh w16sdtfl w16du">
+<w:styles xmlns:mc="http://schemas.openxmlformats.org/markup-compatibility/2006" xmlns:r="http://schemas.openxmlformats.org/officeDocument/2006/relationships" xmlns:w="http://schemas.openxmlformats.org/wordprocessingml/2006/main" xmlns:w14="http://schemas.microsoft.com/office/word/2010/wordml" xmlns:w15="http://schemas.microsoft.com/office/word/2012/wordml" xmlns:w16cex="http://schemas.microsoft.com/office/word/2018/wordml/cex" xmlns:w16cid="http://schemas.microsoft.com/office/word/2016/wordml/cid" xmlns:w16="http://schemas.microsoft.com/office/word/2018/wordml" xmlns:w16du="http://schemas.microsoft.com/office/word/2023/wordml/word16du" xmlns:w16sdtdh="http://schemas.microsoft.com/office/word/2020/wordml/sdtdatahash" xmlns:w16se="http://schemas.microsoft.com/office/word/2015/wordml/symex" mc:Ignorable="w14 w15 w16se w16cid w16 w16cex w16sdtdh w16du">
   <w:docDefaults>
     <w:rPrDefault>
       <w:rPr>
